--- a/documentacion/entregables/Informe_Principal_Auditoria.docx
+++ b/documentacion/entregables/Informe_Principal_Auditoria.docx
@@ -271,6 +271,42 @@
     </w:p>
     <w:p>
       <w:pPr>
+        <w:pStyle w:val="ListBullet"/>
+      </w:pPr>
+      <w:r>
+        <w:rPr>
+          <w:rFonts w:ascii="Times New Roman" w:hAnsi="Times New Roman"/>
+          <w:sz w:val="24"/>
+        </w:rPr>
+        <w:t>Tabla 9. Resumen de evidencias integradas al informe.</w:t>
+      </w:r>
+    </w:p>
+    <w:p>
+      <w:pPr>
+        <w:pStyle w:val="ListBullet"/>
+      </w:pPr>
+      <w:r>
+        <w:rPr>
+          <w:rFonts w:ascii="Times New Roman" w:hAnsi="Times New Roman"/>
+          <w:sz w:val="24"/>
+        </w:rPr>
+        <w:t>Tabla 10. Interpretacion de puertos y servicios detectados con Nmap.</w:t>
+      </w:r>
+    </w:p>
+    <w:p>
+      <w:pPr>
+        <w:pStyle w:val="ListBullet"/>
+      </w:pPr>
+      <w:r>
+        <w:rPr>
+          <w:rFonts w:ascii="Times New Roman" w:hAnsi="Times New Roman"/>
+          <w:sz w:val="24"/>
+        </w:rPr>
+        <w:t>Tabla 11. Relacion entre fallas prediseñadas, evidencia y control propuesto.</w:t>
+      </w:r>
+    </w:p>
+    <w:p>
+      <w:pPr>
         <w:pStyle w:val="Heading1"/>
       </w:pPr>
       <w:r>
@@ -326,6 +362,186 @@
       </w:r>
     </w:p>
     <w:p>
+      <w:pPr>
+        <w:pStyle w:val="ListBullet"/>
+      </w:pPr>
+      <w:r>
+        <w:rPr>
+          <w:rFonts w:ascii="Times New Roman" w:hAnsi="Times New Roman"/>
+          <w:sz w:val="24"/>
+        </w:rPr>
+        <w:t>Figura 5. Direcciones IP del laboratorio.</w:t>
+      </w:r>
+    </w:p>
+    <w:p>
+      <w:pPr>
+        <w:pStyle w:val="ListBullet"/>
+      </w:pPr>
+      <w:r>
+        <w:rPr>
+          <w:rFonts w:ascii="Times New Roman" w:hAnsi="Times New Roman"/>
+          <w:sz w:val="24"/>
+        </w:rPr>
+        <w:t>Figura 6. Servicio Flask ejecutandose en Fedora.</w:t>
+      </w:r>
+    </w:p>
+    <w:p>
+      <w:pPr>
+        <w:pStyle w:val="ListBullet"/>
+      </w:pPr>
+      <w:r>
+        <w:rPr>
+          <w:rFonts w:ascii="Times New Roman" w:hAnsi="Times New Roman"/>
+          <w:sz w:val="24"/>
+        </w:rPr>
+        <w:t>Figura 7. Acceso al login desde Kali Linux.</w:t>
+      </w:r>
+    </w:p>
+    <w:p>
+      <w:pPr>
+        <w:pStyle w:val="ListBullet"/>
+      </w:pPr>
+      <w:r>
+        <w:rPr>
+          <w:rFonts w:ascii="Times New Roman" w:hAnsi="Times New Roman"/>
+          <w:sz w:val="24"/>
+        </w:rPr>
+        <w:t>Figura 8. Panel principal accesible desde Kali.</w:t>
+      </w:r>
+    </w:p>
+    <w:p>
+      <w:pPr>
+        <w:pStyle w:val="ListBullet"/>
+      </w:pPr>
+      <w:r>
+        <w:rPr>
+          <w:rFonts w:ascii="Times New Roman" w:hAnsi="Times New Roman"/>
+          <w:sz w:val="24"/>
+        </w:rPr>
+        <w:t>Figura 9. Modulo de clientes.</w:t>
+      </w:r>
+    </w:p>
+    <w:p>
+      <w:pPr>
+        <w:pStyle w:val="ListBullet"/>
+      </w:pPr>
+      <w:r>
+        <w:rPr>
+          <w:rFonts w:ascii="Times New Roman" w:hAnsi="Times New Roman"/>
+          <w:sz w:val="24"/>
+        </w:rPr>
+        <w:t>Figura 10. Busqueda de productos.</w:t>
+      </w:r>
+    </w:p>
+    <w:p>
+      <w:pPr>
+        <w:pStyle w:val="ListBullet"/>
+      </w:pPr>
+      <w:r>
+        <w:rPr>
+          <w:rFonts w:ascii="Times New Roman" w:hAnsi="Times New Roman"/>
+          <w:sz w:val="24"/>
+        </w:rPr>
+        <w:t>Figura 11. Modulo de reportes.</w:t>
+      </w:r>
+    </w:p>
+    <w:p>
+      <w:pPr>
+        <w:pStyle w:val="ListBullet"/>
+      </w:pPr>
+      <w:r>
+        <w:rPr>
+          <w:rFonts w:ascii="Times New Roman" w:hAnsi="Times New Roman"/>
+          <w:sz w:val="24"/>
+        </w:rPr>
+        <w:t>Figura 12. Resultado de Nmap con deteccion de servicio.</w:t>
+      </w:r>
+    </w:p>
+    <w:p>
+      <w:pPr>
+        <w:pStyle w:val="ListBullet"/>
+      </w:pPr>
+      <w:r>
+        <w:rPr>
+          <w:rFonts w:ascii="Times New Roman" w:hAnsi="Times New Roman"/>
+          <w:sz w:val="24"/>
+        </w:rPr>
+        <w:t>Figura 13. Escaneo de puertos desde Kali.</w:t>
+      </w:r>
+    </w:p>
+    <w:p>
+      <w:pPr>
+        <w:pStyle w:val="ListBullet"/>
+      </w:pPr>
+      <w:r>
+        <w:rPr>
+          <w:rFonts w:ascii="Times New Roman" w:hAnsi="Times New Roman"/>
+          <w:sz w:val="24"/>
+        </w:rPr>
+        <w:t>Figura 14. Confirmacion de servicios desde Fedora.</w:t>
+      </w:r>
+    </w:p>
+    <w:p>
+      <w:pPr>
+        <w:pStyle w:val="ListBullet"/>
+      </w:pPr>
+      <w:r>
+        <w:rPr>
+          <w:rFonts w:ascii="Times New Roman" w:hAnsi="Times New Roman"/>
+          <w:sz w:val="24"/>
+        </w:rPr>
+        <w:t>Figura 15. Resultado de Nessus sin autenticacion.</w:t>
+      </w:r>
+    </w:p>
+    <w:p>
+      <w:pPr>
+        <w:pStyle w:val="ListBullet"/>
+      </w:pPr>
+      <w:r>
+        <w:rPr>
+          <w:rFonts w:ascii="Times New Roman" w:hAnsi="Times New Roman"/>
+          <w:sz w:val="24"/>
+        </w:rPr>
+        <w:t>Figura 16. Prueba de SQL Injection en login.</w:t>
+      </w:r>
+    </w:p>
+    <w:p>
+      <w:pPr>
+        <w:pStyle w:val="ListBullet"/>
+      </w:pPr>
+      <w:r>
+        <w:rPr>
+          <w:rFonts w:ascii="Times New Roman" w:hAnsi="Times New Roman"/>
+          <w:sz w:val="24"/>
+        </w:rPr>
+        <w:t>Figura 17. Prueba de XSS reflejado.</w:t>
+      </w:r>
+    </w:p>
+    <w:p>
+      <w:pPr>
+        <w:pStyle w:val="ListBullet"/>
+      </w:pPr>
+      <w:r>
+        <w:rPr>
+          <w:rFonts w:ascii="Times New Roman" w:hAnsi="Times New Roman"/>
+          <w:sz w:val="24"/>
+        </w:rPr>
+        <w:t>Figura 18. Prueba de XSS almacenado.</w:t>
+      </w:r>
+    </w:p>
+    <w:p>
+      <w:pPr>
+        <w:pStyle w:val="ListBullet"/>
+      </w:pPr>
+      <w:r>
+        <w:rPr>
+          <w:rFonts w:ascii="Times New Roman" w:hAnsi="Times New Roman"/>
+          <w:sz w:val="24"/>
+        </w:rPr>
+        <w:t>Figura 19. Contrasenas almacenadas en texto plano.</w:t>
+      </w:r>
+    </w:p>
+    <w:p>
       <w:r>
         <w:br w:type="page"/>
       </w:r>
@@ -347,7 +563,7 @@
           <w:rFonts w:ascii="Times New Roman" w:hAnsi="Times New Roman"/>
           <w:sz w:val="24"/>
         </w:rPr>
-        <w:t>El presente documento describe la auditoria de seguridad aplicada a un sistema web de ventas desarrollado en Python con el framework Flask y desplegado en un entorno Linux Fedora 39. El proyecto fue planteado como un laboratorio academico controlado, por lo que las vulnerabilidades presentes en el sistema fueron incorporadas de manera intencional para permitir su identificacion, analisis y tratamiento mediante herramientas de auditoria.</w:t>
+        <w:t>El presente informe documenta el desarrollo, despliegue y auditoria de seguridad de un sistema web de ventas implementado en Python mediante el framework Flask y ejecutado sobre un servidor Linux Fedora 39. El trabajo responde a la necesidad academica de contar con un software propio, con codigo fuente disponible, que permita demostrar un proceso de auditoria de seguridad desde una perspectiva tecnica y documental. Para ello, el sistema fue diseñado como una aplicacion funcional pero deliberadamente vulnerable, de modo que sea posible identificar fallas prediseñadas, analizarlas con herramientas de reconocimiento y evaluacion, y finalmente proponer controles de mitigacion.</w:t>
       </w:r>
     </w:p>
     <w:p>
@@ -359,7 +575,67 @@
           <w:rFonts w:ascii="Times New Roman" w:hAnsi="Times New Roman"/>
           <w:sz w:val="24"/>
         </w:rPr>
-        <w:t>La auditoria contempla la revision del sistema web, la base de datos SQLite, el servidor Fedora, los controles de contrasenas y los resultados esperados de herramientas como Nmap y Nessus Essentials. El objetivo no es publicar un sistema en produccion, sino demostrar un ciclo de auditoria: despliegue, reconocimiento, identificacion de amenazas, valoracion de riesgos y propuesta de controles.</w:t>
+        <w:t>El escenario de laboratorio se construyo utilizando maquinas virtuales. Fedora 39 cumple el rol de servidor auditado, ya que aloja el sistema web de ventas, la base de datos SQLite y el servicio Flask expuesto en el puerto 5000/TCP. Kali Linux cumple el rol de maquina auditora, desde donde se valida el acceso al sistema, se ejecutan comandos de reconocimiento con Nmap y se realizan pruebas manuales sobre la aplicacion. Nessus Essentials se utiliza para complementar el analisis mediante un escaneo automatizado de vulnerabilidades, configuraciones HTTP y servicios visibles en el servidor.</w:t>
+      </w:r>
+    </w:p>
+    <w:p>
+      <w:pPr>
+        <w:jc w:val="both"/>
+      </w:pPr>
+      <w:r>
+        <w:rPr>
+          <w:rFonts w:ascii="Times New Roman" w:hAnsi="Times New Roman"/>
+          <w:sz w:val="24"/>
+        </w:rPr>
+        <w:t>La separacion entre servidor y maquina auditora permite representar de manera mas realista un proceso de auditoria. En lugar de ejecutar todas las herramientas dentro del mismo servidor, el analisis se realiza desde una maquina externa conectada a la misma red de laboratorio. Esta arquitectura permite evidenciar que el sistema no solo funciona localmente en Fedora, sino que tambien es accesible desde otra maquina y, por tanto, expone una superficie de ataque que puede ser reconocida por herramientas de seguridad.</w:t>
+      </w:r>
+    </w:p>
+    <w:p>
+      <w:pPr>
+        <w:jc w:val="both"/>
+      </w:pPr>
+      <w:r>
+        <w:rPr>
+          <w:rFonts w:ascii="Times New Roman" w:hAnsi="Times New Roman"/>
+          <w:sz w:val="24"/>
+        </w:rPr>
+        <w:t>El sistema de ventas incluye modulos basicos de autenticacion, productos, clientes, ventas, reportes y busqueda. Aunque su complejidad funcional es moderada, contiene vulnerabilidades intencionales utiles para el aprendizaje: credenciales debiles, contrasenas almacenadas en texto plano, SQL Injection en el formulario de login y en la busqueda, XSS reflejado, XSS almacenado, ausencia de proteccion CSRF, uso de una clave de sesion debil y ejecucion en modo debug. Estas fallas permiten relacionar la parte practica del laboratorio con conceptos teoricos de seguridad de aplicaciones web.</w:t>
+      </w:r>
+    </w:p>
+    <w:p>
+      <w:pPr>
+        <w:jc w:val="both"/>
+      </w:pPr>
+      <w:r>
+        <w:rPr>
+          <w:rFonts w:ascii="Times New Roman" w:hAnsi="Times New Roman"/>
+          <w:sz w:val="24"/>
+        </w:rPr>
+        <w:t>El analisis no se limita a reportar hallazgos tecnicos. Tambien incluye la identificacion de amenazas, la descripcion de vulnerabilidades, una tabla de analisis de riesgos, controles recomendados para el sistema web y el servidor, y una politica de uso de contrasenas. De esta manera, el proyecto aborda tanto la dimension tecnica de la auditoria como la dimension administrativa solicitada en la materia, donde se espera generar documentos de soporte, controles, politicas y evidencias.</w:t>
+      </w:r>
+    </w:p>
+    <w:p>
+      <w:pPr>
+        <w:jc w:val="both"/>
+      </w:pPr>
+      <w:r>
+        <w:rPr>
+          <w:rFonts w:ascii="Times New Roman" w:hAnsi="Times New Roman"/>
+          <w:sz w:val="24"/>
+        </w:rPr>
+        <w:t>Es importante aclarar que el objetivo del proyecto no es publicar un sistema inseguro en internet ni simular un entorno productivo real. El despliegue se realiza unicamente en una red controlada de VirtualBox durante la practica y la presentacion. Esta decision reduce riesgos, permite ejecutar pruebas sin afectar terceros y facilita la documentacion ordenada de cada paso. Por tanto, las vulnerabilidades presentes deben entenderse como recursos didacticos incorporados para demostrar el proceso de auditoria, no como errores accidentales de un sistema destinado a produccion.</w:t>
+      </w:r>
+    </w:p>
+    <w:p>
+      <w:pPr>
+        <w:jc w:val="both"/>
+      </w:pPr>
+      <w:r>
+        <w:rPr>
+          <w:rFonts w:ascii="Times New Roman" w:hAnsi="Times New Roman"/>
+          <w:sz w:val="24"/>
+        </w:rPr>
+        <w:t>La documentacion presentada se organiza siguiendo un formato academico cercano a APA 7: margenes de 2.54 cm, tipografia Times New Roman, tamano 12 para el cuerpo del texto, titulos jerarquicos, tablas y figuras numeradas, y referencias bibliograficas al final. Las capturas integradas provienen del despliegue real y de las pruebas ejecutadas sobre el laboratorio, por lo que sirven como evidencia de que el sistema fue instalado, ejecutado, accedido desde Kali, analizado con Nmap y Nessus, y probado manualmente para validar las fallas prediseñadas.</w:t>
       </w:r>
     </w:p>
     <w:p>
@@ -2698,7 +2974,7 @@
         <w:pStyle w:val="Heading1"/>
       </w:pPr>
       <w:r>
-        <w:t>Analisis con Nmap</w:t>
+        <w:t>Evidencias del despliegue y auditoria</w:t>
       </w:r>
     </w:p>
     <w:p>
@@ -2710,7 +2986,3129 @@
           <w:rFonts w:ascii="Times New Roman" w:hAnsi="Times New Roman"/>
           <w:sz w:val="24"/>
         </w:rPr>
-        <w:t>Nmap se utiliza para identificar el puerto 5000 abierto y la informacion basica del servicio expuesto. En una auditoria real, estos resultados permiten reconocer superficie de ataque y validar que no existan servicios innecesarios expuestos.</w:t>
+        <w:t>Las siguientes evidencias fueron obtenidas durante la ejecucion del laboratorio. Su objetivo es demostrar que el sistema no solo existe como codigo fuente, sino que fue desplegado en Fedora 39, accedido desde Kali Linux y analizado con herramientas de auditoria. La secuencia de capturas permite reconstruir el proceso completo: configuracion de red, ejecucion del servicio, acceso al sistema, reconocimiento con Nmap, validacion con Nessus y pruebas manuales de fallas prediseñadas.</w:t>
+      </w:r>
+    </w:p>
+    <w:tbl>
+      <w:tblPr>
+        <w:tblStyle w:val="TableGrid"/>
+        <w:tblW w:type="auto" w:w="0"/>
+        <w:jc w:val="center"/>
+        <w:tblLook w:firstColumn="1" w:firstRow="1" w:lastColumn="0" w:lastRow="0" w:noHBand="0" w:noVBand="1" w:val="04A0"/>
+      </w:tblPr>
+      <w:tblGrid>
+        <w:gridCol w:w="3120"/>
+        <w:gridCol w:w="3120"/>
+        <w:gridCol w:w="3120"/>
+      </w:tblGrid>
+      <w:tr>
+        <w:trPr>
+          <w:tblHeader w:val="true"/>
+        </w:trPr>
+        <w:tc>
+          <w:tcPr>
+            <w:tcW w:type="dxa" w:w="3120"/>
+            <w:vAlign w:val="center"/>
+            <w:shd w:fill="E8EEF5"/>
+          </w:tcPr>
+          <w:p>
+            <w:pPr>
+              <w:jc w:val="left"/>
+            </w:pPr>
+            <w:r>
+              <w:rPr>
+                <w:rFonts w:ascii="Times New Roman" w:hAnsi="Times New Roman"/>
+                <w:b/>
+                <w:sz w:val="18"/>
+              </w:rPr>
+            </w:r>
+            <w:r>
+              <w:rPr>
+                <w:rFonts w:ascii="Times New Roman" w:hAnsi="Times New Roman"/>
+                <w:b/>
+                <w:sz w:val="18"/>
+              </w:rPr>
+              <w:t>Evidencia</w:t>
+            </w:r>
+          </w:p>
+        </w:tc>
+        <w:tc>
+          <w:tcPr>
+            <w:tcW w:type="dxa" w:w="3120"/>
+            <w:vAlign w:val="center"/>
+            <w:shd w:fill="E8EEF5"/>
+          </w:tcPr>
+          <w:p>
+            <w:pPr>
+              <w:jc w:val="left"/>
+            </w:pPr>
+            <w:r>
+              <w:rPr>
+                <w:rFonts w:ascii="Times New Roman" w:hAnsi="Times New Roman"/>
+                <w:b/>
+                <w:sz w:val="18"/>
+              </w:rPr>
+            </w:r>
+            <w:r>
+              <w:rPr>
+                <w:rFonts w:ascii="Times New Roman" w:hAnsi="Times New Roman"/>
+                <w:b/>
+                <w:sz w:val="18"/>
+              </w:rPr>
+              <w:t>Resultado observado</w:t>
+            </w:r>
+          </w:p>
+        </w:tc>
+        <w:tc>
+          <w:tcPr>
+            <w:tcW w:type="dxa" w:w="3120"/>
+            <w:vAlign w:val="center"/>
+            <w:shd w:fill="E8EEF5"/>
+          </w:tcPr>
+          <w:p>
+            <w:pPr>
+              <w:jc w:val="left"/>
+            </w:pPr>
+            <w:r>
+              <w:rPr>
+                <w:rFonts w:ascii="Times New Roman" w:hAnsi="Times New Roman"/>
+                <w:b/>
+                <w:sz w:val="18"/>
+              </w:rPr>
+            </w:r>
+            <w:r>
+              <w:rPr>
+                <w:rFonts w:ascii="Times New Roman" w:hAnsi="Times New Roman"/>
+                <w:b/>
+                <w:sz w:val="18"/>
+              </w:rPr>
+              <w:t>Interpretacion</w:t>
+            </w:r>
+          </w:p>
+        </w:tc>
+      </w:tr>
+      <w:tr>
+        <w:tc>
+          <w:tcPr>
+            <w:tcW w:type="dxa" w:w="3120"/>
+            <w:vAlign w:val="center"/>
+          </w:tcPr>
+          <w:p>
+            <w:pPr>
+              <w:jc w:val="left"/>
+            </w:pPr>
+            <w:r>
+              <w:rPr>
+                <w:rFonts w:ascii="Times New Roman" w:hAnsi="Times New Roman"/>
+                <w:sz w:val="18"/>
+              </w:rPr>
+            </w:r>
+            <w:r>
+              <w:rPr>
+                <w:rFonts w:ascii="Times New Roman" w:hAnsi="Times New Roman"/>
+                <w:b w:val="0"/>
+                <w:sz w:val="18"/>
+              </w:rPr>
+              <w:t>Direcciones IP</w:t>
+            </w:r>
+          </w:p>
+        </w:tc>
+        <w:tc>
+          <w:tcPr>
+            <w:tcW w:type="dxa" w:w="3120"/>
+            <w:vAlign w:val="center"/>
+          </w:tcPr>
+          <w:p>
+            <w:pPr>
+              <w:jc w:val="left"/>
+            </w:pPr>
+            <w:r>
+              <w:rPr>
+                <w:rFonts w:ascii="Times New Roman" w:hAnsi="Times New Roman"/>
+                <w:sz w:val="18"/>
+              </w:rPr>
+            </w:r>
+            <w:r>
+              <w:rPr>
+                <w:rFonts w:ascii="Times New Roman" w:hAnsi="Times New Roman"/>
+                <w:b w:val="0"/>
+                <w:sz w:val="18"/>
+              </w:rPr>
+              <w:t>Fedora 192.168.56.103 y Kali 192.168.56.102</w:t>
+            </w:r>
+          </w:p>
+        </w:tc>
+        <w:tc>
+          <w:tcPr>
+            <w:tcW w:type="dxa" w:w="3120"/>
+            <w:vAlign w:val="center"/>
+          </w:tcPr>
+          <w:p>
+            <w:pPr>
+              <w:jc w:val="left"/>
+            </w:pPr>
+            <w:r>
+              <w:rPr>
+                <w:rFonts w:ascii="Times New Roman" w:hAnsi="Times New Roman"/>
+                <w:sz w:val="18"/>
+              </w:rPr>
+            </w:r>
+            <w:r>
+              <w:rPr>
+                <w:rFonts w:ascii="Times New Roman" w:hAnsi="Times New Roman"/>
+                <w:b w:val="0"/>
+                <w:sz w:val="18"/>
+              </w:rPr>
+              <w:t>Demuestra que ambas maquinas estan en la misma red de laboratorio.</w:t>
+            </w:r>
+          </w:p>
+        </w:tc>
+      </w:tr>
+      <w:tr>
+        <w:tc>
+          <w:tcPr>
+            <w:tcW w:type="dxa" w:w="3120"/>
+            <w:vAlign w:val="center"/>
+          </w:tcPr>
+          <w:p>
+            <w:pPr>
+              <w:jc w:val="left"/>
+            </w:pPr>
+            <w:r>
+              <w:rPr>
+                <w:rFonts w:ascii="Times New Roman" w:hAnsi="Times New Roman"/>
+                <w:sz w:val="18"/>
+              </w:rPr>
+            </w:r>
+            <w:r>
+              <w:rPr>
+                <w:rFonts w:ascii="Times New Roman" w:hAnsi="Times New Roman"/>
+                <w:b w:val="0"/>
+                <w:sz w:val="18"/>
+              </w:rPr>
+              <w:t>Servicio Flask</w:t>
+            </w:r>
+          </w:p>
+        </w:tc>
+        <w:tc>
+          <w:tcPr>
+            <w:tcW w:type="dxa" w:w="3120"/>
+            <w:vAlign w:val="center"/>
+          </w:tcPr>
+          <w:p>
+            <w:pPr>
+              <w:jc w:val="left"/>
+            </w:pPr>
+            <w:r>
+              <w:rPr>
+                <w:rFonts w:ascii="Times New Roman" w:hAnsi="Times New Roman"/>
+                <w:sz w:val="18"/>
+              </w:rPr>
+            </w:r>
+            <w:r>
+              <w:rPr>
+                <w:rFonts w:ascii="Times New Roman" w:hAnsi="Times New Roman"/>
+                <w:b w:val="0"/>
+                <w:sz w:val="18"/>
+              </w:rPr>
+              <w:t>python app.py ejecutandose en Fedora</w:t>
+            </w:r>
+          </w:p>
+        </w:tc>
+        <w:tc>
+          <w:tcPr>
+            <w:tcW w:type="dxa" w:w="3120"/>
+            <w:vAlign w:val="center"/>
+          </w:tcPr>
+          <w:p>
+            <w:pPr>
+              <w:jc w:val="left"/>
+            </w:pPr>
+            <w:r>
+              <w:rPr>
+                <w:rFonts w:ascii="Times New Roman" w:hAnsi="Times New Roman"/>
+                <w:sz w:val="18"/>
+              </w:rPr>
+            </w:r>
+            <w:r>
+              <w:rPr>
+                <w:rFonts w:ascii="Times New Roman" w:hAnsi="Times New Roman"/>
+                <w:b w:val="0"/>
+                <w:sz w:val="18"/>
+              </w:rPr>
+              <w:t>Demuestra que el sistema fue desplegado en el servidor Linux.</w:t>
+            </w:r>
+          </w:p>
+        </w:tc>
+      </w:tr>
+      <w:tr>
+        <w:tc>
+          <w:tcPr>
+            <w:tcW w:type="dxa" w:w="3120"/>
+            <w:vAlign w:val="center"/>
+          </w:tcPr>
+          <w:p>
+            <w:pPr>
+              <w:jc w:val="left"/>
+            </w:pPr>
+            <w:r>
+              <w:rPr>
+                <w:rFonts w:ascii="Times New Roman" w:hAnsi="Times New Roman"/>
+                <w:sz w:val="18"/>
+              </w:rPr>
+            </w:r>
+            <w:r>
+              <w:rPr>
+                <w:rFonts w:ascii="Times New Roman" w:hAnsi="Times New Roman"/>
+                <w:b w:val="0"/>
+                <w:sz w:val="18"/>
+              </w:rPr>
+              <w:t>Acceso desde Kali</w:t>
+            </w:r>
+          </w:p>
+        </w:tc>
+        <w:tc>
+          <w:tcPr>
+            <w:tcW w:type="dxa" w:w="3120"/>
+            <w:vAlign w:val="center"/>
+          </w:tcPr>
+          <w:p>
+            <w:pPr>
+              <w:jc w:val="left"/>
+            </w:pPr>
+            <w:r>
+              <w:rPr>
+                <w:rFonts w:ascii="Times New Roman" w:hAnsi="Times New Roman"/>
+                <w:sz w:val="18"/>
+              </w:rPr>
+            </w:r>
+            <w:r>
+              <w:rPr>
+                <w:rFonts w:ascii="Times New Roman" w:hAnsi="Times New Roman"/>
+                <w:b w:val="0"/>
+                <w:sz w:val="18"/>
+              </w:rPr>
+              <w:t>Login y panel principal desde navegador de Kali</w:t>
+            </w:r>
+          </w:p>
+        </w:tc>
+        <w:tc>
+          <w:tcPr>
+            <w:tcW w:type="dxa" w:w="3120"/>
+            <w:vAlign w:val="center"/>
+          </w:tcPr>
+          <w:p>
+            <w:pPr>
+              <w:jc w:val="left"/>
+            </w:pPr>
+            <w:r>
+              <w:rPr>
+                <w:rFonts w:ascii="Times New Roman" w:hAnsi="Times New Roman"/>
+                <w:sz w:val="18"/>
+              </w:rPr>
+            </w:r>
+            <w:r>
+              <w:rPr>
+                <w:rFonts w:ascii="Times New Roman" w:hAnsi="Times New Roman"/>
+                <w:b w:val="0"/>
+                <w:sz w:val="18"/>
+              </w:rPr>
+              <w:t>Demuestra que el sistema es accesible desde una maquina auditora externa.</w:t>
+            </w:r>
+          </w:p>
+        </w:tc>
+      </w:tr>
+      <w:tr>
+        <w:tc>
+          <w:tcPr>
+            <w:tcW w:type="dxa" w:w="3120"/>
+            <w:vAlign w:val="center"/>
+          </w:tcPr>
+          <w:p>
+            <w:pPr>
+              <w:jc w:val="left"/>
+            </w:pPr>
+            <w:r>
+              <w:rPr>
+                <w:rFonts w:ascii="Times New Roman" w:hAnsi="Times New Roman"/>
+                <w:sz w:val="18"/>
+              </w:rPr>
+            </w:r>
+            <w:r>
+              <w:rPr>
+                <w:rFonts w:ascii="Times New Roman" w:hAnsi="Times New Roman"/>
+                <w:b w:val="0"/>
+                <w:sz w:val="18"/>
+              </w:rPr>
+              <w:t>Nmap</w:t>
+            </w:r>
+          </w:p>
+        </w:tc>
+        <w:tc>
+          <w:tcPr>
+            <w:tcW w:type="dxa" w:w="3120"/>
+            <w:vAlign w:val="center"/>
+          </w:tcPr>
+          <w:p>
+            <w:pPr>
+              <w:jc w:val="left"/>
+            </w:pPr>
+            <w:r>
+              <w:rPr>
+                <w:rFonts w:ascii="Times New Roman" w:hAnsi="Times New Roman"/>
+                <w:sz w:val="18"/>
+              </w:rPr>
+            </w:r>
+            <w:r>
+              <w:rPr>
+                <w:rFonts w:ascii="Times New Roman" w:hAnsi="Times New Roman"/>
+                <w:b w:val="0"/>
+                <w:sz w:val="18"/>
+              </w:rPr>
+              <w:t>Puerto 5000/TCP abierto con Werkzeug/Python</w:t>
+            </w:r>
+          </w:p>
+        </w:tc>
+        <w:tc>
+          <w:tcPr>
+            <w:tcW w:type="dxa" w:w="3120"/>
+            <w:vAlign w:val="center"/>
+          </w:tcPr>
+          <w:p>
+            <w:pPr>
+              <w:jc w:val="left"/>
+            </w:pPr>
+            <w:r>
+              <w:rPr>
+                <w:rFonts w:ascii="Times New Roman" w:hAnsi="Times New Roman"/>
+                <w:sz w:val="18"/>
+              </w:rPr>
+            </w:r>
+            <w:r>
+              <w:rPr>
+                <w:rFonts w:ascii="Times New Roman" w:hAnsi="Times New Roman"/>
+                <w:b w:val="0"/>
+                <w:sz w:val="18"/>
+              </w:rPr>
+              <w:t>Demuestra la exposicion del servicio web y permite identificar tecnologia usada.</w:t>
+            </w:r>
+          </w:p>
+        </w:tc>
+      </w:tr>
+      <w:tr>
+        <w:tc>
+          <w:tcPr>
+            <w:tcW w:type="dxa" w:w="3120"/>
+            <w:vAlign w:val="center"/>
+          </w:tcPr>
+          <w:p>
+            <w:pPr>
+              <w:jc w:val="left"/>
+            </w:pPr>
+            <w:r>
+              <w:rPr>
+                <w:rFonts w:ascii="Times New Roman" w:hAnsi="Times New Roman"/>
+                <w:sz w:val="18"/>
+              </w:rPr>
+            </w:r>
+            <w:r>
+              <w:rPr>
+                <w:rFonts w:ascii="Times New Roman" w:hAnsi="Times New Roman"/>
+                <w:b w:val="0"/>
+                <w:sz w:val="18"/>
+              </w:rPr>
+              <w:t>Nessus</w:t>
+            </w:r>
+          </w:p>
+        </w:tc>
+        <w:tc>
+          <w:tcPr>
+            <w:tcW w:type="dxa" w:w="3120"/>
+            <w:vAlign w:val="center"/>
+          </w:tcPr>
+          <w:p>
+            <w:pPr>
+              <w:jc w:val="left"/>
+            </w:pPr>
+            <w:r>
+              <w:rPr>
+                <w:rFonts w:ascii="Times New Roman" w:hAnsi="Times New Roman"/>
+                <w:sz w:val="18"/>
+              </w:rPr>
+            </w:r>
+            <w:r>
+              <w:rPr>
+                <w:rFonts w:ascii="Times New Roman" w:hAnsi="Times New Roman"/>
+                <w:b w:val="0"/>
+                <w:sz w:val="18"/>
+              </w:rPr>
+              <w:t>Escaneo sin autenticacion contra Fedora</w:t>
+            </w:r>
+          </w:p>
+        </w:tc>
+        <w:tc>
+          <w:tcPr>
+            <w:tcW w:type="dxa" w:w="3120"/>
+            <w:vAlign w:val="center"/>
+          </w:tcPr>
+          <w:p>
+            <w:pPr>
+              <w:jc w:val="left"/>
+            </w:pPr>
+            <w:r>
+              <w:rPr>
+                <w:rFonts w:ascii="Times New Roman" w:hAnsi="Times New Roman"/>
+                <w:sz w:val="18"/>
+              </w:rPr>
+            </w:r>
+            <w:r>
+              <w:rPr>
+                <w:rFonts w:ascii="Times New Roman" w:hAnsi="Times New Roman"/>
+                <w:b w:val="0"/>
+                <w:sz w:val="18"/>
+              </w:rPr>
+              <w:t>Demuestra analisis automatizado de infraestructura y servicio HTTP.</w:t>
+            </w:r>
+          </w:p>
+        </w:tc>
+      </w:tr>
+      <w:tr>
+        <w:tc>
+          <w:tcPr>
+            <w:tcW w:type="dxa" w:w="3120"/>
+            <w:vAlign w:val="center"/>
+          </w:tcPr>
+          <w:p>
+            <w:pPr>
+              <w:jc w:val="left"/>
+            </w:pPr>
+            <w:r>
+              <w:rPr>
+                <w:rFonts w:ascii="Times New Roman" w:hAnsi="Times New Roman"/>
+                <w:sz w:val="18"/>
+              </w:rPr>
+            </w:r>
+            <w:r>
+              <w:rPr>
+                <w:rFonts w:ascii="Times New Roman" w:hAnsi="Times New Roman"/>
+                <w:b w:val="0"/>
+                <w:sz w:val="18"/>
+              </w:rPr>
+              <w:t>Pruebas manuales</w:t>
+            </w:r>
+          </w:p>
+        </w:tc>
+        <w:tc>
+          <w:tcPr>
+            <w:tcW w:type="dxa" w:w="3120"/>
+            <w:vAlign w:val="center"/>
+          </w:tcPr>
+          <w:p>
+            <w:pPr>
+              <w:jc w:val="left"/>
+            </w:pPr>
+            <w:r>
+              <w:rPr>
+                <w:rFonts w:ascii="Times New Roman" w:hAnsi="Times New Roman"/>
+                <w:sz w:val="18"/>
+              </w:rPr>
+            </w:r>
+            <w:r>
+              <w:rPr>
+                <w:rFonts w:ascii="Times New Roman" w:hAnsi="Times New Roman"/>
+                <w:b w:val="0"/>
+                <w:sz w:val="18"/>
+              </w:rPr>
+              <w:t>SQL Injection, XSS y contrasenas en texto plano</w:t>
+            </w:r>
+          </w:p>
+        </w:tc>
+        <w:tc>
+          <w:tcPr>
+            <w:tcW w:type="dxa" w:w="3120"/>
+            <w:vAlign w:val="center"/>
+          </w:tcPr>
+          <w:p>
+            <w:pPr>
+              <w:jc w:val="left"/>
+            </w:pPr>
+            <w:r>
+              <w:rPr>
+                <w:rFonts w:ascii="Times New Roman" w:hAnsi="Times New Roman"/>
+                <w:sz w:val="18"/>
+              </w:rPr>
+            </w:r>
+            <w:r>
+              <w:rPr>
+                <w:rFonts w:ascii="Times New Roman" w:hAnsi="Times New Roman"/>
+                <w:b w:val="0"/>
+                <w:sz w:val="18"/>
+              </w:rPr>
+              <w:t>Demuestra fallas prediseñadas propias de la aplicacion web.</w:t>
+            </w:r>
+          </w:p>
+        </w:tc>
+      </w:tr>
+    </w:tbl>
+    <w:p>
+      <w:pPr>
+        <w:jc w:val="center"/>
+      </w:pPr>
+      <w:r>
+        <w:rPr>
+          <w:rFonts w:ascii="Times New Roman" w:hAnsi="Times New Roman"/>
+          <w:i/>
+          <w:sz w:val="20"/>
+        </w:rPr>
+        <w:t>Tabla 9. Resumen de evidencias integradas al informe.</w:t>
+      </w:r>
+    </w:p>
+    <w:p>
+      <w:pPr>
+        <w:pStyle w:val="Heading2"/>
+      </w:pPr>
+      <w:r>
+        <w:t>Evidencias de red y despliegue</w:t>
+      </w:r>
+    </w:p>
+    <w:p>
+      <w:pPr>
+        <w:jc w:val="both"/>
+      </w:pPr>
+      <w:r>
+        <w:rPr>
+          <w:rFonts w:ascii="Times New Roman" w:hAnsi="Times New Roman"/>
+          <w:sz w:val="24"/>
+        </w:rPr>
+        <w:t>La evidencia muestra las interfaces de red configuradas en el laboratorio. Fedora utiliza la direccion 192.168.56.103 y Kali Linux la direccion 192.168.56.102 dentro de la red solo anfitrion. Esto confirma que ambas maquinas se encuentran en el mismo segmento de red y que Kali puede actuar como equipo auditor contra el servidor Fedora.</w:t>
+      </w:r>
+    </w:p>
+    <w:p>
+      <w:pPr>
+        <w:jc w:val="center"/>
+      </w:pPr>
+      <w:r>
+        <w:drawing>
+          <wp:inline xmlns:a="http://schemas.openxmlformats.org/drawingml/2006/main" xmlns:pic="http://schemas.openxmlformats.org/drawingml/2006/picture">
+            <wp:extent cx="5394960" cy="2496809"/>
+            <wp:docPr id="5" name="Picture 5"/>
+            <wp:cNvGraphicFramePr>
+              <a:graphicFrameLocks noChangeAspect="1"/>
+            </wp:cNvGraphicFramePr>
+            <a:graphic>
+              <a:graphicData uri="http://schemas.openxmlformats.org/drawingml/2006/picture">
+                <pic:pic>
+                  <pic:nvPicPr>
+                    <pic:cNvPr id="0" name="evidencia_docx_03.png"/>
+                    <pic:cNvPicPr/>
+                  </pic:nvPicPr>
+                  <pic:blipFill>
+                    <a:blip r:embed="rId13"/>
+                    <a:stretch>
+                      <a:fillRect/>
+                    </a:stretch>
+                  </pic:blipFill>
+                  <pic:spPr>
+                    <a:xfrm>
+                      <a:off x="0" y="0"/>
+                      <a:ext cx="5394960" cy="2496809"/>
+                    </a:xfrm>
+                    <a:prstGeom prst="rect"/>
+                  </pic:spPr>
+                </pic:pic>
+              </a:graphicData>
+            </a:graphic>
+          </wp:inline>
+        </w:drawing>
+      </w:r>
+    </w:p>
+    <w:p>
+      <w:pPr>
+        <w:jc w:val="center"/>
+      </w:pPr>
+      <w:r>
+        <w:rPr>
+          <w:rFonts w:ascii="Times New Roman" w:hAnsi="Times New Roman"/>
+          <w:i/>
+          <w:sz w:val="20"/>
+        </w:rPr>
+        <w:t>Figura 5. Direcciones IP del laboratorio.</w:t>
+      </w:r>
+    </w:p>
+    <w:p>
+      <w:pPr>
+        <w:jc w:val="both"/>
+      </w:pPr>
+      <w:r>
+        <w:rPr>
+          <w:rFonts w:ascii="Times New Roman" w:hAnsi="Times New Roman"/>
+          <w:sz w:val="24"/>
+        </w:rPr>
+        <w:t>La captura evidencia la ejecucion de python app.py en Fedora. El servidor Flask queda escuchando en el puerto 5000 y registra solicitudes HTTP provenientes de la maquina auditora. Esta prueba demuestra que el sistema fue desplegado correctamente en el servidor Linux y que no se trata de una pagina estatica o de una simulacion.</w:t>
+      </w:r>
+    </w:p>
+    <w:p>
+      <w:pPr>
+        <w:jc w:val="center"/>
+      </w:pPr>
+      <w:r>
+        <w:drawing>
+          <wp:inline xmlns:a="http://schemas.openxmlformats.org/drawingml/2006/main" xmlns:pic="http://schemas.openxmlformats.org/drawingml/2006/picture">
+            <wp:extent cx="5394960" cy="3685931"/>
+            <wp:docPr id="6" name="Picture 6"/>
+            <wp:cNvGraphicFramePr>
+              <a:graphicFrameLocks noChangeAspect="1"/>
+            </wp:cNvGraphicFramePr>
+            <a:graphic>
+              <a:graphicData uri="http://schemas.openxmlformats.org/drawingml/2006/picture">
+                <pic:pic>
+                  <pic:nvPicPr>
+                    <pic:cNvPr id="0" name="evidencia_docx_11.png"/>
+                    <pic:cNvPicPr/>
+                  </pic:nvPicPr>
+                  <pic:blipFill>
+                    <a:blip r:embed="rId14"/>
+                    <a:stretch>
+                      <a:fillRect/>
+                    </a:stretch>
+                  </pic:blipFill>
+                  <pic:spPr>
+                    <a:xfrm>
+                      <a:off x="0" y="0"/>
+                      <a:ext cx="5394960" cy="3685931"/>
+                    </a:xfrm>
+                    <a:prstGeom prst="rect"/>
+                  </pic:spPr>
+                </pic:pic>
+              </a:graphicData>
+            </a:graphic>
+          </wp:inline>
+        </w:drawing>
+      </w:r>
+    </w:p>
+    <w:p>
+      <w:pPr>
+        <w:jc w:val="center"/>
+      </w:pPr>
+      <w:r>
+        <w:rPr>
+          <w:rFonts w:ascii="Times New Roman" w:hAnsi="Times New Roman"/>
+          <w:i/>
+          <w:sz w:val="20"/>
+        </w:rPr>
+        <w:t>Figura 6. Servicio Flask ejecutandose en Fedora.</w:t>
+      </w:r>
+    </w:p>
+    <w:p>
+      <w:pPr>
+        <w:jc w:val="both"/>
+      </w:pPr>
+      <w:r>
+        <w:rPr>
+          <w:rFonts w:ascii="Times New Roman" w:hAnsi="Times New Roman"/>
+          <w:sz w:val="24"/>
+        </w:rPr>
+        <w:t>La pantalla de login abierta desde Kali Linux demuestra que el servicio web alojado en Fedora es accesible desde una maquina externa. Esta evidencia es importante porque confirma la exposicion real del servicio dentro de la red de laboratorio y justifica el uso de herramientas de reconocimiento como Nmap y Nessus.</w:t>
+      </w:r>
+    </w:p>
+    <w:p>
+      <w:pPr>
+        <w:jc w:val="center"/>
+      </w:pPr>
+      <w:r>
+        <w:drawing>
+          <wp:inline xmlns:a="http://schemas.openxmlformats.org/drawingml/2006/main" xmlns:pic="http://schemas.openxmlformats.org/drawingml/2006/picture">
+            <wp:extent cx="5394960" cy="2238589"/>
+            <wp:docPr id="7" name="Picture 7"/>
+            <wp:cNvGraphicFramePr>
+              <a:graphicFrameLocks noChangeAspect="1"/>
+            </wp:cNvGraphicFramePr>
+            <a:graphic>
+              <a:graphicData uri="http://schemas.openxmlformats.org/drawingml/2006/picture">
+                <pic:pic>
+                  <pic:nvPicPr>
+                    <pic:cNvPr id="0" name="evidencia_docx_05.png"/>
+                    <pic:cNvPicPr/>
+                  </pic:nvPicPr>
+                  <pic:blipFill>
+                    <a:blip r:embed="rId15"/>
+                    <a:stretch>
+                      <a:fillRect/>
+                    </a:stretch>
+                  </pic:blipFill>
+                  <pic:spPr>
+                    <a:xfrm>
+                      <a:off x="0" y="0"/>
+                      <a:ext cx="5394960" cy="2238589"/>
+                    </a:xfrm>
+                    <a:prstGeom prst="rect"/>
+                  </pic:spPr>
+                </pic:pic>
+              </a:graphicData>
+            </a:graphic>
+          </wp:inline>
+        </w:drawing>
+      </w:r>
+    </w:p>
+    <w:p>
+      <w:pPr>
+        <w:jc w:val="center"/>
+      </w:pPr>
+      <w:r>
+        <w:rPr>
+          <w:rFonts w:ascii="Times New Roman" w:hAnsi="Times New Roman"/>
+          <w:i/>
+          <w:sz w:val="20"/>
+        </w:rPr>
+        <w:t>Figura 7. Acceso al login desde Kali Linux.</w:t>
+      </w:r>
+    </w:p>
+    <w:p>
+      <w:pPr>
+        <w:pStyle w:val="Heading2"/>
+      </w:pPr>
+      <w:r>
+        <w:t>Evidencias funcionales del sistema</w:t>
+      </w:r>
+    </w:p>
+    <w:p>
+      <w:pPr>
+        <w:jc w:val="both"/>
+      </w:pPr>
+      <w:r>
+        <w:rPr>
+          <w:rFonts w:ascii="Times New Roman" w:hAnsi="Times New Roman"/>
+          <w:sz w:val="24"/>
+        </w:rPr>
+        <w:t>El panel principal muestra metricas del sistema de ventas, productos destacados y alertas de inventario. Esta captura prueba que el inicio de sesion fue exitoso y que Kali no solo accede a la pantalla inicial, sino tambien al contenido interno del sistema autenticado.</w:t>
+      </w:r>
+    </w:p>
+    <w:p>
+      <w:pPr>
+        <w:jc w:val="center"/>
+      </w:pPr>
+      <w:r>
+        <w:drawing>
+          <wp:inline xmlns:a="http://schemas.openxmlformats.org/drawingml/2006/main" xmlns:pic="http://schemas.openxmlformats.org/drawingml/2006/picture">
+            <wp:extent cx="5394960" cy="2725412"/>
+            <wp:docPr id="8" name="Picture 8"/>
+            <wp:cNvGraphicFramePr>
+              <a:graphicFrameLocks noChangeAspect="1"/>
+            </wp:cNvGraphicFramePr>
+            <a:graphic>
+              <a:graphicData uri="http://schemas.openxmlformats.org/drawingml/2006/picture">
+                <pic:pic>
+                  <pic:nvPicPr>
+                    <pic:cNvPr id="0" name="evidencia_docx_01.png"/>
+                    <pic:cNvPicPr/>
+                  </pic:nvPicPr>
+                  <pic:blipFill>
+                    <a:blip r:embed="rId16"/>
+                    <a:stretch>
+                      <a:fillRect/>
+                    </a:stretch>
+                  </pic:blipFill>
+                  <pic:spPr>
+                    <a:xfrm>
+                      <a:off x="0" y="0"/>
+                      <a:ext cx="5394960" cy="2725412"/>
+                    </a:xfrm>
+                    <a:prstGeom prst="rect"/>
+                  </pic:spPr>
+                </pic:pic>
+              </a:graphicData>
+            </a:graphic>
+          </wp:inline>
+        </w:drawing>
+      </w:r>
+    </w:p>
+    <w:p>
+      <w:pPr>
+        <w:jc w:val="center"/>
+      </w:pPr>
+      <w:r>
+        <w:rPr>
+          <w:rFonts w:ascii="Times New Roman" w:hAnsi="Times New Roman"/>
+          <w:i/>
+          <w:sz w:val="20"/>
+        </w:rPr>
+        <w:t>Figura 8. Panel principal accesible desde Kali.</w:t>
+      </w:r>
+    </w:p>
+    <w:p>
+      <w:pPr>
+        <w:jc w:val="both"/>
+      </w:pPr>
+      <w:r>
+        <w:rPr>
+          <w:rFonts w:ascii="Times New Roman" w:hAnsi="Times New Roman"/>
+          <w:sz w:val="24"/>
+        </w:rPr>
+        <w:t>El modulo de clientes permite registrar y listar informacion basica. En el contexto de auditoria, este modulo representa un activo de informacion porque procesa datos de clientes y requiere controles de acceso, validacion de entradas y proteccion contra acciones no autorizadas.</w:t>
+      </w:r>
+    </w:p>
+    <w:p>
+      <w:pPr>
+        <w:jc w:val="center"/>
+      </w:pPr>
+      <w:r>
+        <w:drawing>
+          <wp:inline xmlns:a="http://schemas.openxmlformats.org/drawingml/2006/main" xmlns:pic="http://schemas.openxmlformats.org/drawingml/2006/picture">
+            <wp:extent cx="5394960" cy="2306395"/>
+            <wp:docPr id="9" name="Picture 9"/>
+            <wp:cNvGraphicFramePr>
+              <a:graphicFrameLocks noChangeAspect="1"/>
+            </wp:cNvGraphicFramePr>
+            <a:graphic>
+              <a:graphicData uri="http://schemas.openxmlformats.org/drawingml/2006/picture">
+                <pic:pic>
+                  <pic:nvPicPr>
+                    <pic:cNvPr id="0" name="evidencia_docx_06.png"/>
+                    <pic:cNvPicPr/>
+                  </pic:nvPicPr>
+                  <pic:blipFill>
+                    <a:blip r:embed="rId17"/>
+                    <a:stretch>
+                      <a:fillRect/>
+                    </a:stretch>
+                  </pic:blipFill>
+                  <pic:spPr>
+                    <a:xfrm>
+                      <a:off x="0" y="0"/>
+                      <a:ext cx="5394960" cy="2306395"/>
+                    </a:xfrm>
+                    <a:prstGeom prst="rect"/>
+                  </pic:spPr>
+                </pic:pic>
+              </a:graphicData>
+            </a:graphic>
+          </wp:inline>
+        </w:drawing>
+      </w:r>
+    </w:p>
+    <w:p>
+      <w:pPr>
+        <w:jc w:val="center"/>
+      </w:pPr>
+      <w:r>
+        <w:rPr>
+          <w:rFonts w:ascii="Times New Roman" w:hAnsi="Times New Roman"/>
+          <w:i/>
+          <w:sz w:val="20"/>
+        </w:rPr>
+        <w:t>Figura 9. Modulo de clientes.</w:t>
+      </w:r>
+    </w:p>
+    <w:p>
+      <w:pPr>
+        <w:jc w:val="both"/>
+      </w:pPr>
+      <w:r>
+        <w:rPr>
+          <w:rFonts w:ascii="Times New Roman" w:hAnsi="Times New Roman"/>
+          <w:sz w:val="24"/>
+        </w:rPr>
+        <w:t>La busqueda de productos permite consultar registros del catalogo. Este punto es relevante porque la entrada del usuario se utiliza en consultas y en la respuesta HTML, por lo que se convierte en una zona de prueba para SQL Injection y XSS reflejado.</w:t>
+      </w:r>
+    </w:p>
+    <w:p>
+      <w:pPr>
+        <w:jc w:val="center"/>
+      </w:pPr>
+      <w:r>
+        <w:drawing>
+          <wp:inline xmlns:a="http://schemas.openxmlformats.org/drawingml/2006/main" xmlns:pic="http://schemas.openxmlformats.org/drawingml/2006/picture">
+            <wp:extent cx="5394960" cy="2757335"/>
+            <wp:docPr id="10" name="Picture 10"/>
+            <wp:cNvGraphicFramePr>
+              <a:graphicFrameLocks noChangeAspect="1"/>
+            </wp:cNvGraphicFramePr>
+            <a:graphic>
+              <a:graphicData uri="http://schemas.openxmlformats.org/drawingml/2006/picture">
+                <pic:pic>
+                  <pic:nvPicPr>
+                    <pic:cNvPr id="0" name="evidencia_docx_02.png"/>
+                    <pic:cNvPicPr/>
+                  </pic:nvPicPr>
+                  <pic:blipFill>
+                    <a:blip r:embed="rId18"/>
+                    <a:stretch>
+                      <a:fillRect/>
+                    </a:stretch>
+                  </pic:blipFill>
+                  <pic:spPr>
+                    <a:xfrm>
+                      <a:off x="0" y="0"/>
+                      <a:ext cx="5394960" cy="2757335"/>
+                    </a:xfrm>
+                    <a:prstGeom prst="rect"/>
+                  </pic:spPr>
+                </pic:pic>
+              </a:graphicData>
+            </a:graphic>
+          </wp:inline>
+        </w:drawing>
+      </w:r>
+    </w:p>
+    <w:p>
+      <w:pPr>
+        <w:jc w:val="center"/>
+      </w:pPr>
+      <w:r>
+        <w:rPr>
+          <w:rFonts w:ascii="Times New Roman" w:hAnsi="Times New Roman"/>
+          <w:i/>
+          <w:sz w:val="20"/>
+        </w:rPr>
+        <w:t>Figura 10. Busqueda de productos.</w:t>
+      </w:r>
+    </w:p>
+    <w:p>
+      <w:pPr>
+        <w:jc w:val="both"/>
+      </w:pPr>
+      <w:r>
+        <w:rPr>
+          <w:rFonts w:ascii="Times New Roman" w:hAnsi="Times New Roman"/>
+          <w:sz w:val="24"/>
+        </w:rPr>
+        <w:t>El modulo de reportes presenta ventas por producto y control de stock. Esta evidencia muestra que el sistema cuenta con funcionalidad administrativa suficiente para justificar controles de acceso, integridad de datos y respaldo de informacion.</w:t>
+      </w:r>
+    </w:p>
+    <w:p>
+      <w:pPr>
+        <w:jc w:val="center"/>
+      </w:pPr>
+      <w:r>
+        <w:drawing>
+          <wp:inline xmlns:a="http://schemas.openxmlformats.org/drawingml/2006/main" xmlns:pic="http://schemas.openxmlformats.org/drawingml/2006/picture">
+            <wp:extent cx="5394960" cy="2737383"/>
+            <wp:docPr id="11" name="Picture 11"/>
+            <wp:cNvGraphicFramePr>
+              <a:graphicFrameLocks noChangeAspect="1"/>
+            </wp:cNvGraphicFramePr>
+            <a:graphic>
+              <a:graphicData uri="http://schemas.openxmlformats.org/drawingml/2006/picture">
+                <pic:pic>
+                  <pic:nvPicPr>
+                    <pic:cNvPr id="0" name="evidencia_docx_12.png"/>
+                    <pic:cNvPicPr/>
+                  </pic:nvPicPr>
+                  <pic:blipFill>
+                    <a:blip r:embed="rId19"/>
+                    <a:stretch>
+                      <a:fillRect/>
+                    </a:stretch>
+                  </pic:blipFill>
+                  <pic:spPr>
+                    <a:xfrm>
+                      <a:off x="0" y="0"/>
+                      <a:ext cx="5394960" cy="2737383"/>
+                    </a:xfrm>
+                    <a:prstGeom prst="rect"/>
+                  </pic:spPr>
+                </pic:pic>
+              </a:graphicData>
+            </a:graphic>
+          </wp:inline>
+        </w:drawing>
+      </w:r>
+    </w:p>
+    <w:p>
+      <w:pPr>
+        <w:jc w:val="center"/>
+      </w:pPr>
+      <w:r>
+        <w:rPr>
+          <w:rFonts w:ascii="Times New Roman" w:hAnsi="Times New Roman"/>
+          <w:i/>
+          <w:sz w:val="20"/>
+        </w:rPr>
+        <w:t>Figura 11. Modulo de reportes.</w:t>
+      </w:r>
+    </w:p>
+    <w:p>
+      <w:pPr>
+        <w:pStyle w:val="Heading2"/>
+      </w:pPr>
+      <w:r>
+        <w:t>Evidencias del analisis con Nmap</w:t>
+      </w:r>
+    </w:p>
+    <w:p>
+      <w:pPr>
+        <w:jc w:val="both"/>
+      </w:pPr>
+      <w:r>
+        <w:rPr>
+          <w:rFonts w:ascii="Times New Roman" w:hAnsi="Times New Roman"/>
+          <w:sz w:val="24"/>
+        </w:rPr>
+        <w:t>El analisis con Nmap fue ejecutado desde Kali Linux hacia la direccion IP del servidor Fedora. Los resultados permiten identificar puertos abiertos, servicios, tecnologia del servidor web y rutas HTTP detectadas. En este caso, Nmap confirma que el sistema web esta publicado en el puerto 5000/TCP mediante Werkzeug/Python, lo cual corresponde al servidor de desarrollo utilizado por Flask.</w:t>
+      </w:r>
+    </w:p>
+    <w:p>
+      <w:pPr>
+        <w:jc w:val="both"/>
+      </w:pPr>
+      <w:r>
+        <w:rPr>
+          <w:rFonts w:ascii="Times New Roman" w:hAnsi="Times New Roman"/>
+          <w:sz w:val="24"/>
+        </w:rPr>
+        <w:t>La captura muestra el resultado de un escaneo Nmap con deteccion de version. Se observa el puerto 5000/TCP abierto, el servicio HTTP Werkzeug httpd 3.1.8 y Python 3.12.0. Tambien se identifica la ruta /login, lo que confirma que el puerto corresponde al sistema web de ventas.</w:t>
+      </w:r>
+    </w:p>
+    <w:p>
+      <w:pPr>
+        <w:jc w:val="center"/>
+      </w:pPr>
+      <w:r>
+        <w:drawing>
+          <wp:inline xmlns:a="http://schemas.openxmlformats.org/drawingml/2006/main" xmlns:pic="http://schemas.openxmlformats.org/drawingml/2006/picture">
+            <wp:extent cx="5394960" cy="3068384"/>
+            <wp:docPr id="12" name="Picture 12"/>
+            <wp:cNvGraphicFramePr>
+              <a:graphicFrameLocks noChangeAspect="1"/>
+            </wp:cNvGraphicFramePr>
+            <a:graphic>
+              <a:graphicData uri="http://schemas.openxmlformats.org/drawingml/2006/picture">
+                <pic:pic>
+                  <pic:nvPicPr>
+                    <pic:cNvPr id="0" name="evidencia_docx_07.png"/>
+                    <pic:cNvPicPr/>
+                  </pic:nvPicPr>
+                  <pic:blipFill>
+                    <a:blip r:embed="rId20"/>
+                    <a:stretch>
+                      <a:fillRect/>
+                    </a:stretch>
+                  </pic:blipFill>
+                  <pic:spPr>
+                    <a:xfrm>
+                      <a:off x="0" y="0"/>
+                      <a:ext cx="5394960" cy="3068384"/>
+                    </a:xfrm>
+                    <a:prstGeom prst="rect"/>
+                  </pic:spPr>
+                </pic:pic>
+              </a:graphicData>
+            </a:graphic>
+          </wp:inline>
+        </w:drawing>
+      </w:r>
+    </w:p>
+    <w:p>
+      <w:pPr>
+        <w:jc w:val="center"/>
+      </w:pPr>
+      <w:r>
+        <w:rPr>
+          <w:rFonts w:ascii="Times New Roman" w:hAnsi="Times New Roman"/>
+          <w:i/>
+          <w:sz w:val="20"/>
+        </w:rPr>
+        <w:t>Figura 12. Resultado de Nmap con deteccion de servicio.</w:t>
+      </w:r>
+    </w:p>
+    <w:p>
+      <w:pPr>
+        <w:jc w:val="both"/>
+      </w:pPr>
+      <w:r>
+        <w:rPr>
+          <w:rFonts w:ascii="Times New Roman" w:hAnsi="Times New Roman"/>
+          <w:sz w:val="24"/>
+        </w:rPr>
+        <w:t>Este escaneo muestra puertos abiertos adicionales, entre ellos 5000/TCP y 5355/TCP. El puerto 5000 corresponde al sistema web Flask, mientras que el puerto 5355 se relaciona con LLMNR, un servicio de resolucion de nombres local del sistema operativo.</w:t>
+      </w:r>
+    </w:p>
+    <w:p>
+      <w:pPr>
+        <w:jc w:val="center"/>
+      </w:pPr>
+      <w:r>
+        <w:drawing>
+          <wp:inline xmlns:a="http://schemas.openxmlformats.org/drawingml/2006/main" xmlns:pic="http://schemas.openxmlformats.org/drawingml/2006/picture">
+            <wp:extent cx="5394960" cy="3226732"/>
+            <wp:docPr id="13" name="Picture 13"/>
+            <wp:cNvGraphicFramePr>
+              <a:graphicFrameLocks noChangeAspect="1"/>
+            </wp:cNvGraphicFramePr>
+            <a:graphic>
+              <a:graphicData uri="http://schemas.openxmlformats.org/drawingml/2006/picture">
+                <pic:pic>
+                  <pic:nvPicPr>
+                    <pic:cNvPr id="0" name="evidencia_docx_09.png"/>
+                    <pic:cNvPicPr/>
+                  </pic:nvPicPr>
+                  <pic:blipFill>
+                    <a:blip r:embed="rId21"/>
+                    <a:stretch>
+                      <a:fillRect/>
+                    </a:stretch>
+                  </pic:blipFill>
+                  <pic:spPr>
+                    <a:xfrm>
+                      <a:off x="0" y="0"/>
+                      <a:ext cx="5394960" cy="3226732"/>
+                    </a:xfrm>
+                    <a:prstGeom prst="rect"/>
+                  </pic:spPr>
+                </pic:pic>
+              </a:graphicData>
+            </a:graphic>
+          </wp:inline>
+        </w:drawing>
+      </w:r>
+    </w:p>
+    <w:p>
+      <w:pPr>
+        <w:jc w:val="center"/>
+      </w:pPr>
+      <w:r>
+        <w:rPr>
+          <w:rFonts w:ascii="Times New Roman" w:hAnsi="Times New Roman"/>
+          <w:i/>
+          <w:sz w:val="20"/>
+        </w:rPr>
+        <w:t>Figura 13. Escaneo de puertos desde Kali.</w:t>
+      </w:r>
+    </w:p>
+    <w:p>
+      <w:pPr>
+        <w:jc w:val="both"/>
+      </w:pPr>
+      <w:r>
+        <w:rPr>
+          <w:rFonts w:ascii="Times New Roman" w:hAnsi="Times New Roman"/>
+          <w:sz w:val="24"/>
+        </w:rPr>
+        <w:t>Desde Fedora se ejecuto una validacion local de puertos y procesos. La evidencia confirma que el puerto 5000 esta asociado al proceso python que ejecuta el sistema web, mientras que el puerto 5355 corresponde a systemd-resolved. Esta comparacion fortalece el resultado de Nmap porque relaciona el hallazgo externo con el proceso real del servidor.</w:t>
+      </w:r>
+    </w:p>
+    <w:p>
+      <w:pPr>
+        <w:jc w:val="center"/>
+      </w:pPr>
+      <w:r>
+        <w:drawing>
+          <wp:inline xmlns:a="http://schemas.openxmlformats.org/drawingml/2006/main" xmlns:pic="http://schemas.openxmlformats.org/drawingml/2006/picture">
+            <wp:extent cx="5394960" cy="2189564"/>
+            <wp:docPr id="14" name="Picture 14"/>
+            <wp:cNvGraphicFramePr>
+              <a:graphicFrameLocks noChangeAspect="1"/>
+            </wp:cNvGraphicFramePr>
+            <a:graphic>
+              <a:graphicData uri="http://schemas.openxmlformats.org/drawingml/2006/picture">
+                <pic:pic>
+                  <pic:nvPicPr>
+                    <pic:cNvPr id="0" name="evidencia_docx_14.png"/>
+                    <pic:cNvPicPr/>
+                  </pic:nvPicPr>
+                  <pic:blipFill>
+                    <a:blip r:embed="rId22"/>
+                    <a:stretch>
+                      <a:fillRect/>
+                    </a:stretch>
+                  </pic:blipFill>
+                  <pic:spPr>
+                    <a:xfrm>
+                      <a:off x="0" y="0"/>
+                      <a:ext cx="5394960" cy="2189564"/>
+                    </a:xfrm>
+                    <a:prstGeom prst="rect"/>
+                  </pic:spPr>
+                </pic:pic>
+              </a:graphicData>
+            </a:graphic>
+          </wp:inline>
+        </w:drawing>
+      </w:r>
+    </w:p>
+    <w:p>
+      <w:pPr>
+        <w:jc w:val="center"/>
+      </w:pPr>
+      <w:r>
+        <w:rPr>
+          <w:rFonts w:ascii="Times New Roman" w:hAnsi="Times New Roman"/>
+          <w:i/>
+          <w:sz w:val="20"/>
+        </w:rPr>
+        <w:t>Figura 14. Confirmacion de servicios desde Fedora.</w:t>
+      </w:r>
+    </w:p>
+    <w:tbl>
+      <w:tblPr>
+        <w:tblStyle w:val="TableGrid"/>
+        <w:tblW w:type="auto" w:w="0"/>
+        <w:jc w:val="center"/>
+        <w:tblLook w:firstColumn="1" w:firstRow="1" w:lastColumn="0" w:lastRow="0" w:noHBand="0" w:noVBand="1" w:val="04A0"/>
+      </w:tblPr>
+      <w:tblGrid>
+        <w:gridCol w:w="1872"/>
+        <w:gridCol w:w="1872"/>
+        <w:gridCol w:w="1872"/>
+        <w:gridCol w:w="1872"/>
+        <w:gridCol w:w="1872"/>
+      </w:tblGrid>
+      <w:tr>
+        <w:trPr>
+          <w:tblHeader w:val="true"/>
+        </w:trPr>
+        <w:tc>
+          <w:tcPr>
+            <w:tcW w:type="dxa" w:w="1872"/>
+            <w:vAlign w:val="center"/>
+            <w:shd w:fill="E8EEF5"/>
+          </w:tcPr>
+          <w:p>
+            <w:pPr>
+              <w:jc w:val="left"/>
+            </w:pPr>
+            <w:r>
+              <w:rPr>
+                <w:rFonts w:ascii="Times New Roman" w:hAnsi="Times New Roman"/>
+                <w:b/>
+                <w:sz w:val="18"/>
+              </w:rPr>
+            </w:r>
+            <w:r>
+              <w:rPr>
+                <w:rFonts w:ascii="Times New Roman" w:hAnsi="Times New Roman"/>
+                <w:b/>
+                <w:sz w:val="18"/>
+              </w:rPr>
+              <w:t>Elemento</w:t>
+            </w:r>
+          </w:p>
+        </w:tc>
+        <w:tc>
+          <w:tcPr>
+            <w:tcW w:type="dxa" w:w="1872"/>
+            <w:vAlign w:val="center"/>
+            <w:shd w:fill="E8EEF5"/>
+          </w:tcPr>
+          <w:p>
+            <w:pPr>
+              <w:jc w:val="left"/>
+            </w:pPr>
+            <w:r>
+              <w:rPr>
+                <w:rFonts w:ascii="Times New Roman" w:hAnsi="Times New Roman"/>
+                <w:b/>
+                <w:sz w:val="18"/>
+              </w:rPr>
+            </w:r>
+            <w:r>
+              <w:rPr>
+                <w:rFonts w:ascii="Times New Roman" w:hAnsi="Times New Roman"/>
+                <w:b/>
+                <w:sz w:val="18"/>
+              </w:rPr>
+              <w:t>Estado</w:t>
+            </w:r>
+          </w:p>
+        </w:tc>
+        <w:tc>
+          <w:tcPr>
+            <w:tcW w:type="dxa" w:w="1872"/>
+            <w:vAlign w:val="center"/>
+            <w:shd w:fill="E8EEF5"/>
+          </w:tcPr>
+          <w:p>
+            <w:pPr>
+              <w:jc w:val="left"/>
+            </w:pPr>
+            <w:r>
+              <w:rPr>
+                <w:rFonts w:ascii="Times New Roman" w:hAnsi="Times New Roman"/>
+                <w:b/>
+                <w:sz w:val="18"/>
+              </w:rPr>
+            </w:r>
+            <w:r>
+              <w:rPr>
+                <w:rFonts w:ascii="Times New Roman" w:hAnsi="Times New Roman"/>
+                <w:b/>
+                <w:sz w:val="18"/>
+              </w:rPr>
+              <w:t>Servicio detectado</w:t>
+            </w:r>
+          </w:p>
+        </w:tc>
+        <w:tc>
+          <w:tcPr>
+            <w:tcW w:type="dxa" w:w="1872"/>
+            <w:vAlign w:val="center"/>
+            <w:shd w:fill="E8EEF5"/>
+          </w:tcPr>
+          <w:p>
+            <w:pPr>
+              <w:jc w:val="left"/>
+            </w:pPr>
+            <w:r>
+              <w:rPr>
+                <w:rFonts w:ascii="Times New Roman" w:hAnsi="Times New Roman"/>
+                <w:b/>
+                <w:sz w:val="18"/>
+              </w:rPr>
+            </w:r>
+            <w:r>
+              <w:rPr>
+                <w:rFonts w:ascii="Times New Roman" w:hAnsi="Times New Roman"/>
+                <w:b/>
+                <w:sz w:val="18"/>
+              </w:rPr>
+              <w:t>Descripcion</w:t>
+            </w:r>
+          </w:p>
+        </w:tc>
+        <w:tc>
+          <w:tcPr>
+            <w:tcW w:type="dxa" w:w="1872"/>
+            <w:vAlign w:val="center"/>
+            <w:shd w:fill="E8EEF5"/>
+          </w:tcPr>
+          <w:p>
+            <w:pPr>
+              <w:jc w:val="left"/>
+            </w:pPr>
+            <w:r>
+              <w:rPr>
+                <w:rFonts w:ascii="Times New Roman" w:hAnsi="Times New Roman"/>
+                <w:b/>
+                <w:sz w:val="18"/>
+              </w:rPr>
+            </w:r>
+            <w:r>
+              <w:rPr>
+                <w:rFonts w:ascii="Times New Roman" w:hAnsi="Times New Roman"/>
+                <w:b/>
+                <w:sz w:val="18"/>
+              </w:rPr>
+              <w:t>Recomendacion</w:t>
+            </w:r>
+          </w:p>
+        </w:tc>
+      </w:tr>
+      <w:tr>
+        <w:tc>
+          <w:tcPr>
+            <w:tcW w:type="dxa" w:w="1872"/>
+            <w:vAlign w:val="center"/>
+          </w:tcPr>
+          <w:p>
+            <w:pPr>
+              <w:jc w:val="left"/>
+            </w:pPr>
+            <w:r>
+              <w:rPr>
+                <w:rFonts w:ascii="Times New Roman" w:hAnsi="Times New Roman"/>
+                <w:sz w:val="18"/>
+              </w:rPr>
+            </w:r>
+            <w:r>
+              <w:rPr>
+                <w:rFonts w:ascii="Times New Roman" w:hAnsi="Times New Roman"/>
+                <w:b w:val="0"/>
+                <w:sz w:val="18"/>
+              </w:rPr>
+              <w:t>5000/TCP</w:t>
+            </w:r>
+          </w:p>
+        </w:tc>
+        <w:tc>
+          <w:tcPr>
+            <w:tcW w:type="dxa" w:w="1872"/>
+            <w:vAlign w:val="center"/>
+          </w:tcPr>
+          <w:p>
+            <w:pPr>
+              <w:jc w:val="left"/>
+            </w:pPr>
+            <w:r>
+              <w:rPr>
+                <w:rFonts w:ascii="Times New Roman" w:hAnsi="Times New Roman"/>
+                <w:sz w:val="18"/>
+              </w:rPr>
+            </w:r>
+            <w:r>
+              <w:rPr>
+                <w:rFonts w:ascii="Times New Roman" w:hAnsi="Times New Roman"/>
+                <w:b w:val="0"/>
+                <w:sz w:val="18"/>
+              </w:rPr>
+              <w:t>Abierto</w:t>
+            </w:r>
+          </w:p>
+        </w:tc>
+        <w:tc>
+          <w:tcPr>
+            <w:tcW w:type="dxa" w:w="1872"/>
+            <w:vAlign w:val="center"/>
+          </w:tcPr>
+          <w:p>
+            <w:pPr>
+              <w:jc w:val="left"/>
+            </w:pPr>
+            <w:r>
+              <w:rPr>
+                <w:rFonts w:ascii="Times New Roman" w:hAnsi="Times New Roman"/>
+                <w:sz w:val="18"/>
+              </w:rPr>
+            </w:r>
+            <w:r>
+              <w:rPr>
+                <w:rFonts w:ascii="Times New Roman" w:hAnsi="Times New Roman"/>
+                <w:b w:val="0"/>
+                <w:sz w:val="18"/>
+              </w:rPr>
+              <w:t>HTTP Werkzeug/Python</w:t>
+            </w:r>
+          </w:p>
+        </w:tc>
+        <w:tc>
+          <w:tcPr>
+            <w:tcW w:type="dxa" w:w="1872"/>
+            <w:vAlign w:val="center"/>
+          </w:tcPr>
+          <w:p>
+            <w:pPr>
+              <w:jc w:val="left"/>
+            </w:pPr>
+            <w:r>
+              <w:rPr>
+                <w:rFonts w:ascii="Times New Roman" w:hAnsi="Times New Roman"/>
+                <w:sz w:val="18"/>
+              </w:rPr>
+            </w:r>
+            <w:r>
+              <w:rPr>
+                <w:rFonts w:ascii="Times New Roman" w:hAnsi="Times New Roman"/>
+                <w:b w:val="0"/>
+                <w:sz w:val="18"/>
+              </w:rPr>
+              <w:t>Servicio web del sistema de ventas Flask.</w:t>
+            </w:r>
+          </w:p>
+        </w:tc>
+        <w:tc>
+          <w:tcPr>
+            <w:tcW w:type="dxa" w:w="1872"/>
+            <w:vAlign w:val="center"/>
+          </w:tcPr>
+          <w:p>
+            <w:pPr>
+              <w:jc w:val="left"/>
+            </w:pPr>
+            <w:r>
+              <w:rPr>
+                <w:rFonts w:ascii="Times New Roman" w:hAnsi="Times New Roman"/>
+                <w:sz w:val="18"/>
+              </w:rPr>
+            </w:r>
+            <w:r>
+              <w:rPr>
+                <w:rFonts w:ascii="Times New Roman" w:hAnsi="Times New Roman"/>
+                <w:b w:val="0"/>
+                <w:sz w:val="18"/>
+              </w:rPr>
+              <w:t>No usar servidor de desarrollo en produccion; controlar firewall.</w:t>
+            </w:r>
+          </w:p>
+        </w:tc>
+      </w:tr>
+      <w:tr>
+        <w:tc>
+          <w:tcPr>
+            <w:tcW w:type="dxa" w:w="1872"/>
+            <w:vAlign w:val="center"/>
+          </w:tcPr>
+          <w:p>
+            <w:pPr>
+              <w:jc w:val="left"/>
+            </w:pPr>
+            <w:r>
+              <w:rPr>
+                <w:rFonts w:ascii="Times New Roman" w:hAnsi="Times New Roman"/>
+                <w:sz w:val="18"/>
+              </w:rPr>
+            </w:r>
+            <w:r>
+              <w:rPr>
+                <w:rFonts w:ascii="Times New Roman" w:hAnsi="Times New Roman"/>
+                <w:b w:val="0"/>
+                <w:sz w:val="18"/>
+              </w:rPr>
+              <w:t>5355/TCP</w:t>
+            </w:r>
+          </w:p>
+        </w:tc>
+        <w:tc>
+          <w:tcPr>
+            <w:tcW w:type="dxa" w:w="1872"/>
+            <w:vAlign w:val="center"/>
+          </w:tcPr>
+          <w:p>
+            <w:pPr>
+              <w:jc w:val="left"/>
+            </w:pPr>
+            <w:r>
+              <w:rPr>
+                <w:rFonts w:ascii="Times New Roman" w:hAnsi="Times New Roman"/>
+                <w:sz w:val="18"/>
+              </w:rPr>
+            </w:r>
+            <w:r>
+              <w:rPr>
+                <w:rFonts w:ascii="Times New Roman" w:hAnsi="Times New Roman"/>
+                <w:b w:val="0"/>
+                <w:sz w:val="18"/>
+              </w:rPr>
+              <w:t>Abierto</w:t>
+            </w:r>
+          </w:p>
+        </w:tc>
+        <w:tc>
+          <w:tcPr>
+            <w:tcW w:type="dxa" w:w="1872"/>
+            <w:vAlign w:val="center"/>
+          </w:tcPr>
+          <w:p>
+            <w:pPr>
+              <w:jc w:val="left"/>
+            </w:pPr>
+            <w:r>
+              <w:rPr>
+                <w:rFonts w:ascii="Times New Roman" w:hAnsi="Times New Roman"/>
+                <w:sz w:val="18"/>
+              </w:rPr>
+            </w:r>
+            <w:r>
+              <w:rPr>
+                <w:rFonts w:ascii="Times New Roman" w:hAnsi="Times New Roman"/>
+                <w:b w:val="0"/>
+                <w:sz w:val="18"/>
+              </w:rPr>
+              <w:t>LLMNR / systemd-resolved</w:t>
+            </w:r>
+          </w:p>
+        </w:tc>
+        <w:tc>
+          <w:tcPr>
+            <w:tcW w:type="dxa" w:w="1872"/>
+            <w:vAlign w:val="center"/>
+          </w:tcPr>
+          <w:p>
+            <w:pPr>
+              <w:jc w:val="left"/>
+            </w:pPr>
+            <w:r>
+              <w:rPr>
+                <w:rFonts w:ascii="Times New Roman" w:hAnsi="Times New Roman"/>
+                <w:sz w:val="18"/>
+              </w:rPr>
+            </w:r>
+            <w:r>
+              <w:rPr>
+                <w:rFonts w:ascii="Times New Roman" w:hAnsi="Times New Roman"/>
+                <w:b w:val="0"/>
+                <w:sz w:val="18"/>
+              </w:rPr>
+              <w:t>Servicio de resolucion de nombres local del sistema operativo.</w:t>
+            </w:r>
+          </w:p>
+        </w:tc>
+        <w:tc>
+          <w:tcPr>
+            <w:tcW w:type="dxa" w:w="1872"/>
+            <w:vAlign w:val="center"/>
+          </w:tcPr>
+          <w:p>
+            <w:pPr>
+              <w:jc w:val="left"/>
+            </w:pPr>
+            <w:r>
+              <w:rPr>
+                <w:rFonts w:ascii="Times New Roman" w:hAnsi="Times New Roman"/>
+                <w:sz w:val="18"/>
+              </w:rPr>
+            </w:r>
+            <w:r>
+              <w:rPr>
+                <w:rFonts w:ascii="Times New Roman" w:hAnsi="Times New Roman"/>
+                <w:b w:val="0"/>
+                <w:sz w:val="18"/>
+              </w:rPr>
+              <w:t>Deshabilitar si no es necesario para reducir superficie de ataque.</w:t>
+            </w:r>
+          </w:p>
+        </w:tc>
+      </w:tr>
+      <w:tr>
+        <w:tc>
+          <w:tcPr>
+            <w:tcW w:type="dxa" w:w="1872"/>
+            <w:vAlign w:val="center"/>
+          </w:tcPr>
+          <w:p>
+            <w:pPr>
+              <w:jc w:val="left"/>
+            </w:pPr>
+            <w:r>
+              <w:rPr>
+                <w:rFonts w:ascii="Times New Roman" w:hAnsi="Times New Roman"/>
+                <w:sz w:val="18"/>
+              </w:rPr>
+            </w:r>
+            <w:r>
+              <w:rPr>
+                <w:rFonts w:ascii="Times New Roman" w:hAnsi="Times New Roman"/>
+                <w:b w:val="0"/>
+                <w:sz w:val="18"/>
+              </w:rPr>
+              <w:t>/login</w:t>
+            </w:r>
+          </w:p>
+        </w:tc>
+        <w:tc>
+          <w:tcPr>
+            <w:tcW w:type="dxa" w:w="1872"/>
+            <w:vAlign w:val="center"/>
+          </w:tcPr>
+          <w:p>
+            <w:pPr>
+              <w:jc w:val="left"/>
+            </w:pPr>
+            <w:r>
+              <w:rPr>
+                <w:rFonts w:ascii="Times New Roman" w:hAnsi="Times New Roman"/>
+                <w:sz w:val="18"/>
+              </w:rPr>
+            </w:r>
+            <w:r>
+              <w:rPr>
+                <w:rFonts w:ascii="Times New Roman" w:hAnsi="Times New Roman"/>
+                <w:b w:val="0"/>
+                <w:sz w:val="18"/>
+              </w:rPr>
+              <w:t>Ruta detectada</w:t>
+            </w:r>
+          </w:p>
+        </w:tc>
+        <w:tc>
+          <w:tcPr>
+            <w:tcW w:type="dxa" w:w="1872"/>
+            <w:vAlign w:val="center"/>
+          </w:tcPr>
+          <w:p>
+            <w:pPr>
+              <w:jc w:val="left"/>
+            </w:pPr>
+            <w:r>
+              <w:rPr>
+                <w:rFonts w:ascii="Times New Roman" w:hAnsi="Times New Roman"/>
+                <w:sz w:val="18"/>
+              </w:rPr>
+            </w:r>
+            <w:r>
+              <w:rPr>
+                <w:rFonts w:ascii="Times New Roman" w:hAnsi="Times New Roman"/>
+                <w:b w:val="0"/>
+                <w:sz w:val="18"/>
+              </w:rPr>
+              <w:t>HTTP</w:t>
+            </w:r>
+          </w:p>
+        </w:tc>
+        <w:tc>
+          <w:tcPr>
+            <w:tcW w:type="dxa" w:w="1872"/>
+            <w:vAlign w:val="center"/>
+          </w:tcPr>
+          <w:p>
+            <w:pPr>
+              <w:jc w:val="left"/>
+            </w:pPr>
+            <w:r>
+              <w:rPr>
+                <w:rFonts w:ascii="Times New Roman" w:hAnsi="Times New Roman"/>
+                <w:sz w:val="18"/>
+              </w:rPr>
+            </w:r>
+            <w:r>
+              <w:rPr>
+                <w:rFonts w:ascii="Times New Roman" w:hAnsi="Times New Roman"/>
+                <w:b w:val="0"/>
+                <w:sz w:val="18"/>
+              </w:rPr>
+              <w:t>El sistema redirige al formulario de autenticacion.</w:t>
+            </w:r>
+          </w:p>
+        </w:tc>
+        <w:tc>
+          <w:tcPr>
+            <w:tcW w:type="dxa" w:w="1872"/>
+            <w:vAlign w:val="center"/>
+          </w:tcPr>
+          <w:p>
+            <w:pPr>
+              <w:jc w:val="left"/>
+            </w:pPr>
+            <w:r>
+              <w:rPr>
+                <w:rFonts w:ascii="Times New Roman" w:hAnsi="Times New Roman"/>
+                <w:sz w:val="18"/>
+              </w:rPr>
+            </w:r>
+            <w:r>
+              <w:rPr>
+                <w:rFonts w:ascii="Times New Roman" w:hAnsi="Times New Roman"/>
+                <w:b w:val="0"/>
+                <w:sz w:val="18"/>
+              </w:rPr>
+              <w:t>Mantener autenticacion y revisar controles de login.</w:t>
+            </w:r>
+          </w:p>
+        </w:tc>
+      </w:tr>
+      <w:tr>
+        <w:tc>
+          <w:tcPr>
+            <w:tcW w:type="dxa" w:w="1872"/>
+            <w:vAlign w:val="center"/>
+          </w:tcPr>
+          <w:p>
+            <w:pPr>
+              <w:jc w:val="left"/>
+            </w:pPr>
+            <w:r>
+              <w:rPr>
+                <w:rFonts w:ascii="Times New Roman" w:hAnsi="Times New Roman"/>
+                <w:sz w:val="18"/>
+              </w:rPr>
+            </w:r>
+            <w:r>
+              <w:rPr>
+                <w:rFonts w:ascii="Times New Roman" w:hAnsi="Times New Roman"/>
+                <w:b w:val="0"/>
+                <w:sz w:val="18"/>
+              </w:rPr>
+              <w:t>Ingreso - Sistema de Venta</w:t>
+            </w:r>
+          </w:p>
+        </w:tc>
+        <w:tc>
+          <w:tcPr>
+            <w:tcW w:type="dxa" w:w="1872"/>
+            <w:vAlign w:val="center"/>
+          </w:tcPr>
+          <w:p>
+            <w:pPr>
+              <w:jc w:val="left"/>
+            </w:pPr>
+            <w:r>
+              <w:rPr>
+                <w:rFonts w:ascii="Times New Roman" w:hAnsi="Times New Roman"/>
+                <w:sz w:val="18"/>
+              </w:rPr>
+            </w:r>
+            <w:r>
+              <w:rPr>
+                <w:rFonts w:ascii="Times New Roman" w:hAnsi="Times New Roman"/>
+                <w:b w:val="0"/>
+                <w:sz w:val="18"/>
+              </w:rPr>
+              <w:t>Titulo web</w:t>
+            </w:r>
+          </w:p>
+        </w:tc>
+        <w:tc>
+          <w:tcPr>
+            <w:tcW w:type="dxa" w:w="1872"/>
+            <w:vAlign w:val="center"/>
+          </w:tcPr>
+          <w:p>
+            <w:pPr>
+              <w:jc w:val="left"/>
+            </w:pPr>
+            <w:r>
+              <w:rPr>
+                <w:rFonts w:ascii="Times New Roman" w:hAnsi="Times New Roman"/>
+                <w:sz w:val="18"/>
+              </w:rPr>
+            </w:r>
+            <w:r>
+              <w:rPr>
+                <w:rFonts w:ascii="Times New Roman" w:hAnsi="Times New Roman"/>
+                <w:b w:val="0"/>
+                <w:sz w:val="18"/>
+              </w:rPr>
+              <w:t>Aplicacion Flask</w:t>
+            </w:r>
+          </w:p>
+        </w:tc>
+        <w:tc>
+          <w:tcPr>
+            <w:tcW w:type="dxa" w:w="1872"/>
+            <w:vAlign w:val="center"/>
+          </w:tcPr>
+          <w:p>
+            <w:pPr>
+              <w:jc w:val="left"/>
+            </w:pPr>
+            <w:r>
+              <w:rPr>
+                <w:rFonts w:ascii="Times New Roman" w:hAnsi="Times New Roman"/>
+                <w:sz w:val="18"/>
+              </w:rPr>
+            </w:r>
+            <w:r>
+              <w:rPr>
+                <w:rFonts w:ascii="Times New Roman" w:hAnsi="Times New Roman"/>
+                <w:b w:val="0"/>
+                <w:sz w:val="18"/>
+              </w:rPr>
+              <w:t>Nmap identifico el titulo de la pagina del sistema.</w:t>
+            </w:r>
+          </w:p>
+        </w:tc>
+        <w:tc>
+          <w:tcPr>
+            <w:tcW w:type="dxa" w:w="1872"/>
+            <w:vAlign w:val="center"/>
+          </w:tcPr>
+          <w:p>
+            <w:pPr>
+              <w:jc w:val="left"/>
+            </w:pPr>
+            <w:r>
+              <w:rPr>
+                <w:rFonts w:ascii="Times New Roman" w:hAnsi="Times New Roman"/>
+                <w:sz w:val="18"/>
+              </w:rPr>
+            </w:r>
+            <w:r>
+              <w:rPr>
+                <w:rFonts w:ascii="Times New Roman" w:hAnsi="Times New Roman"/>
+                <w:b w:val="0"/>
+                <w:sz w:val="18"/>
+              </w:rPr>
+              <w:t>Evitar exposicion innecesaria de tecnologia o entorno.</w:t>
+            </w:r>
+          </w:p>
+        </w:tc>
+      </w:tr>
+    </w:tbl>
+    <w:p>
+      <w:pPr>
+        <w:jc w:val="center"/>
+      </w:pPr>
+      <w:r>
+        <w:rPr>
+          <w:rFonts w:ascii="Times New Roman" w:hAnsi="Times New Roman"/>
+          <w:i/>
+          <w:sz w:val="20"/>
+        </w:rPr>
+        <w:t>Tabla 10. Interpretacion de puertos y servicios detectados con Nmap.</w:t>
+      </w:r>
+    </w:p>
+    <w:p>
+      <w:pPr>
+        <w:pStyle w:val="Heading2"/>
+      </w:pPr>
+      <w:r>
+        <w:t>Evidencia del analisis con Nessus</w:t>
+      </w:r>
+    </w:p>
+    <w:p>
+      <w:pPr>
+        <w:jc w:val="both"/>
+      </w:pPr>
+      <w:r>
+        <w:rPr>
+          <w:rFonts w:ascii="Times New Roman" w:hAnsi="Times New Roman"/>
+          <w:sz w:val="24"/>
+        </w:rPr>
+        <w:t>El escaneo con Nessus fue ejecutado sin autenticacion contra la IP del servidor Fedora. Este enfoque permite evaluar la superficie visible del servidor y del servicio web expuesto. Debido a que el sistema cuenta con login, las vulnerabilidades internas de la aplicacion fueron verificadas mediante pruebas manuales autenticadas, mientras que Nessus se utilizo para identificar configuraciones y hallazgos externos.</w:t>
+      </w:r>
+    </w:p>
+    <w:p>
+      <w:pPr>
+        <w:jc w:val="both"/>
+      </w:pPr>
+      <w:r>
+        <w:rPr>
+          <w:rFonts w:ascii="Times New Roman" w:hAnsi="Times New Roman"/>
+          <w:sz w:val="24"/>
+        </w:rPr>
+        <w:t>La captura muestra hallazgos informativos y de baja severidad generados por Nessus, como deteccion HTTP, deteccion Python remota, informacion de sistema operativo, cookies expiradas y divulgacion de timestamp ICMP. Aunque no todos los hallazgos son criticos, sirven como evidencia de que el servidor fue escaneado y que el servicio web fue reconocido por una herramienta automatizada.</w:t>
+      </w:r>
+    </w:p>
+    <w:p>
+      <w:pPr>
+        <w:jc w:val="center"/>
+      </w:pPr>
+      <w:r>
+        <w:drawing>
+          <wp:inline xmlns:a="http://schemas.openxmlformats.org/drawingml/2006/main" xmlns:pic="http://schemas.openxmlformats.org/drawingml/2006/picture">
+            <wp:extent cx="5394960" cy="2869577"/>
+            <wp:docPr id="15" name="Picture 15"/>
+            <wp:cNvGraphicFramePr>
+              <a:graphicFrameLocks noChangeAspect="1"/>
+            </wp:cNvGraphicFramePr>
+            <a:graphic>
+              <a:graphicData uri="http://schemas.openxmlformats.org/drawingml/2006/picture">
+                <pic:pic>
+                  <pic:nvPicPr>
+                    <pic:cNvPr id="0" name="evidencia_docx_18.png"/>
+                    <pic:cNvPicPr/>
+                  </pic:nvPicPr>
+                  <pic:blipFill>
+                    <a:blip r:embed="rId23"/>
+                    <a:stretch>
+                      <a:fillRect/>
+                    </a:stretch>
+                  </pic:blipFill>
+                  <pic:spPr>
+                    <a:xfrm>
+                      <a:off x="0" y="0"/>
+                      <a:ext cx="5394960" cy="2869577"/>
+                    </a:xfrm>
+                    <a:prstGeom prst="rect"/>
+                  </pic:spPr>
+                </pic:pic>
+              </a:graphicData>
+            </a:graphic>
+          </wp:inline>
+        </w:drawing>
+      </w:r>
+    </w:p>
+    <w:p>
+      <w:pPr>
+        <w:jc w:val="center"/>
+      </w:pPr>
+      <w:r>
+        <w:rPr>
+          <w:rFonts w:ascii="Times New Roman" w:hAnsi="Times New Roman"/>
+          <w:i/>
+          <w:sz w:val="20"/>
+        </w:rPr>
+        <w:t>Figura 15. Resultado de Nessus sin autenticacion.</w:t>
+      </w:r>
+    </w:p>
+    <w:p>
+      <w:pPr>
+        <w:pStyle w:val="Heading2"/>
+      </w:pPr>
+      <w:r>
+        <w:t>Evidencias de pruebas manuales autenticadas</w:t>
+      </w:r>
+    </w:p>
+    <w:p>
+      <w:pPr>
+        <w:jc w:val="both"/>
+      </w:pPr>
+      <w:r>
+        <w:rPr>
+          <w:rFonts w:ascii="Times New Roman" w:hAnsi="Times New Roman"/>
+          <w:sz w:val="24"/>
+        </w:rPr>
+        <w:t>Las pruebas manuales se realizaron para validar fallas prediseñadas propias de la logica de la aplicacion. Este paso es necesario porque herramientas como Nessus pueden no detectar vulnerabilidades internas ubicadas detras del login o dependientes de formularios especificos. Por ello, las evidencias manuales complementan el escaneo automatizado.</w:t>
+      </w:r>
+    </w:p>
+    <w:p>
+      <w:pPr>
+        <w:jc w:val="both"/>
+      </w:pPr>
+      <w:r>
+        <w:rPr>
+          <w:rFonts w:ascii="Times New Roman" w:hAnsi="Times New Roman"/>
+          <w:sz w:val="24"/>
+        </w:rPr>
+        <w:t>La captura muestra el uso del payload ' OR '1'='1' -- en el formulario de inicio de sesion. Esta prueba evidencia que el login concatena directamente entradas del usuario en una consulta SQL, permitiendo el ingreso sin credenciales validas. El riesgo asociado es alto porque compromete el control de acceso principal del sistema.</w:t>
+      </w:r>
+    </w:p>
+    <w:p>
+      <w:pPr>
+        <w:jc w:val="center"/>
+      </w:pPr>
+      <w:r>
+        <w:drawing>
+          <wp:inline xmlns:a="http://schemas.openxmlformats.org/drawingml/2006/main" xmlns:pic="http://schemas.openxmlformats.org/drawingml/2006/picture">
+            <wp:extent cx="5394960" cy="2503230"/>
+            <wp:docPr id="16" name="Picture 16"/>
+            <wp:cNvGraphicFramePr>
+              <a:graphicFrameLocks noChangeAspect="1"/>
+            </wp:cNvGraphicFramePr>
+            <a:graphic>
+              <a:graphicData uri="http://schemas.openxmlformats.org/drawingml/2006/picture">
+                <pic:pic>
+                  <pic:nvPicPr>
+                    <pic:cNvPr id="0" name="evidencia_docx_10.png"/>
+                    <pic:cNvPicPr/>
+                  </pic:nvPicPr>
+                  <pic:blipFill>
+                    <a:blip r:embed="rId24"/>
+                    <a:stretch>
+                      <a:fillRect/>
+                    </a:stretch>
+                  </pic:blipFill>
+                  <pic:spPr>
+                    <a:xfrm>
+                      <a:off x="0" y="0"/>
+                      <a:ext cx="5394960" cy="2503230"/>
+                    </a:xfrm>
+                    <a:prstGeom prst="rect"/>
+                  </pic:spPr>
+                </pic:pic>
+              </a:graphicData>
+            </a:graphic>
+          </wp:inline>
+        </w:drawing>
+      </w:r>
+    </w:p>
+    <w:p>
+      <w:pPr>
+        <w:jc w:val="center"/>
+      </w:pPr>
+      <w:r>
+        <w:rPr>
+          <w:rFonts w:ascii="Times New Roman" w:hAnsi="Times New Roman"/>
+          <w:i/>
+          <w:sz w:val="20"/>
+        </w:rPr>
+        <w:t>Figura 16. Prueba de SQL Injection en login.</w:t>
+      </w:r>
+    </w:p>
+    <w:p>
+      <w:pPr>
+        <w:jc w:val="both"/>
+      </w:pPr>
+      <w:r>
+        <w:rPr>
+          <w:rFonts w:ascii="Times New Roman" w:hAnsi="Times New Roman"/>
+          <w:sz w:val="24"/>
+        </w:rPr>
+        <w:t>La alerta en el navegador evidencia que la busqueda refleja entrada del usuario sin escape seguro. Esta vulnerabilidad podria permitir que un atacante ejecute JavaScript en el navegador de un usuario autenticado si logra inducirlo a visitar una URL manipulada.</w:t>
+      </w:r>
+    </w:p>
+    <w:p>
+      <w:pPr>
+        <w:jc w:val="center"/>
+      </w:pPr>
+      <w:r>
+        <w:drawing>
+          <wp:inline xmlns:a="http://schemas.openxmlformats.org/drawingml/2006/main" xmlns:pic="http://schemas.openxmlformats.org/drawingml/2006/picture">
+            <wp:extent cx="5394960" cy="2652287"/>
+            <wp:docPr id="17" name="Picture 17"/>
+            <wp:cNvGraphicFramePr>
+              <a:graphicFrameLocks noChangeAspect="1"/>
+            </wp:cNvGraphicFramePr>
+            <a:graphic>
+              <a:graphicData uri="http://schemas.openxmlformats.org/drawingml/2006/picture">
+                <pic:pic>
+                  <pic:nvPicPr>
+                    <pic:cNvPr id="0" name="evidencia_docx_13.png"/>
+                    <pic:cNvPicPr/>
+                  </pic:nvPicPr>
+                  <pic:blipFill>
+                    <a:blip r:embed="rId25"/>
+                    <a:stretch>
+                      <a:fillRect/>
+                    </a:stretch>
+                  </pic:blipFill>
+                  <pic:spPr>
+                    <a:xfrm>
+                      <a:off x="0" y="0"/>
+                      <a:ext cx="5394960" cy="2652287"/>
+                    </a:xfrm>
+                    <a:prstGeom prst="rect"/>
+                  </pic:spPr>
+                </pic:pic>
+              </a:graphicData>
+            </a:graphic>
+          </wp:inline>
+        </w:drawing>
+      </w:r>
+    </w:p>
+    <w:p>
+      <w:pPr>
+        <w:jc w:val="center"/>
+      </w:pPr>
+      <w:r>
+        <w:rPr>
+          <w:rFonts w:ascii="Times New Roman" w:hAnsi="Times New Roman"/>
+          <w:i/>
+          <w:sz w:val="20"/>
+        </w:rPr>
+        <w:t>Figura 17. Prueba de XSS reflejado.</w:t>
+      </w:r>
+    </w:p>
+    <w:p>
+      <w:pPr>
+        <w:jc w:val="both"/>
+      </w:pPr>
+      <w:r>
+        <w:rPr>
+          <w:rFonts w:ascii="Times New Roman" w:hAnsi="Times New Roman"/>
+          <w:sz w:val="24"/>
+        </w:rPr>
+        <w:t>En esta captura se observa el registro de un producto cuya descripcion contiene un script. La prueba representa XSS almacenado porque el contenido malicioso se guarda en la base de datos y luego se muestra nuevamente en la interfaz.</w:t>
+      </w:r>
+    </w:p>
+    <w:p>
+      <w:pPr>
+        <w:jc w:val="center"/>
+      </w:pPr>
+      <w:r>
+        <w:drawing>
+          <wp:inline xmlns:a="http://schemas.openxmlformats.org/drawingml/2006/main" xmlns:pic="http://schemas.openxmlformats.org/drawingml/2006/picture">
+            <wp:extent cx="5394960" cy="5489966"/>
+            <wp:docPr id="18" name="Picture 18"/>
+            <wp:cNvGraphicFramePr>
+              <a:graphicFrameLocks noChangeAspect="1"/>
+            </wp:cNvGraphicFramePr>
+            <a:graphic>
+              <a:graphicData uri="http://schemas.openxmlformats.org/drawingml/2006/picture">
+                <pic:pic>
+                  <pic:nvPicPr>
+                    <pic:cNvPr id="0" name="evidencia_docx_16.png"/>
+                    <pic:cNvPicPr/>
+                  </pic:nvPicPr>
+                  <pic:blipFill>
+                    <a:blip r:embed="rId26"/>
+                    <a:stretch>
+                      <a:fillRect/>
+                    </a:stretch>
+                  </pic:blipFill>
+                  <pic:spPr>
+                    <a:xfrm>
+                      <a:off x="0" y="0"/>
+                      <a:ext cx="5394960" cy="5489966"/>
+                    </a:xfrm>
+                    <a:prstGeom prst="rect"/>
+                  </pic:spPr>
+                </pic:pic>
+              </a:graphicData>
+            </a:graphic>
+          </wp:inline>
+        </w:drawing>
+      </w:r>
+    </w:p>
+    <w:p>
+      <w:pPr>
+        <w:jc w:val="center"/>
+      </w:pPr>
+      <w:r>
+        <w:rPr>
+          <w:rFonts w:ascii="Times New Roman" w:hAnsi="Times New Roman"/>
+          <w:i/>
+          <w:sz w:val="20"/>
+        </w:rPr>
+        <w:t>Figura 18. Registro de payload para XSS almacenado.</w:t>
+      </w:r>
+    </w:p>
+    <w:p>
+      <w:pPr>
+        <w:jc w:val="both"/>
+      </w:pPr>
+      <w:r>
+        <w:rPr>
+          <w:rFonts w:ascii="Times New Roman" w:hAnsi="Times New Roman"/>
+          <w:sz w:val="24"/>
+        </w:rPr>
+        <w:t>La alerta confirma que el script almacenado en la descripcion del producto se ejecuta al visualizar el modulo correspondiente. Este hallazgo tiene mayor impacto que un XSS reflejado porque permanece en el sistema hasta que el registro sea corregido o eliminado.</w:t>
+      </w:r>
+    </w:p>
+    <w:p>
+      <w:pPr>
+        <w:jc w:val="center"/>
+      </w:pPr>
+      <w:r>
+        <w:drawing>
+          <wp:inline xmlns:a="http://schemas.openxmlformats.org/drawingml/2006/main" xmlns:pic="http://schemas.openxmlformats.org/drawingml/2006/picture">
+            <wp:extent cx="5394960" cy="2676351"/>
+            <wp:docPr id="19" name="Picture 19"/>
+            <wp:cNvGraphicFramePr>
+              <a:graphicFrameLocks noChangeAspect="1"/>
+            </wp:cNvGraphicFramePr>
+            <a:graphic>
+              <a:graphicData uri="http://schemas.openxmlformats.org/drawingml/2006/picture">
+                <pic:pic>
+                  <pic:nvPicPr>
+                    <pic:cNvPr id="0" name="evidencia_docx_21.png"/>
+                    <pic:cNvPicPr/>
+                  </pic:nvPicPr>
+                  <pic:blipFill>
+                    <a:blip r:embed="rId27"/>
+                    <a:stretch>
+                      <a:fillRect/>
+                    </a:stretch>
+                  </pic:blipFill>
+                  <pic:spPr>
+                    <a:xfrm>
+                      <a:off x="0" y="0"/>
+                      <a:ext cx="5394960" cy="2676351"/>
+                    </a:xfrm>
+                    <a:prstGeom prst="rect"/>
+                  </pic:spPr>
+                </pic:pic>
+              </a:graphicData>
+            </a:graphic>
+          </wp:inline>
+        </w:drawing>
+      </w:r>
+    </w:p>
+    <w:p>
+      <w:pPr>
+        <w:jc w:val="center"/>
+      </w:pPr>
+      <w:r>
+        <w:rPr>
+          <w:rFonts w:ascii="Times New Roman" w:hAnsi="Times New Roman"/>
+          <w:i/>
+          <w:sz w:val="20"/>
+        </w:rPr>
+        <w:t>Figura 19. Ejecucion de XSS almacenado.</w:t>
+      </w:r>
+    </w:p>
+    <w:p>
+      <w:pPr>
+        <w:jc w:val="both"/>
+      </w:pPr>
+      <w:r>
+        <w:rPr>
+          <w:rFonts w:ascii="Times New Roman" w:hAnsi="Times New Roman"/>
+          <w:sz w:val="24"/>
+        </w:rPr>
+        <w:t>La consulta realizada sobre SQLite muestra usuarios y contrasenas directamente legibles, como admin123 y ventas123. Esta evidencia demuestra una falla critica de almacenamiento de credenciales, ya que cualquier exposicion de la base de datos comprometeria inmediatamente las cuentas del sistema.</w:t>
+      </w:r>
+    </w:p>
+    <w:p>
+      <w:pPr>
+        <w:jc w:val="center"/>
+      </w:pPr>
+      <w:r>
+        <w:drawing>
+          <wp:inline xmlns:a="http://schemas.openxmlformats.org/drawingml/2006/main" xmlns:pic="http://schemas.openxmlformats.org/drawingml/2006/picture">
+            <wp:extent cx="5394960" cy="2808946"/>
+            <wp:docPr id="20" name="Picture 20"/>
+            <wp:cNvGraphicFramePr>
+              <a:graphicFrameLocks noChangeAspect="1"/>
+            </wp:cNvGraphicFramePr>
+            <a:graphic>
+              <a:graphicData uri="http://schemas.openxmlformats.org/drawingml/2006/picture">
+                <pic:pic>
+                  <pic:nvPicPr>
+                    <pic:cNvPr id="0" name="evidencia_docx_08.png"/>
+                    <pic:cNvPicPr/>
+                  </pic:nvPicPr>
+                  <pic:blipFill>
+                    <a:blip r:embed="rId28"/>
+                    <a:stretch>
+                      <a:fillRect/>
+                    </a:stretch>
+                  </pic:blipFill>
+                  <pic:spPr>
+                    <a:xfrm>
+                      <a:off x="0" y="0"/>
+                      <a:ext cx="5394960" cy="2808946"/>
+                    </a:xfrm>
+                    <a:prstGeom prst="rect"/>
+                  </pic:spPr>
+                </pic:pic>
+              </a:graphicData>
+            </a:graphic>
+          </wp:inline>
+        </w:drawing>
+      </w:r>
+    </w:p>
+    <w:p>
+      <w:pPr>
+        <w:jc w:val="center"/>
+      </w:pPr>
+      <w:r>
+        <w:rPr>
+          <w:rFonts w:ascii="Times New Roman" w:hAnsi="Times New Roman"/>
+          <w:i/>
+          <w:sz w:val="20"/>
+        </w:rPr>
+        <w:t>Figura 20. Contrasenas almacenadas en texto plano.</w:t>
+      </w:r>
+    </w:p>
+    <w:tbl>
+      <w:tblPr>
+        <w:tblStyle w:val="TableGrid"/>
+        <w:tblW w:type="auto" w:w="0"/>
+        <w:jc w:val="center"/>
+        <w:tblLook w:firstColumn="1" w:firstRow="1" w:lastColumn="0" w:lastRow="0" w:noHBand="0" w:noVBand="1" w:val="04A0"/>
+      </w:tblPr>
+      <w:tblGrid>
+        <w:gridCol w:w="2340"/>
+        <w:gridCol w:w="2340"/>
+        <w:gridCol w:w="2340"/>
+        <w:gridCol w:w="2340"/>
+      </w:tblGrid>
+      <w:tr>
+        <w:trPr>
+          <w:tblHeader w:val="true"/>
+        </w:trPr>
+        <w:tc>
+          <w:tcPr>
+            <w:tcW w:type="dxa" w:w="2340"/>
+            <w:vAlign w:val="center"/>
+            <w:shd w:fill="E8EEF5"/>
+          </w:tcPr>
+          <w:p>
+            <w:pPr>
+              <w:jc w:val="left"/>
+            </w:pPr>
+            <w:r>
+              <w:rPr>
+                <w:rFonts w:ascii="Times New Roman" w:hAnsi="Times New Roman"/>
+                <w:b/>
+                <w:sz w:val="18"/>
+              </w:rPr>
+            </w:r>
+            <w:r>
+              <w:rPr>
+                <w:rFonts w:ascii="Times New Roman" w:hAnsi="Times New Roman"/>
+                <w:b/>
+                <w:sz w:val="18"/>
+              </w:rPr>
+              <w:t>Falla prediseñada</w:t>
+            </w:r>
+          </w:p>
+        </w:tc>
+        <w:tc>
+          <w:tcPr>
+            <w:tcW w:type="dxa" w:w="2340"/>
+            <w:vAlign w:val="center"/>
+            <w:shd w:fill="E8EEF5"/>
+          </w:tcPr>
+          <w:p>
+            <w:pPr>
+              <w:jc w:val="left"/>
+            </w:pPr>
+            <w:r>
+              <w:rPr>
+                <w:rFonts w:ascii="Times New Roman" w:hAnsi="Times New Roman"/>
+                <w:b/>
+                <w:sz w:val="18"/>
+              </w:rPr>
+            </w:r>
+            <w:r>
+              <w:rPr>
+                <w:rFonts w:ascii="Times New Roman" w:hAnsi="Times New Roman"/>
+                <w:b/>
+                <w:sz w:val="18"/>
+              </w:rPr>
+              <w:t>Evidencia</w:t>
+            </w:r>
+          </w:p>
+        </w:tc>
+        <w:tc>
+          <w:tcPr>
+            <w:tcW w:type="dxa" w:w="2340"/>
+            <w:vAlign w:val="center"/>
+            <w:shd w:fill="E8EEF5"/>
+          </w:tcPr>
+          <w:p>
+            <w:pPr>
+              <w:jc w:val="left"/>
+            </w:pPr>
+            <w:r>
+              <w:rPr>
+                <w:rFonts w:ascii="Times New Roman" w:hAnsi="Times New Roman"/>
+                <w:b/>
+                <w:sz w:val="18"/>
+              </w:rPr>
+            </w:r>
+            <w:r>
+              <w:rPr>
+                <w:rFonts w:ascii="Times New Roman" w:hAnsi="Times New Roman"/>
+                <w:b/>
+                <w:sz w:val="18"/>
+              </w:rPr>
+              <w:t>Nivel</w:t>
+            </w:r>
+          </w:p>
+        </w:tc>
+        <w:tc>
+          <w:tcPr>
+            <w:tcW w:type="dxa" w:w="2340"/>
+            <w:vAlign w:val="center"/>
+            <w:shd w:fill="E8EEF5"/>
+          </w:tcPr>
+          <w:p>
+            <w:pPr>
+              <w:jc w:val="left"/>
+            </w:pPr>
+            <w:r>
+              <w:rPr>
+                <w:rFonts w:ascii="Times New Roman" w:hAnsi="Times New Roman"/>
+                <w:b/>
+                <w:sz w:val="18"/>
+              </w:rPr>
+            </w:r>
+            <w:r>
+              <w:rPr>
+                <w:rFonts w:ascii="Times New Roman" w:hAnsi="Times New Roman"/>
+                <w:b/>
+                <w:sz w:val="18"/>
+              </w:rPr>
+              <w:t>Control propuesto</w:t>
+            </w:r>
+          </w:p>
+        </w:tc>
+      </w:tr>
+      <w:tr>
+        <w:tc>
+          <w:tcPr>
+            <w:tcW w:type="dxa" w:w="2340"/>
+            <w:vAlign w:val="center"/>
+          </w:tcPr>
+          <w:p>
+            <w:pPr>
+              <w:jc w:val="left"/>
+            </w:pPr>
+            <w:r>
+              <w:rPr>
+                <w:rFonts w:ascii="Times New Roman" w:hAnsi="Times New Roman"/>
+                <w:sz w:val="18"/>
+              </w:rPr>
+            </w:r>
+            <w:r>
+              <w:rPr>
+                <w:rFonts w:ascii="Times New Roman" w:hAnsi="Times New Roman"/>
+                <w:b w:val="0"/>
+                <w:sz w:val="18"/>
+              </w:rPr>
+              <w:t>Credenciales debiles</w:t>
+            </w:r>
+          </w:p>
+        </w:tc>
+        <w:tc>
+          <w:tcPr>
+            <w:tcW w:type="dxa" w:w="2340"/>
+            <w:vAlign w:val="center"/>
+          </w:tcPr>
+          <w:p>
+            <w:pPr>
+              <w:jc w:val="left"/>
+            </w:pPr>
+            <w:r>
+              <w:rPr>
+                <w:rFonts w:ascii="Times New Roman" w:hAnsi="Times New Roman"/>
+                <w:sz w:val="18"/>
+              </w:rPr>
+            </w:r>
+            <w:r>
+              <w:rPr>
+                <w:rFonts w:ascii="Times New Roman" w:hAnsi="Times New Roman"/>
+                <w:b w:val="0"/>
+                <w:sz w:val="18"/>
+              </w:rPr>
+              <w:t>Ingreso con admin/admin123</w:t>
+            </w:r>
+          </w:p>
+        </w:tc>
+        <w:tc>
+          <w:tcPr>
+            <w:tcW w:type="dxa" w:w="2340"/>
+            <w:vAlign w:val="center"/>
+          </w:tcPr>
+          <w:p>
+            <w:pPr>
+              <w:jc w:val="left"/>
+            </w:pPr>
+            <w:r>
+              <w:rPr>
+                <w:rFonts w:ascii="Times New Roman" w:hAnsi="Times New Roman"/>
+                <w:sz w:val="18"/>
+              </w:rPr>
+            </w:r>
+            <w:r>
+              <w:rPr>
+                <w:rFonts w:ascii="Times New Roman" w:hAnsi="Times New Roman"/>
+                <w:b w:val="0"/>
+                <w:sz w:val="18"/>
+              </w:rPr>
+              <w:t>Alto</w:t>
+            </w:r>
+          </w:p>
+        </w:tc>
+        <w:tc>
+          <w:tcPr>
+            <w:tcW w:type="dxa" w:w="2340"/>
+            <w:vAlign w:val="center"/>
+          </w:tcPr>
+          <w:p>
+            <w:pPr>
+              <w:jc w:val="left"/>
+            </w:pPr>
+            <w:r>
+              <w:rPr>
+                <w:rFonts w:ascii="Times New Roman" w:hAnsi="Times New Roman"/>
+                <w:sz w:val="18"/>
+              </w:rPr>
+            </w:r>
+            <w:r>
+              <w:rPr>
+                <w:rFonts w:ascii="Times New Roman" w:hAnsi="Times New Roman"/>
+                <w:b w:val="0"/>
+                <w:sz w:val="18"/>
+              </w:rPr>
+              <w:t>Aplicar politica de contrasenas y bloqueo por intentos fallidos.</w:t>
+            </w:r>
+          </w:p>
+        </w:tc>
+      </w:tr>
+      <w:tr>
+        <w:tc>
+          <w:tcPr>
+            <w:tcW w:type="dxa" w:w="2340"/>
+            <w:vAlign w:val="center"/>
+          </w:tcPr>
+          <w:p>
+            <w:pPr>
+              <w:jc w:val="left"/>
+            </w:pPr>
+            <w:r>
+              <w:rPr>
+                <w:rFonts w:ascii="Times New Roman" w:hAnsi="Times New Roman"/>
+                <w:sz w:val="18"/>
+              </w:rPr>
+            </w:r>
+            <w:r>
+              <w:rPr>
+                <w:rFonts w:ascii="Times New Roman" w:hAnsi="Times New Roman"/>
+                <w:b w:val="0"/>
+                <w:sz w:val="18"/>
+              </w:rPr>
+              <w:t>SQL Injection</w:t>
+            </w:r>
+          </w:p>
+        </w:tc>
+        <w:tc>
+          <w:tcPr>
+            <w:tcW w:type="dxa" w:w="2340"/>
+            <w:vAlign w:val="center"/>
+          </w:tcPr>
+          <w:p>
+            <w:pPr>
+              <w:jc w:val="left"/>
+            </w:pPr>
+            <w:r>
+              <w:rPr>
+                <w:rFonts w:ascii="Times New Roman" w:hAnsi="Times New Roman"/>
+                <w:sz w:val="18"/>
+              </w:rPr>
+            </w:r>
+            <w:r>
+              <w:rPr>
+                <w:rFonts w:ascii="Times New Roman" w:hAnsi="Times New Roman"/>
+                <w:b w:val="0"/>
+                <w:sz w:val="18"/>
+              </w:rPr>
+              <w:t>Ingreso con payload ' OR '1'='1' --</w:t>
+            </w:r>
+          </w:p>
+        </w:tc>
+        <w:tc>
+          <w:tcPr>
+            <w:tcW w:type="dxa" w:w="2340"/>
+            <w:vAlign w:val="center"/>
+          </w:tcPr>
+          <w:p>
+            <w:pPr>
+              <w:jc w:val="left"/>
+            </w:pPr>
+            <w:r>
+              <w:rPr>
+                <w:rFonts w:ascii="Times New Roman" w:hAnsi="Times New Roman"/>
+                <w:sz w:val="18"/>
+              </w:rPr>
+            </w:r>
+            <w:r>
+              <w:rPr>
+                <w:rFonts w:ascii="Times New Roman" w:hAnsi="Times New Roman"/>
+                <w:b w:val="0"/>
+                <w:sz w:val="18"/>
+              </w:rPr>
+              <w:t>Alto</w:t>
+            </w:r>
+          </w:p>
+        </w:tc>
+        <w:tc>
+          <w:tcPr>
+            <w:tcW w:type="dxa" w:w="2340"/>
+            <w:vAlign w:val="center"/>
+          </w:tcPr>
+          <w:p>
+            <w:pPr>
+              <w:jc w:val="left"/>
+            </w:pPr>
+            <w:r>
+              <w:rPr>
+                <w:rFonts w:ascii="Times New Roman" w:hAnsi="Times New Roman"/>
+                <w:sz w:val="18"/>
+              </w:rPr>
+            </w:r>
+            <w:r>
+              <w:rPr>
+                <w:rFonts w:ascii="Times New Roman" w:hAnsi="Times New Roman"/>
+                <w:b w:val="0"/>
+                <w:sz w:val="18"/>
+              </w:rPr>
+              <w:t>Usar consultas parametrizadas y validacion de entradas.</w:t>
+            </w:r>
+          </w:p>
+        </w:tc>
+      </w:tr>
+      <w:tr>
+        <w:tc>
+          <w:tcPr>
+            <w:tcW w:type="dxa" w:w="2340"/>
+            <w:vAlign w:val="center"/>
+          </w:tcPr>
+          <w:p>
+            <w:pPr>
+              <w:jc w:val="left"/>
+            </w:pPr>
+            <w:r>
+              <w:rPr>
+                <w:rFonts w:ascii="Times New Roman" w:hAnsi="Times New Roman"/>
+                <w:sz w:val="18"/>
+              </w:rPr>
+            </w:r>
+            <w:r>
+              <w:rPr>
+                <w:rFonts w:ascii="Times New Roman" w:hAnsi="Times New Roman"/>
+                <w:b w:val="0"/>
+                <w:sz w:val="18"/>
+              </w:rPr>
+              <w:t>XSS reflejado</w:t>
+            </w:r>
+          </w:p>
+        </w:tc>
+        <w:tc>
+          <w:tcPr>
+            <w:tcW w:type="dxa" w:w="2340"/>
+            <w:vAlign w:val="center"/>
+          </w:tcPr>
+          <w:p>
+            <w:pPr>
+              <w:jc w:val="left"/>
+            </w:pPr>
+            <w:r>
+              <w:rPr>
+                <w:rFonts w:ascii="Times New Roman" w:hAnsi="Times New Roman"/>
+                <w:sz w:val="18"/>
+              </w:rPr>
+            </w:r>
+            <w:r>
+              <w:rPr>
+                <w:rFonts w:ascii="Times New Roman" w:hAnsi="Times New Roman"/>
+                <w:b w:val="0"/>
+                <w:sz w:val="18"/>
+              </w:rPr>
+              <w:t>Parametro q de busqueda ejecuta JavaScript</w:t>
+            </w:r>
+          </w:p>
+        </w:tc>
+        <w:tc>
+          <w:tcPr>
+            <w:tcW w:type="dxa" w:w="2340"/>
+            <w:vAlign w:val="center"/>
+          </w:tcPr>
+          <w:p>
+            <w:pPr>
+              <w:jc w:val="left"/>
+            </w:pPr>
+            <w:r>
+              <w:rPr>
+                <w:rFonts w:ascii="Times New Roman" w:hAnsi="Times New Roman"/>
+                <w:sz w:val="18"/>
+              </w:rPr>
+            </w:r>
+            <w:r>
+              <w:rPr>
+                <w:rFonts w:ascii="Times New Roman" w:hAnsi="Times New Roman"/>
+                <w:b w:val="0"/>
+                <w:sz w:val="18"/>
+              </w:rPr>
+              <w:t>Medio</w:t>
+            </w:r>
+          </w:p>
+        </w:tc>
+        <w:tc>
+          <w:tcPr>
+            <w:tcW w:type="dxa" w:w="2340"/>
+            <w:vAlign w:val="center"/>
+          </w:tcPr>
+          <w:p>
+            <w:pPr>
+              <w:jc w:val="left"/>
+            </w:pPr>
+            <w:r>
+              <w:rPr>
+                <w:rFonts w:ascii="Times New Roman" w:hAnsi="Times New Roman"/>
+                <w:sz w:val="18"/>
+              </w:rPr>
+            </w:r>
+            <w:r>
+              <w:rPr>
+                <w:rFonts w:ascii="Times New Roman" w:hAnsi="Times New Roman"/>
+                <w:b w:val="0"/>
+                <w:sz w:val="18"/>
+              </w:rPr>
+              <w:t>Escapar salidas HTML y aplicar Content Security Policy.</w:t>
+            </w:r>
+          </w:p>
+        </w:tc>
+      </w:tr>
+      <w:tr>
+        <w:tc>
+          <w:tcPr>
+            <w:tcW w:type="dxa" w:w="2340"/>
+            <w:vAlign w:val="center"/>
+          </w:tcPr>
+          <w:p>
+            <w:pPr>
+              <w:jc w:val="left"/>
+            </w:pPr>
+            <w:r>
+              <w:rPr>
+                <w:rFonts w:ascii="Times New Roman" w:hAnsi="Times New Roman"/>
+                <w:sz w:val="18"/>
+              </w:rPr>
+            </w:r>
+            <w:r>
+              <w:rPr>
+                <w:rFonts w:ascii="Times New Roman" w:hAnsi="Times New Roman"/>
+                <w:b w:val="0"/>
+                <w:sz w:val="18"/>
+              </w:rPr>
+              <w:t>XSS almacenado</w:t>
+            </w:r>
+          </w:p>
+        </w:tc>
+        <w:tc>
+          <w:tcPr>
+            <w:tcW w:type="dxa" w:w="2340"/>
+            <w:vAlign w:val="center"/>
+          </w:tcPr>
+          <w:p>
+            <w:pPr>
+              <w:jc w:val="left"/>
+            </w:pPr>
+            <w:r>
+              <w:rPr>
+                <w:rFonts w:ascii="Times New Roman" w:hAnsi="Times New Roman"/>
+                <w:sz w:val="18"/>
+              </w:rPr>
+            </w:r>
+            <w:r>
+              <w:rPr>
+                <w:rFonts w:ascii="Times New Roman" w:hAnsi="Times New Roman"/>
+                <w:b w:val="0"/>
+                <w:sz w:val="18"/>
+              </w:rPr>
+              <w:t>Descripcion de producto almacena script</w:t>
+            </w:r>
+          </w:p>
+        </w:tc>
+        <w:tc>
+          <w:tcPr>
+            <w:tcW w:type="dxa" w:w="2340"/>
+            <w:vAlign w:val="center"/>
+          </w:tcPr>
+          <w:p>
+            <w:pPr>
+              <w:jc w:val="left"/>
+            </w:pPr>
+            <w:r>
+              <w:rPr>
+                <w:rFonts w:ascii="Times New Roman" w:hAnsi="Times New Roman"/>
+                <w:sz w:val="18"/>
+              </w:rPr>
+            </w:r>
+            <w:r>
+              <w:rPr>
+                <w:rFonts w:ascii="Times New Roman" w:hAnsi="Times New Roman"/>
+                <w:b w:val="0"/>
+                <w:sz w:val="18"/>
+              </w:rPr>
+              <w:t>Alto</w:t>
+            </w:r>
+          </w:p>
+        </w:tc>
+        <w:tc>
+          <w:tcPr>
+            <w:tcW w:type="dxa" w:w="2340"/>
+            <w:vAlign w:val="center"/>
+          </w:tcPr>
+          <w:p>
+            <w:pPr>
+              <w:jc w:val="left"/>
+            </w:pPr>
+            <w:r>
+              <w:rPr>
+                <w:rFonts w:ascii="Times New Roman" w:hAnsi="Times New Roman"/>
+                <w:sz w:val="18"/>
+              </w:rPr>
+            </w:r>
+            <w:r>
+              <w:rPr>
+                <w:rFonts w:ascii="Times New Roman" w:hAnsi="Times New Roman"/>
+                <w:b w:val="0"/>
+                <w:sz w:val="18"/>
+              </w:rPr>
+              <w:t>Sanitizar contenido de usuario antes de guardar y mostrar.</w:t>
+            </w:r>
+          </w:p>
+        </w:tc>
+      </w:tr>
+      <w:tr>
+        <w:tc>
+          <w:tcPr>
+            <w:tcW w:type="dxa" w:w="2340"/>
+            <w:vAlign w:val="center"/>
+          </w:tcPr>
+          <w:p>
+            <w:pPr>
+              <w:jc w:val="left"/>
+            </w:pPr>
+            <w:r>
+              <w:rPr>
+                <w:rFonts w:ascii="Times New Roman" w:hAnsi="Times New Roman"/>
+                <w:sz w:val="18"/>
+              </w:rPr>
+            </w:r>
+            <w:r>
+              <w:rPr>
+                <w:rFonts w:ascii="Times New Roman" w:hAnsi="Times New Roman"/>
+                <w:b w:val="0"/>
+                <w:sz w:val="18"/>
+              </w:rPr>
+              <w:t>Contrasenas en texto plano</w:t>
+            </w:r>
+          </w:p>
+        </w:tc>
+        <w:tc>
+          <w:tcPr>
+            <w:tcW w:type="dxa" w:w="2340"/>
+            <w:vAlign w:val="center"/>
+          </w:tcPr>
+          <w:p>
+            <w:pPr>
+              <w:jc w:val="left"/>
+            </w:pPr>
+            <w:r>
+              <w:rPr>
+                <w:rFonts w:ascii="Times New Roman" w:hAnsi="Times New Roman"/>
+                <w:sz w:val="18"/>
+              </w:rPr>
+            </w:r>
+            <w:r>
+              <w:rPr>
+                <w:rFonts w:ascii="Times New Roman" w:hAnsi="Times New Roman"/>
+                <w:b w:val="0"/>
+                <w:sz w:val="18"/>
+              </w:rPr>
+              <w:t>Consulta SQLite muestra admin123 y ventas123</w:t>
+            </w:r>
+          </w:p>
+        </w:tc>
+        <w:tc>
+          <w:tcPr>
+            <w:tcW w:type="dxa" w:w="2340"/>
+            <w:vAlign w:val="center"/>
+          </w:tcPr>
+          <w:p>
+            <w:pPr>
+              <w:jc w:val="left"/>
+            </w:pPr>
+            <w:r>
+              <w:rPr>
+                <w:rFonts w:ascii="Times New Roman" w:hAnsi="Times New Roman"/>
+                <w:sz w:val="18"/>
+              </w:rPr>
+            </w:r>
+            <w:r>
+              <w:rPr>
+                <w:rFonts w:ascii="Times New Roman" w:hAnsi="Times New Roman"/>
+                <w:b w:val="0"/>
+                <w:sz w:val="18"/>
+              </w:rPr>
+              <w:t>Alto</w:t>
+            </w:r>
+          </w:p>
+        </w:tc>
+        <w:tc>
+          <w:tcPr>
+            <w:tcW w:type="dxa" w:w="2340"/>
+            <w:vAlign w:val="center"/>
+          </w:tcPr>
+          <w:p>
+            <w:pPr>
+              <w:jc w:val="left"/>
+            </w:pPr>
+            <w:r>
+              <w:rPr>
+                <w:rFonts w:ascii="Times New Roman" w:hAnsi="Times New Roman"/>
+                <w:sz w:val="18"/>
+              </w:rPr>
+            </w:r>
+            <w:r>
+              <w:rPr>
+                <w:rFonts w:ascii="Times New Roman" w:hAnsi="Times New Roman"/>
+                <w:b w:val="0"/>
+                <w:sz w:val="18"/>
+              </w:rPr>
+              <w:t>Guardar contrasenas con hash seguro como bcrypt o argon2.</w:t>
+            </w:r>
+          </w:p>
+        </w:tc>
+      </w:tr>
+      <w:tr>
+        <w:tc>
+          <w:tcPr>
+            <w:tcW w:type="dxa" w:w="2340"/>
+            <w:vAlign w:val="center"/>
+          </w:tcPr>
+          <w:p>
+            <w:pPr>
+              <w:jc w:val="left"/>
+            </w:pPr>
+            <w:r>
+              <w:rPr>
+                <w:rFonts w:ascii="Times New Roman" w:hAnsi="Times New Roman"/>
+                <w:sz w:val="18"/>
+              </w:rPr>
+            </w:r>
+            <w:r>
+              <w:rPr>
+                <w:rFonts w:ascii="Times New Roman" w:hAnsi="Times New Roman"/>
+                <w:b w:val="0"/>
+                <w:sz w:val="18"/>
+              </w:rPr>
+              <w:t>Servidor de desarrollo</w:t>
+            </w:r>
+          </w:p>
+        </w:tc>
+        <w:tc>
+          <w:tcPr>
+            <w:tcW w:type="dxa" w:w="2340"/>
+            <w:vAlign w:val="center"/>
+          </w:tcPr>
+          <w:p>
+            <w:pPr>
+              <w:jc w:val="left"/>
+            </w:pPr>
+            <w:r>
+              <w:rPr>
+                <w:rFonts w:ascii="Times New Roman" w:hAnsi="Times New Roman"/>
+                <w:sz w:val="18"/>
+              </w:rPr>
+            </w:r>
+            <w:r>
+              <w:rPr>
+                <w:rFonts w:ascii="Times New Roman" w:hAnsi="Times New Roman"/>
+                <w:b w:val="0"/>
+                <w:sz w:val="18"/>
+              </w:rPr>
+              <w:t>Werkzeug expuesto en puerto 5000</w:t>
+            </w:r>
+          </w:p>
+        </w:tc>
+        <w:tc>
+          <w:tcPr>
+            <w:tcW w:type="dxa" w:w="2340"/>
+            <w:vAlign w:val="center"/>
+          </w:tcPr>
+          <w:p>
+            <w:pPr>
+              <w:jc w:val="left"/>
+            </w:pPr>
+            <w:r>
+              <w:rPr>
+                <w:rFonts w:ascii="Times New Roman" w:hAnsi="Times New Roman"/>
+                <w:sz w:val="18"/>
+              </w:rPr>
+            </w:r>
+            <w:r>
+              <w:rPr>
+                <w:rFonts w:ascii="Times New Roman" w:hAnsi="Times New Roman"/>
+                <w:b w:val="0"/>
+                <w:sz w:val="18"/>
+              </w:rPr>
+              <w:t>Medio</w:t>
+            </w:r>
+          </w:p>
+        </w:tc>
+        <w:tc>
+          <w:tcPr>
+            <w:tcW w:type="dxa" w:w="2340"/>
+            <w:vAlign w:val="center"/>
+          </w:tcPr>
+          <w:p>
+            <w:pPr>
+              <w:jc w:val="left"/>
+            </w:pPr>
+            <w:r>
+              <w:rPr>
+                <w:rFonts w:ascii="Times New Roman" w:hAnsi="Times New Roman"/>
+                <w:sz w:val="18"/>
+              </w:rPr>
+            </w:r>
+            <w:r>
+              <w:rPr>
+                <w:rFonts w:ascii="Times New Roman" w:hAnsi="Times New Roman"/>
+                <w:b w:val="0"/>
+                <w:sz w:val="18"/>
+              </w:rPr>
+              <w:t>Usar Gunicorn/uWSGI con Nginx o Apache fuera del laboratorio.</w:t>
+            </w:r>
+          </w:p>
+        </w:tc>
+      </w:tr>
+    </w:tbl>
+    <w:p>
+      <w:pPr>
+        <w:jc w:val="center"/>
+      </w:pPr>
+      <w:r>
+        <w:rPr>
+          <w:rFonts w:ascii="Times New Roman" w:hAnsi="Times New Roman"/>
+          <w:i/>
+          <w:sz w:val="20"/>
+        </w:rPr>
+        <w:t>Tabla 11. Relacion entre fallas prediseñadas, evidencia y control propuesto.</w:t>
+      </w:r>
+    </w:p>
+    <w:p>
+      <w:pPr>
+        <w:pStyle w:val="Heading1"/>
+      </w:pPr>
+      <w:r>
+        <w:t>Analisis con Nmap</w:t>
+      </w:r>
+    </w:p>
+    <w:p>
+      <w:pPr>
+        <w:jc w:val="both"/>
+      </w:pPr>
+      <w:r>
+        <w:rPr>
+          <w:rFonts w:ascii="Times New Roman" w:hAnsi="Times New Roman"/>
+          <w:sz w:val="24"/>
+        </w:rPr>
+        <w:t>Nmap se utilizo desde Kali Linux para identificar puertos abiertos, servicios expuestos, versiones y rutas HTTP visibles en el servidor Fedora 39. El objetivo principal fue comprobar que el sistema web de ventas se encontraba publicado en el puerto 5000/TCP y que podia ser reconocido desde una maquina auditora externa.</w:t>
       </w:r>
     </w:p>
     <w:p>
@@ -2758,7 +6156,19 @@
           <w:rFonts w:ascii="Times New Roman" w:hAnsi="Times New Roman"/>
           <w:sz w:val="24"/>
         </w:rPr>
-        <w:t>Resultados esperados: identificacion del host Fedora, deteccion del puerto 5000/tcp abierto, reconocimiento del servicio HTTP/Flask y posible descubrimiento de otros puertos del sistema operativo si existen servicios adicionales.</w:t>
+        <w:t>En las evidencias obtenidas se observa que Nmap detecto el puerto 5000/TCP abierto, ejecutando HTTP mediante Werkzeug httpd 3.1.8 sobre Python 3.12.0. Tambien se identifico la ruta /login y el titulo de la pagina de ingreso del sistema. En un escaneo adicional aparecio el puerto 5355/TCP, asociado a LLMNR. Posteriormente, desde Fedora se valido con herramientas locales que el puerto 5000 pertenecia al proceso python y que el puerto 5355 correspondia a systemd-resolved.</w:t>
+      </w:r>
+    </w:p>
+    <w:p>
+      <w:pPr>
+        <w:jc w:val="both"/>
+      </w:pPr>
+      <w:r>
+        <w:rPr>
+          <w:rFonts w:ascii="Times New Roman" w:hAnsi="Times New Roman"/>
+          <w:sz w:val="24"/>
+        </w:rPr>
+        <w:t>La interpretacion de estos resultados indica que el activo principal expuesto es el servicio web Flask. Aunque el uso del servidor de desarrollo Werkzeug es aceptable para un laboratorio academico temporal, no es recomendable para produccion. Por ello, el control propuesto consiste en mantener el servicio solo durante la presentacion, cerrar el puerto al finalizar y, en un entorno real, utilizar un servidor WSGI como Gunicorn o uWSGI detras de Nginx o Apache.</w:t>
       </w:r>
     </w:p>
     <w:p>
@@ -2778,7 +6188,7 @@
           <w:rFonts w:ascii="Times New Roman" w:hAnsi="Times New Roman"/>
           <w:sz w:val="24"/>
         </w:rPr>
-        <w:t>Nessus Essentials se utiliza para ejecutar un Basic Network Scan contra la direccion IP del servidor Fedora. La herramienta permite generar un reporte con vulnerabilidades, severidad, evidencia tecnica y recomendaciones.</w:t>
+        <w:t>Nessus Essentials se utilizo para ejecutar un escaneo Basic Network Scan contra la direccion IP del servidor Fedora. El escaneo fue realizado sin autenticacion, por lo que su alcance principal fue la superficie visible del servidor: puertos abiertos, servicios HTTP, deteccion de sistema, configuraciones generales y hallazgos informativos o de baja severidad.</w:t>
       </w:r>
     </w:p>
     <w:p>
@@ -2839,6 +6249,18 @@
           <w:sz w:val="24"/>
         </w:rPr>
         <w:t>Incluir capturas del resumen de hallazgos y de las vulnerabilidades mas relevantes.</w:t>
+      </w:r>
+    </w:p>
+    <w:p>
+      <w:pPr>
+        <w:jc w:val="both"/>
+      </w:pPr>
+      <w:r>
+        <w:rPr>
+          <w:rFonts w:ascii="Times New Roman" w:hAnsi="Times New Roman"/>
+          <w:sz w:val="24"/>
+        </w:rPr>
+        <w:t>El resultado observado incluyo detecciones como HTTP Multiple Issues, Python Remote HTTP Detection, OS Identification, Service Detection, Web Application Cookies Are Expired e ICMP Timestamp Request Remote Date Disclosure. Estos hallazgos son utiles para demostrar que Nessus reconocio el servicio web y el entorno del servidor. Sin embargo, vulnerabilidades internas como SQL Injection, XSS y contrasenas en texto plano no dependen unicamente de la configuracion del servidor, por lo que fueron comprobadas mediante pruebas manuales autenticadas.</w:t>
       </w:r>
     </w:p>
     <w:p>
@@ -5848,7 +9270,7 @@
                 <w:b w:val="0"/>
                 <w:sz w:val="18"/>
               </w:rPr>
-              <w:t>Aplicacion Flask</w:t>
+              <w:t>Servidor Fedora</w:t>
             </w:r>
           </w:p>
         </w:tc>
@@ -5873,7 +9295,7 @@
                 <w:b w:val="0"/>
                 <w:sz w:val="18"/>
               </w:rPr>
-              <w:t>Exposicion de informacion tecnica</w:t>
+              <w:t>Resolucion de nombres innecesaria</w:t>
             </w:r>
           </w:p>
         </w:tc>
@@ -5898,7 +9320,7 @@
                 <w:b w:val="0"/>
                 <w:sz w:val="18"/>
               </w:rPr>
-              <w:t>Modo debug activo</w:t>
+              <w:t>Puerto 5355/LLMNR abierto</w:t>
             </w:r>
           </w:p>
         </w:tc>
@@ -5923,7 +9345,7 @@
                 <w:b w:val="0"/>
                 <w:sz w:val="18"/>
               </w:rPr>
-              <w:t>Alto</w:t>
+              <w:t>Medio</w:t>
             </w:r>
           </w:p>
         </w:tc>
@@ -5973,7 +9395,7 @@
                 <w:b w:val="0"/>
                 <w:sz w:val="18"/>
               </w:rPr>
-              <w:t>Alto</w:t>
+              <w:t>Medio</w:t>
             </w:r>
           </w:p>
         </w:tc>
@@ -5998,7 +9420,715 @@
                 <w:b w:val="0"/>
                 <w:sz w:val="18"/>
               </w:rPr>
+              <w:t>Deshabilitar LLMNR si no es requerido para el laboratorio.</w:t>
+            </w:r>
+          </w:p>
+        </w:tc>
+      </w:tr>
+      <w:tr>
+        <w:tc>
+          <w:tcPr>
+            <w:tcW w:type="dxa" w:w="1337"/>
+            <w:vAlign w:val="center"/>
+          </w:tcPr>
+          <w:p>
+            <w:pPr>
+              <w:jc w:val="left"/>
+            </w:pPr>
+            <w:r>
+              <w:rPr>
+                <w:rFonts w:ascii="Times New Roman" w:hAnsi="Times New Roman"/>
+                <w:sz w:val="18"/>
+              </w:rPr>
+            </w:r>
+            <w:r>
+              <w:rPr>
+                <w:rFonts w:ascii="Times New Roman" w:hAnsi="Times New Roman"/>
+                <w:b w:val="0"/>
+                <w:sz w:val="18"/>
+              </w:rPr>
+              <w:t>Aplicacion Flask</w:t>
+            </w:r>
+          </w:p>
+        </w:tc>
+        <w:tc>
+          <w:tcPr>
+            <w:tcW w:type="dxa" w:w="1337"/>
+            <w:vAlign w:val="center"/>
+          </w:tcPr>
+          <w:p>
+            <w:pPr>
+              <w:jc w:val="left"/>
+            </w:pPr>
+            <w:r>
+              <w:rPr>
+                <w:rFonts w:ascii="Times New Roman" w:hAnsi="Times New Roman"/>
+                <w:sz w:val="18"/>
+              </w:rPr>
+            </w:r>
+            <w:r>
+              <w:rPr>
+                <w:rFonts w:ascii="Times New Roman" w:hAnsi="Times New Roman"/>
+                <w:b w:val="0"/>
+                <w:sz w:val="18"/>
+              </w:rPr>
+              <w:t>Exposicion de informacion tecnica</w:t>
+            </w:r>
+          </w:p>
+        </w:tc>
+        <w:tc>
+          <w:tcPr>
+            <w:tcW w:type="dxa" w:w="1337"/>
+            <w:vAlign w:val="center"/>
+          </w:tcPr>
+          <w:p>
+            <w:pPr>
+              <w:jc w:val="left"/>
+            </w:pPr>
+            <w:r>
+              <w:rPr>
+                <w:rFonts w:ascii="Times New Roman" w:hAnsi="Times New Roman"/>
+                <w:sz w:val="18"/>
+              </w:rPr>
+            </w:r>
+            <w:r>
+              <w:rPr>
+                <w:rFonts w:ascii="Times New Roman" w:hAnsi="Times New Roman"/>
+                <w:b w:val="0"/>
+                <w:sz w:val="18"/>
+              </w:rPr>
+              <w:t>Modo debug activo</w:t>
+            </w:r>
+          </w:p>
+        </w:tc>
+        <w:tc>
+          <w:tcPr>
+            <w:tcW w:type="dxa" w:w="1337"/>
+            <w:vAlign w:val="center"/>
+          </w:tcPr>
+          <w:p>
+            <w:pPr>
+              <w:jc w:val="left"/>
+            </w:pPr>
+            <w:r>
+              <w:rPr>
+                <w:rFonts w:ascii="Times New Roman" w:hAnsi="Times New Roman"/>
+                <w:sz w:val="18"/>
+              </w:rPr>
+            </w:r>
+            <w:r>
+              <w:rPr>
+                <w:rFonts w:ascii="Times New Roman" w:hAnsi="Times New Roman"/>
+                <w:b w:val="0"/>
+                <w:sz w:val="18"/>
+              </w:rPr>
+              <w:t>Alto</w:t>
+            </w:r>
+          </w:p>
+        </w:tc>
+        <w:tc>
+          <w:tcPr>
+            <w:tcW w:type="dxa" w:w="1337"/>
+            <w:vAlign w:val="center"/>
+          </w:tcPr>
+          <w:p>
+            <w:pPr>
+              <w:jc w:val="left"/>
+            </w:pPr>
+            <w:r>
+              <w:rPr>
+                <w:rFonts w:ascii="Times New Roman" w:hAnsi="Times New Roman"/>
+                <w:sz w:val="18"/>
+              </w:rPr>
+            </w:r>
+            <w:r>
+              <w:rPr>
+                <w:rFonts w:ascii="Times New Roman" w:hAnsi="Times New Roman"/>
+                <w:b w:val="0"/>
+                <w:sz w:val="18"/>
+              </w:rPr>
+              <w:t>Media</w:t>
+            </w:r>
+          </w:p>
+        </w:tc>
+        <w:tc>
+          <w:tcPr>
+            <w:tcW w:type="dxa" w:w="1337"/>
+            <w:vAlign w:val="center"/>
+          </w:tcPr>
+          <w:p>
+            <w:pPr>
+              <w:jc w:val="left"/>
+            </w:pPr>
+            <w:r>
+              <w:rPr>
+                <w:rFonts w:ascii="Times New Roman" w:hAnsi="Times New Roman"/>
+                <w:sz w:val="18"/>
+              </w:rPr>
+            </w:r>
+            <w:r>
+              <w:rPr>
+                <w:rFonts w:ascii="Times New Roman" w:hAnsi="Times New Roman"/>
+                <w:b w:val="0"/>
+                <w:sz w:val="18"/>
+              </w:rPr>
+              <w:t>Alto</w:t>
+            </w:r>
+          </w:p>
+        </w:tc>
+        <w:tc>
+          <w:tcPr>
+            <w:tcW w:type="dxa" w:w="1337"/>
+            <w:vAlign w:val="center"/>
+          </w:tcPr>
+          <w:p>
+            <w:pPr>
+              <w:jc w:val="left"/>
+            </w:pPr>
+            <w:r>
+              <w:rPr>
+                <w:rFonts w:ascii="Times New Roman" w:hAnsi="Times New Roman"/>
+                <w:sz w:val="18"/>
+              </w:rPr>
+            </w:r>
+            <w:r>
+              <w:rPr>
+                <w:rFonts w:ascii="Times New Roman" w:hAnsi="Times New Roman"/>
+                <w:b w:val="0"/>
+                <w:sz w:val="18"/>
+              </w:rPr>
               <w:t>Desactivar debug fuera del laboratorio y usar servidor WSGI para produccion.</w:t>
+            </w:r>
+          </w:p>
+        </w:tc>
+      </w:tr>
+      <w:tr>
+        <w:tc>
+          <w:tcPr>
+            <w:tcW w:type="dxa" w:w="1337"/>
+            <w:vAlign w:val="center"/>
+          </w:tcPr>
+          <w:p>
+            <w:pPr>
+              <w:jc w:val="left"/>
+            </w:pPr>
+            <w:r>
+              <w:rPr>
+                <w:rFonts w:ascii="Times New Roman" w:hAnsi="Times New Roman"/>
+                <w:sz w:val="18"/>
+              </w:rPr>
+            </w:r>
+            <w:r>
+              <w:rPr>
+                <w:rFonts w:ascii="Times New Roman" w:hAnsi="Times New Roman"/>
+                <w:b w:val="0"/>
+                <w:sz w:val="18"/>
+              </w:rPr>
+              <w:t>Aplicacion Flask</w:t>
+            </w:r>
+          </w:p>
+        </w:tc>
+        <w:tc>
+          <w:tcPr>
+            <w:tcW w:type="dxa" w:w="1337"/>
+            <w:vAlign w:val="center"/>
+          </w:tcPr>
+          <w:p>
+            <w:pPr>
+              <w:jc w:val="left"/>
+            </w:pPr>
+            <w:r>
+              <w:rPr>
+                <w:rFonts w:ascii="Times New Roman" w:hAnsi="Times New Roman"/>
+                <w:sz w:val="18"/>
+              </w:rPr>
+            </w:r>
+            <w:r>
+              <w:rPr>
+                <w:rFonts w:ascii="Times New Roman" w:hAnsi="Times New Roman"/>
+                <w:b w:val="0"/>
+                <w:sz w:val="18"/>
+              </w:rPr>
+              <w:t>Uso de servidor no productivo</w:t>
+            </w:r>
+          </w:p>
+        </w:tc>
+        <w:tc>
+          <w:tcPr>
+            <w:tcW w:type="dxa" w:w="1337"/>
+            <w:vAlign w:val="center"/>
+          </w:tcPr>
+          <w:p>
+            <w:pPr>
+              <w:jc w:val="left"/>
+            </w:pPr>
+            <w:r>
+              <w:rPr>
+                <w:rFonts w:ascii="Times New Roman" w:hAnsi="Times New Roman"/>
+                <w:sz w:val="18"/>
+              </w:rPr>
+            </w:r>
+            <w:r>
+              <w:rPr>
+                <w:rFonts w:ascii="Times New Roman" w:hAnsi="Times New Roman"/>
+                <w:b w:val="0"/>
+                <w:sz w:val="18"/>
+              </w:rPr>
+              <w:t>Werkzeug Development Server expuesto</w:t>
+            </w:r>
+          </w:p>
+        </w:tc>
+        <w:tc>
+          <w:tcPr>
+            <w:tcW w:type="dxa" w:w="1337"/>
+            <w:vAlign w:val="center"/>
+          </w:tcPr>
+          <w:p>
+            <w:pPr>
+              <w:jc w:val="left"/>
+            </w:pPr>
+            <w:r>
+              <w:rPr>
+                <w:rFonts w:ascii="Times New Roman" w:hAnsi="Times New Roman"/>
+                <w:sz w:val="18"/>
+              </w:rPr>
+            </w:r>
+            <w:r>
+              <w:rPr>
+                <w:rFonts w:ascii="Times New Roman" w:hAnsi="Times New Roman"/>
+                <w:b w:val="0"/>
+                <w:sz w:val="18"/>
+              </w:rPr>
+              <w:t>Medio</w:t>
+            </w:r>
+          </w:p>
+        </w:tc>
+        <w:tc>
+          <w:tcPr>
+            <w:tcW w:type="dxa" w:w="1337"/>
+            <w:vAlign w:val="center"/>
+          </w:tcPr>
+          <w:p>
+            <w:pPr>
+              <w:jc w:val="left"/>
+            </w:pPr>
+            <w:r>
+              <w:rPr>
+                <w:rFonts w:ascii="Times New Roman" w:hAnsi="Times New Roman"/>
+                <w:sz w:val="18"/>
+              </w:rPr>
+            </w:r>
+            <w:r>
+              <w:rPr>
+                <w:rFonts w:ascii="Times New Roman" w:hAnsi="Times New Roman"/>
+                <w:b w:val="0"/>
+                <w:sz w:val="18"/>
+              </w:rPr>
+              <w:t>Alta</w:t>
+            </w:r>
+          </w:p>
+        </w:tc>
+        <w:tc>
+          <w:tcPr>
+            <w:tcW w:type="dxa" w:w="1337"/>
+            <w:vAlign w:val="center"/>
+          </w:tcPr>
+          <w:p>
+            <w:pPr>
+              <w:jc w:val="left"/>
+            </w:pPr>
+            <w:r>
+              <w:rPr>
+                <w:rFonts w:ascii="Times New Roman" w:hAnsi="Times New Roman"/>
+                <w:sz w:val="18"/>
+              </w:rPr>
+            </w:r>
+            <w:r>
+              <w:rPr>
+                <w:rFonts w:ascii="Times New Roman" w:hAnsi="Times New Roman"/>
+                <w:b w:val="0"/>
+                <w:sz w:val="18"/>
+              </w:rPr>
+              <w:t>Alto</w:t>
+            </w:r>
+          </w:p>
+        </w:tc>
+        <w:tc>
+          <w:tcPr>
+            <w:tcW w:type="dxa" w:w="1337"/>
+            <w:vAlign w:val="center"/>
+          </w:tcPr>
+          <w:p>
+            <w:pPr>
+              <w:jc w:val="left"/>
+            </w:pPr>
+            <w:r>
+              <w:rPr>
+                <w:rFonts w:ascii="Times New Roman" w:hAnsi="Times New Roman"/>
+                <w:sz w:val="18"/>
+              </w:rPr>
+            </w:r>
+            <w:r>
+              <w:rPr>
+                <w:rFonts w:ascii="Times New Roman" w:hAnsi="Times New Roman"/>
+                <w:b w:val="0"/>
+                <w:sz w:val="18"/>
+              </w:rPr>
+              <w:t>Usar Gunicorn/uWSGI detras de Nginx o Apache en entornos reales.</w:t>
+            </w:r>
+          </w:p>
+        </w:tc>
+      </w:tr>
+      <w:tr>
+        <w:tc>
+          <w:tcPr>
+            <w:tcW w:type="dxa" w:w="1337"/>
+            <w:vAlign w:val="center"/>
+          </w:tcPr>
+          <w:p>
+            <w:pPr>
+              <w:jc w:val="left"/>
+            </w:pPr>
+            <w:r>
+              <w:rPr>
+                <w:rFonts w:ascii="Times New Roman" w:hAnsi="Times New Roman"/>
+                <w:sz w:val="18"/>
+              </w:rPr>
+            </w:r>
+            <w:r>
+              <w:rPr>
+                <w:rFonts w:ascii="Times New Roman" w:hAnsi="Times New Roman"/>
+                <w:b w:val="0"/>
+                <w:sz w:val="18"/>
+              </w:rPr>
+              <w:t>Servidor Fedora</w:t>
+            </w:r>
+          </w:p>
+        </w:tc>
+        <w:tc>
+          <w:tcPr>
+            <w:tcW w:type="dxa" w:w="1337"/>
+            <w:vAlign w:val="center"/>
+          </w:tcPr>
+          <w:p>
+            <w:pPr>
+              <w:jc w:val="left"/>
+            </w:pPr>
+            <w:r>
+              <w:rPr>
+                <w:rFonts w:ascii="Times New Roman" w:hAnsi="Times New Roman"/>
+                <w:sz w:val="18"/>
+              </w:rPr>
+            </w:r>
+            <w:r>
+              <w:rPr>
+                <w:rFonts w:ascii="Times New Roman" w:hAnsi="Times New Roman"/>
+                <w:b w:val="0"/>
+                <w:sz w:val="18"/>
+              </w:rPr>
+              <w:t>Divulgacion de informacion temporal</w:t>
+            </w:r>
+          </w:p>
+        </w:tc>
+        <w:tc>
+          <w:tcPr>
+            <w:tcW w:type="dxa" w:w="1337"/>
+            <w:vAlign w:val="center"/>
+          </w:tcPr>
+          <w:p>
+            <w:pPr>
+              <w:jc w:val="left"/>
+            </w:pPr>
+            <w:r>
+              <w:rPr>
+                <w:rFonts w:ascii="Times New Roman" w:hAnsi="Times New Roman"/>
+                <w:sz w:val="18"/>
+              </w:rPr>
+            </w:r>
+            <w:r>
+              <w:rPr>
+                <w:rFonts w:ascii="Times New Roman" w:hAnsi="Times New Roman"/>
+                <w:b w:val="0"/>
+                <w:sz w:val="18"/>
+              </w:rPr>
+              <w:t>ICMP Timestamp Request habilitado</w:t>
+            </w:r>
+          </w:p>
+        </w:tc>
+        <w:tc>
+          <w:tcPr>
+            <w:tcW w:type="dxa" w:w="1337"/>
+            <w:vAlign w:val="center"/>
+          </w:tcPr>
+          <w:p>
+            <w:pPr>
+              <w:jc w:val="left"/>
+            </w:pPr>
+            <w:r>
+              <w:rPr>
+                <w:rFonts w:ascii="Times New Roman" w:hAnsi="Times New Roman"/>
+                <w:sz w:val="18"/>
+              </w:rPr>
+            </w:r>
+            <w:r>
+              <w:rPr>
+                <w:rFonts w:ascii="Times New Roman" w:hAnsi="Times New Roman"/>
+                <w:b w:val="0"/>
+                <w:sz w:val="18"/>
+              </w:rPr>
+              <w:t>Bajo</w:t>
+            </w:r>
+          </w:p>
+        </w:tc>
+        <w:tc>
+          <w:tcPr>
+            <w:tcW w:type="dxa" w:w="1337"/>
+            <w:vAlign w:val="center"/>
+          </w:tcPr>
+          <w:p>
+            <w:pPr>
+              <w:jc w:val="left"/>
+            </w:pPr>
+            <w:r>
+              <w:rPr>
+                <w:rFonts w:ascii="Times New Roman" w:hAnsi="Times New Roman"/>
+                <w:sz w:val="18"/>
+              </w:rPr>
+            </w:r>
+            <w:r>
+              <w:rPr>
+                <w:rFonts w:ascii="Times New Roman" w:hAnsi="Times New Roman"/>
+                <w:b w:val="0"/>
+                <w:sz w:val="18"/>
+              </w:rPr>
+              <w:t>Media</w:t>
+            </w:r>
+          </w:p>
+        </w:tc>
+        <w:tc>
+          <w:tcPr>
+            <w:tcW w:type="dxa" w:w="1337"/>
+            <w:vAlign w:val="center"/>
+          </w:tcPr>
+          <w:p>
+            <w:pPr>
+              <w:jc w:val="left"/>
+            </w:pPr>
+            <w:r>
+              <w:rPr>
+                <w:rFonts w:ascii="Times New Roman" w:hAnsi="Times New Roman"/>
+                <w:sz w:val="18"/>
+              </w:rPr>
+            </w:r>
+            <w:r>
+              <w:rPr>
+                <w:rFonts w:ascii="Times New Roman" w:hAnsi="Times New Roman"/>
+                <w:b w:val="0"/>
+                <w:sz w:val="18"/>
+              </w:rPr>
+              <w:t>Bajo</w:t>
+            </w:r>
+          </w:p>
+        </w:tc>
+        <w:tc>
+          <w:tcPr>
+            <w:tcW w:type="dxa" w:w="1337"/>
+            <w:vAlign w:val="center"/>
+          </w:tcPr>
+          <w:p>
+            <w:pPr>
+              <w:jc w:val="left"/>
+            </w:pPr>
+            <w:r>
+              <w:rPr>
+                <w:rFonts w:ascii="Times New Roman" w:hAnsi="Times New Roman"/>
+                <w:sz w:val="18"/>
+              </w:rPr>
+            </w:r>
+            <w:r>
+              <w:rPr>
+                <w:rFonts w:ascii="Times New Roman" w:hAnsi="Times New Roman"/>
+                <w:b w:val="0"/>
+                <w:sz w:val="18"/>
+              </w:rPr>
+              <w:t>Filtrar o deshabilitar respuestas ICMP timestamp si no son necesarias.</w:t>
+            </w:r>
+          </w:p>
+        </w:tc>
+      </w:tr>
+      <w:tr>
+        <w:tc>
+          <w:tcPr>
+            <w:tcW w:type="dxa" w:w="1337"/>
+            <w:vAlign w:val="center"/>
+          </w:tcPr>
+          <w:p>
+            <w:pPr>
+              <w:jc w:val="left"/>
+            </w:pPr>
+            <w:r>
+              <w:rPr>
+                <w:rFonts w:ascii="Times New Roman" w:hAnsi="Times New Roman"/>
+                <w:sz w:val="18"/>
+              </w:rPr>
+            </w:r>
+            <w:r>
+              <w:rPr>
+                <w:rFonts w:ascii="Times New Roman" w:hAnsi="Times New Roman"/>
+                <w:b w:val="0"/>
+                <w:sz w:val="18"/>
+              </w:rPr>
+              <w:t>Sistema web</w:t>
+            </w:r>
+          </w:p>
+        </w:tc>
+        <w:tc>
+          <w:tcPr>
+            <w:tcW w:type="dxa" w:w="1337"/>
+            <w:vAlign w:val="center"/>
+          </w:tcPr>
+          <w:p>
+            <w:pPr>
+              <w:jc w:val="left"/>
+            </w:pPr>
+            <w:r>
+              <w:rPr>
+                <w:rFonts w:ascii="Times New Roman" w:hAnsi="Times New Roman"/>
+                <w:sz w:val="18"/>
+              </w:rPr>
+            </w:r>
+            <w:r>
+              <w:rPr>
+                <w:rFonts w:ascii="Times New Roman" w:hAnsi="Times New Roman"/>
+                <w:b w:val="0"/>
+                <w:sz w:val="18"/>
+              </w:rPr>
+              <w:t>Debilidad en manejo de sesion</w:t>
+            </w:r>
+          </w:p>
+        </w:tc>
+        <w:tc>
+          <w:tcPr>
+            <w:tcW w:type="dxa" w:w="1337"/>
+            <w:vAlign w:val="center"/>
+          </w:tcPr>
+          <w:p>
+            <w:pPr>
+              <w:jc w:val="left"/>
+            </w:pPr>
+            <w:r>
+              <w:rPr>
+                <w:rFonts w:ascii="Times New Roman" w:hAnsi="Times New Roman"/>
+                <w:sz w:val="18"/>
+              </w:rPr>
+            </w:r>
+            <w:r>
+              <w:rPr>
+                <w:rFonts w:ascii="Times New Roman" w:hAnsi="Times New Roman"/>
+                <w:b w:val="0"/>
+                <w:sz w:val="18"/>
+              </w:rPr>
+              <w:t>Cookies expiradas o sin endurecimiento suficiente</w:t>
+            </w:r>
+          </w:p>
+        </w:tc>
+        <w:tc>
+          <w:tcPr>
+            <w:tcW w:type="dxa" w:w="1337"/>
+            <w:vAlign w:val="center"/>
+          </w:tcPr>
+          <w:p>
+            <w:pPr>
+              <w:jc w:val="left"/>
+            </w:pPr>
+            <w:r>
+              <w:rPr>
+                <w:rFonts w:ascii="Times New Roman" w:hAnsi="Times New Roman"/>
+                <w:sz w:val="18"/>
+              </w:rPr>
+            </w:r>
+            <w:r>
+              <w:rPr>
+                <w:rFonts w:ascii="Times New Roman" w:hAnsi="Times New Roman"/>
+                <w:b w:val="0"/>
+                <w:sz w:val="18"/>
+              </w:rPr>
+              <w:t>Medio</w:t>
+            </w:r>
+          </w:p>
+        </w:tc>
+        <w:tc>
+          <w:tcPr>
+            <w:tcW w:type="dxa" w:w="1337"/>
+            <w:vAlign w:val="center"/>
+          </w:tcPr>
+          <w:p>
+            <w:pPr>
+              <w:jc w:val="left"/>
+            </w:pPr>
+            <w:r>
+              <w:rPr>
+                <w:rFonts w:ascii="Times New Roman" w:hAnsi="Times New Roman"/>
+                <w:sz w:val="18"/>
+              </w:rPr>
+            </w:r>
+            <w:r>
+              <w:rPr>
+                <w:rFonts w:ascii="Times New Roman" w:hAnsi="Times New Roman"/>
+                <w:b w:val="0"/>
+                <w:sz w:val="18"/>
+              </w:rPr>
+              <w:t>Media</w:t>
+            </w:r>
+          </w:p>
+        </w:tc>
+        <w:tc>
+          <w:tcPr>
+            <w:tcW w:type="dxa" w:w="1337"/>
+            <w:vAlign w:val="center"/>
+          </w:tcPr>
+          <w:p>
+            <w:pPr>
+              <w:jc w:val="left"/>
+            </w:pPr>
+            <w:r>
+              <w:rPr>
+                <w:rFonts w:ascii="Times New Roman" w:hAnsi="Times New Roman"/>
+                <w:sz w:val="18"/>
+              </w:rPr>
+            </w:r>
+            <w:r>
+              <w:rPr>
+                <w:rFonts w:ascii="Times New Roman" w:hAnsi="Times New Roman"/>
+                <w:b w:val="0"/>
+                <w:sz w:val="18"/>
+              </w:rPr>
+              <w:t>Medio</w:t>
+            </w:r>
+          </w:p>
+        </w:tc>
+        <w:tc>
+          <w:tcPr>
+            <w:tcW w:type="dxa" w:w="1337"/>
+            <w:vAlign w:val="center"/>
+          </w:tcPr>
+          <w:p>
+            <w:pPr>
+              <w:jc w:val="left"/>
+            </w:pPr>
+            <w:r>
+              <w:rPr>
+                <w:rFonts w:ascii="Times New Roman" w:hAnsi="Times New Roman"/>
+                <w:sz w:val="18"/>
+              </w:rPr>
+            </w:r>
+            <w:r>
+              <w:rPr>
+                <w:rFonts w:ascii="Times New Roman" w:hAnsi="Times New Roman"/>
+                <w:b w:val="0"/>
+                <w:sz w:val="18"/>
+              </w:rPr>
+              <w:t>Configurar atributos Secure, HttpOnly, SameSite y expiracion adecuada.</w:t>
             </w:r>
           </w:p>
         </w:tc>
@@ -7956,7 +12086,7 @@
     <w:qFormat/>
     <w:rsid w:val="00FC693F"/>
     <w:pPr>
-      <w:spacing w:line="360" w:lineRule="auto" w:after="120"/>
+      <w:spacing w:line="480" w:lineRule="auto" w:after="120"/>
     </w:pPr>
     <w:rPr>
       <w:rFonts w:ascii="Times New Roman" w:hAnsi="Times New Roman"/>

--- a/documentacion/entregables/Informe_Principal_Auditoria.docx
+++ b/documentacion/entregables/Informe_Principal_Auditoria.docx
@@ -14,7 +14,7 @@
         </w:rPr>
         <w:t>Universidad</w:t>
         <w:br/>
-        <w:t>Materia: Auditoria de Sistemas</w:t>
+        <w:t>Materia: Auditoría de Sistemas</w:t>
         <w:br/>
       </w:r>
     </w:p>
@@ -28,7 +28,7 @@
           <w:b/>
           <w:sz w:val="32"/>
         </w:rPr>
-        <w:t>Auditoria de Seguridad y Politicas de Contrasenas para un Sistema de Ventas en un entorno Linux-Fedora 39</w:t>
+        <w:t>Auditoría de Seguridad y Políticas de Contraseñas para un Sistema de Ventas en un entorno Linux-Fedora 39</w:t>
       </w:r>
     </w:p>
     <w:p>
@@ -40,7 +40,7 @@
           <w:rFonts w:ascii="Times New Roman" w:hAnsi="Times New Roman"/>
           <w:sz w:val="24"/>
         </w:rPr>
-        <w:t>Informe principal de auditoria</w:t>
+        <w:t>Informe principal de auditoría</w:t>
       </w:r>
     </w:p>
     <w:p/>
@@ -125,7 +125,7 @@
           <w:rFonts w:ascii="Times New Roman" w:hAnsi="Times New Roman"/>
           <w:sz w:val="24"/>
         </w:rPr>
-        <w:t>Gestion: 2026</w:t>
+        <w:t>Gestión: 2026</w:t>
       </w:r>
     </w:p>
     <w:p>
@@ -141,16 +141,14 @@
       </w:r>
     </w:p>
     <w:p>
-      <w:r>
-        <w:br w:type="page"/>
-      </w:r>
+      <w:r/>
     </w:p>
     <w:p>
       <w:pPr>
         <w:pStyle w:val="Heading1"/>
       </w:pPr>
       <w:r>
-        <w:t>Indice general</w:t>
+        <w:t>Índice general</w:t>
       </w:r>
     </w:p>
     <w:p>
@@ -162,7 +160,7 @@
           <w:rFonts w:ascii="Times New Roman" w:hAnsi="Times New Roman"/>
           <w:sz w:val="24"/>
         </w:rPr>
-        <w:t>Actualizar este indice desde Microsoft Word mediante Referencias &gt; Tabla de contenido, despues de revisar los titulos y subtitulos del documento.</w:t>
+        <w:t>Actualizar este índice desde Microsoft Word mediante Referencias &gt; Tabla de contenido, después de revisar los títulos y subtítulos del documento.</w:t>
       </w:r>
     </w:p>
     <w:p>
@@ -170,7 +168,7 @@
         <w:pStyle w:val="Heading1"/>
       </w:pPr>
       <w:r>
-        <w:t>Indice de tablas</w:t>
+        <w:t>Índice de tablas</w:t>
       </w:r>
     </w:p>
     <w:p>
@@ -182,7 +180,7 @@
           <w:rFonts w:ascii="Times New Roman" w:hAnsi="Times New Roman"/>
           <w:sz w:val="24"/>
         </w:rPr>
-        <w:t>Tabla 1. Herramientas utilizadas en el proyecto.</w:t>
+        <w:t>Tabla 1. Rutas principales del sistema web.</w:t>
       </w:r>
     </w:p>
     <w:p>
@@ -194,7 +192,7 @@
           <w:rFonts w:ascii="Times New Roman" w:hAnsi="Times New Roman"/>
           <w:sz w:val="24"/>
         </w:rPr>
-        <w:t>Tabla 2. Rutas principales del sistema web.</w:t>
+        <w:t>Tabla 2. Tablas principales de la base de datos SQLite.</w:t>
       </w:r>
     </w:p>
     <w:p>
@@ -206,7 +204,7 @@
           <w:rFonts w:ascii="Times New Roman" w:hAnsi="Times New Roman"/>
           <w:sz w:val="24"/>
         </w:rPr>
-        <w:t>Tabla 3. Tablas principales de la base de datos SQLite.</w:t>
+        <w:t>Tabla 3. Herramientas utilizadas en el proyecto.</w:t>
       </w:r>
     </w:p>
     <w:p>
@@ -218,7 +216,7 @@
           <w:rFonts w:ascii="Times New Roman" w:hAnsi="Times New Roman"/>
           <w:sz w:val="24"/>
         </w:rPr>
-        <w:t>Tabla 4. Activos evaluados.</w:t>
+        <w:t>Tabla 4. Resumen de evidencias integradas al informe.</w:t>
       </w:r>
     </w:p>
     <w:p>
@@ -230,7 +228,7 @@
           <w:rFonts w:ascii="Times New Roman" w:hAnsi="Times New Roman"/>
           <w:sz w:val="24"/>
         </w:rPr>
-        <w:t>Tabla 5. Amenazas del sistema web y servidor.</w:t>
+        <w:t>Tabla 5. Interpretación de puertos y servicios detectados con Nmap.</w:t>
       </w:r>
     </w:p>
     <w:p>
@@ -242,7 +240,7 @@
           <w:rFonts w:ascii="Times New Roman" w:hAnsi="Times New Roman"/>
           <w:sz w:val="24"/>
         </w:rPr>
-        <w:t>Tabla 6. Vulnerabilidades identificadas.</w:t>
+        <w:t>Tabla 6. Interpretación de hallazgos detectados por Nessus.</w:t>
       </w:r>
     </w:p>
     <w:p>
@@ -254,7 +252,7 @@
           <w:rFonts w:ascii="Times New Roman" w:hAnsi="Times New Roman"/>
           <w:sz w:val="24"/>
         </w:rPr>
-        <w:t>Tabla 7. Matriz de analisis de riesgos.</w:t>
+        <w:t>Tabla 7. Relación entre fallas prediseñadas, evidencia y control propuesto.</w:t>
       </w:r>
     </w:p>
     <w:p>
@@ -266,7 +264,7 @@
           <w:rFonts w:ascii="Times New Roman" w:hAnsi="Times New Roman"/>
           <w:sz w:val="24"/>
         </w:rPr>
-        <w:t>Tabla 8. Controles recomendados.</w:t>
+        <w:t>Tabla 8. Activos evaluados.</w:t>
       </w:r>
     </w:p>
     <w:p>
@@ -278,7 +276,7 @@
           <w:rFonts w:ascii="Times New Roman" w:hAnsi="Times New Roman"/>
           <w:sz w:val="24"/>
         </w:rPr>
-        <w:t>Tabla 9. Resumen de evidencias integradas al informe.</w:t>
+        <w:t>Tabla 9. Amenazas del sistema web y servidor.</w:t>
       </w:r>
     </w:p>
     <w:p>
@@ -290,7 +288,7 @@
           <w:rFonts w:ascii="Times New Roman" w:hAnsi="Times New Roman"/>
           <w:sz w:val="24"/>
         </w:rPr>
-        <w:t>Tabla 10. Interpretacion de puertos y servicios detectados con Nmap.</w:t>
+        <w:t>Tabla 10. Vulnerabilidades identificadas.</w:t>
       </w:r>
     </w:p>
     <w:p>
@@ -302,15 +300,7 @@
           <w:rFonts w:ascii="Times New Roman" w:hAnsi="Times New Roman"/>
           <w:sz w:val="24"/>
         </w:rPr>
-        <w:t>Tabla 11. Relacion entre fallas prediseñadas, evidencia y control propuesto.</w:t>
-      </w:r>
-    </w:p>
-    <w:p>
-      <w:pPr>
-        <w:pStyle w:val="Heading1"/>
-      </w:pPr>
-      <w:r>
-        <w:t>Indice de figuras</w:t>
+        <w:t>Tabla 11. Matriz de análisis de riesgos.</w:t>
       </w:r>
     </w:p>
     <w:p>
@@ -322,7 +312,27 @@
           <w:rFonts w:ascii="Times New Roman" w:hAnsi="Times New Roman"/>
           <w:sz w:val="24"/>
         </w:rPr>
-        <w:t>Figura 1. Pantalla de inicio de sesion.</w:t>
+        <w:t>Tabla 12. Controles recomendados.</w:t>
+      </w:r>
+    </w:p>
+    <w:p>
+      <w:pPr>
+        <w:pStyle w:val="Heading1"/>
+      </w:pPr>
+      <w:r>
+        <w:t>Índice de figuras</w:t>
+      </w:r>
+    </w:p>
+    <w:p>
+      <w:pPr>
+        <w:pStyle w:val="ListBullet"/>
+      </w:pPr>
+      <w:r>
+        <w:rPr>
+          <w:rFonts w:ascii="Times New Roman" w:hAnsi="Times New Roman"/>
+          <w:sz w:val="24"/>
+        </w:rPr>
+        <w:t>Figura 1. Pantalla de inicio de sesión.</w:t>
       </w:r>
     </w:p>
     <w:p>
@@ -346,7 +356,7 @@
           <w:rFonts w:ascii="Times New Roman" w:hAnsi="Times New Roman"/>
           <w:sz w:val="24"/>
         </w:rPr>
-        <w:t>Figura 3. Catalogo de productos.</w:t>
+        <w:t>Figura 3. Catálogo de productos.</w:t>
       </w:r>
     </w:p>
     <w:p>
@@ -358,7 +368,7 @@
           <w:rFonts w:ascii="Times New Roman" w:hAnsi="Times New Roman"/>
           <w:sz w:val="24"/>
         </w:rPr>
-        <w:t>Figura 4. Modulo de reportes.</w:t>
+        <w:t>Figura 4. Módulo de reportes.</w:t>
       </w:r>
     </w:p>
     <w:p>
@@ -382,7 +392,7 @@
           <w:rFonts w:ascii="Times New Roman" w:hAnsi="Times New Roman"/>
           <w:sz w:val="24"/>
         </w:rPr>
-        <w:t>Figura 6. Servicio Flask ejecutandose en Fedora.</w:t>
+        <w:t>Figura 6. Servicio Flask ejecutándose en Fedora.</w:t>
       </w:r>
     </w:p>
     <w:p>
@@ -418,7 +428,7 @@
           <w:rFonts w:ascii="Times New Roman" w:hAnsi="Times New Roman"/>
           <w:sz w:val="24"/>
         </w:rPr>
-        <w:t>Figura 9. Modulo de clientes.</w:t>
+        <w:t>Figura 9. Módulo de clientes.</w:t>
       </w:r>
     </w:p>
     <w:p>
@@ -430,7 +440,7 @@
           <w:rFonts w:ascii="Times New Roman" w:hAnsi="Times New Roman"/>
           <w:sz w:val="24"/>
         </w:rPr>
-        <w:t>Figura 10. Busqueda de productos.</w:t>
+        <w:t>Figura 10. Búsqueda de productos.</w:t>
       </w:r>
     </w:p>
     <w:p>
@@ -442,7 +452,7 @@
           <w:rFonts w:ascii="Times New Roman" w:hAnsi="Times New Roman"/>
           <w:sz w:val="24"/>
         </w:rPr>
-        <w:t>Figura 11. Modulo de reportes.</w:t>
+        <w:t>Figura 11. Módulo de reportes.</w:t>
       </w:r>
     </w:p>
     <w:p>
@@ -454,7 +464,7 @@
           <w:rFonts w:ascii="Times New Roman" w:hAnsi="Times New Roman"/>
           <w:sz w:val="24"/>
         </w:rPr>
-        <w:t>Figura 12. Resultado de Nmap con deteccion de servicio.</w:t>
+        <w:t>Figura 12. Resultado de Nmap con detección de servicio.</w:t>
       </w:r>
     </w:p>
     <w:p>
@@ -490,7 +500,7 @@
           <w:rFonts w:ascii="Times New Roman" w:hAnsi="Times New Roman"/>
           <w:sz w:val="24"/>
         </w:rPr>
-        <w:t>Figura 15. Resultado de Nessus sin autenticacion.</w:t>
+        <w:t>Figura 15. Resultado de Nessus sin autenticación.</w:t>
       </w:r>
     </w:p>
     <w:p>
@@ -538,20 +548,18 @@
           <w:rFonts w:ascii="Times New Roman" w:hAnsi="Times New Roman"/>
           <w:sz w:val="24"/>
         </w:rPr>
-        <w:t>Figura 19. Contrasenas almacenadas en texto plano.</w:t>
+        <w:t>Figura 19. Contraseñas almacenadas en texto plano.</w:t>
       </w:r>
     </w:p>
     <w:p>
-      <w:r>
-        <w:br w:type="page"/>
-      </w:r>
+      <w:r/>
     </w:p>
     <w:p>
       <w:pPr>
         <w:pStyle w:val="Heading1"/>
       </w:pPr>
       <w:r>
-        <w:t>Introduccion</w:t>
+        <w:t>Introducción</w:t>
       </w:r>
     </w:p>
     <w:p>
@@ -563,7 +571,7 @@
           <w:rFonts w:ascii="Times New Roman" w:hAnsi="Times New Roman"/>
           <w:sz w:val="24"/>
         </w:rPr>
-        <w:t>El presente informe documenta el desarrollo, despliegue y auditoria de seguridad de un sistema web de ventas implementado en Python mediante el framework Flask y ejecutado sobre un servidor Linux Fedora 39. El trabajo responde a la necesidad academica de contar con un software propio, con codigo fuente disponible, que permita demostrar un proceso de auditoria de seguridad desde una perspectiva tecnica y documental. Para ello, el sistema fue diseñado como una aplicacion funcional pero deliberadamente vulnerable, de modo que sea posible identificar fallas prediseñadas, analizarlas con herramientas de reconocimiento y evaluacion, y finalmente proponer controles de mitigacion.</w:t>
+        <w:t>Este informe presenta la auditoría de seguridad realizada a un sistema web de ventas desarrollado en Python con Flask y desplegado sobre Fedora 39. El proyecto fue construido como un laboratorio universitario: el sistema funciona, tiene código fuente propio y además incluye fallas prediseñadas para poder analizarlas, explicarlas y proponer controles de mejora.</w:t>
       </w:r>
     </w:p>
     <w:p>
@@ -575,7 +583,7 @@
           <w:rFonts w:ascii="Times New Roman" w:hAnsi="Times New Roman"/>
           <w:sz w:val="24"/>
         </w:rPr>
-        <w:t>El escenario de laboratorio se construyo utilizando maquinas virtuales. Fedora 39 cumple el rol de servidor auditado, ya que aloja el sistema web de ventas, la base de datos SQLite y el servicio Flask expuesto en el puerto 5000/TCP. Kali Linux cumple el rol de maquina auditora, desde donde se valida el acceso al sistema, se ejecutan comandos de reconocimiento con Nmap y se realizan pruebas manuales sobre la aplicacion. Nessus Essentials se utiliza para complementar el analisis mediante un escaneo automatizado de vulnerabilidades, configuraciones HTTP y servicios visibles en el servidor.</w:t>
+        <w:t>El escenario se trabajó con dos máquinas virtuales. Fedora 39 actúa como servidor, porque ahí se ejecuta la aplicación y la base de datos SQLite. Kali Linux actúa como equipo auditor, desde donde se accede a la página, se ejecuta Nmap y se realizan pruebas manuales. Nessus complementa el trabajo con un escaneo automatizado del servidor y del servicio web expuesto.</w:t>
       </w:r>
     </w:p>
     <w:p>
@@ -587,7 +595,7 @@
           <w:rFonts w:ascii="Times New Roman" w:hAnsi="Times New Roman"/>
           <w:sz w:val="24"/>
         </w:rPr>
-        <w:t>La separacion entre servidor y maquina auditora permite representar de manera mas realista un proceso de auditoria. En lugar de ejecutar todas las herramientas dentro del mismo servidor, el analisis se realiza desde una maquina externa conectada a la misma red de laboratorio. Esta arquitectura permite evidenciar que el sistema no solo funciona localmente en Fedora, sino que tambien es accesible desde otra maquina y, por tanto, expone una superficie de ataque que puede ser reconocida por herramientas de seguridad.</w:t>
+        <w:t>La idea no fue publicar una aplicación vulnerable en internet, sino crear un ambiente controlado para aprender el proceso completo de una auditoría: desplegar un servicio, reconocer puertos, revisar hallazgos, comprobar vulnerabilidades, valorar riesgos y plantear controles. Por eso las pruebas se realizaron dentro de una red de laboratorio en VirtualBox.</w:t>
       </w:r>
     </w:p>
     <w:p>
@@ -599,7 +607,7 @@
           <w:rFonts w:ascii="Times New Roman" w:hAnsi="Times New Roman"/>
           <w:sz w:val="24"/>
         </w:rPr>
-        <w:t>El sistema de ventas incluye modulos basicos de autenticacion, productos, clientes, ventas, reportes y busqueda. Aunque su complejidad funcional es moderada, contiene vulnerabilidades intencionales utiles para el aprendizaje: credenciales debiles, contrasenas almacenadas en texto plano, SQL Injection en el formulario de login y en la busqueda, XSS reflejado, XSS almacenado, ausencia de proteccion CSRF, uso de una clave de sesion debil y ejecucion en modo debug. Estas fallas permiten relacionar la parte practica del laboratorio con conceptos teoricos de seguridad de aplicaciones web.</w:t>
+        <w:t>El sistema incluye módulos de login, productos, clientes, ventas, reportes y búsqueda. Sus fallas principales son credenciales débiles, contraseñas en texto plano, SQL Injection, XSS reflejado, XSS almacenado, falta de CSRF y uso del servidor de desarrollo de Flask. Estas vulnerabilidades permiten relacionar la teoría de seguridad web con evidencias reales obtenidas durante la práctica.</w:t>
       </w:r>
     </w:p>
     <w:p>
@@ -611,7 +619,15 @@
           <w:rFonts w:ascii="Times New Roman" w:hAnsi="Times New Roman"/>
           <w:sz w:val="24"/>
         </w:rPr>
-        <w:t>El analisis no se limita a reportar hallazgos tecnicos. Tambien incluye la identificacion de amenazas, la descripcion de vulnerabilidades, una tabla de analisis de riesgos, controles recomendados para el sistema web y el servidor, y una politica de uso de contrasenas. De esta manera, el proyecto aborda tanto la dimension tecnica de la auditoria como la dimension administrativa solicitada en la materia, donde se espera generar documentos de soporte, controles, politicas y evidencias.</w:t>
+        <w:t>Además del análisis técnico, el trabajo incluye una matriz de riesgos, recomendaciónes, controles de seguridad y una política de contraseñas. De esta forma se cubre lo solicitado para la materia: código fuente, despliegue, auditoría del sistema, evidencias, análisis de riesgo y documentación de controles.</w:t>
+      </w:r>
+    </w:p>
+    <w:p>
+      <w:pPr>
+        <w:pStyle w:val="Heading1"/>
+      </w:pPr>
+      <w:r>
+        <w:t>Fundamentación teórica</w:t>
       </w:r>
     </w:p>
     <w:p>
@@ -623,7 +639,7 @@
           <w:rFonts w:ascii="Times New Roman" w:hAnsi="Times New Roman"/>
           <w:sz w:val="24"/>
         </w:rPr>
-        <w:t>Es importante aclarar que el objetivo del proyecto no es publicar un sistema inseguro en internet ni simular un entorno productivo real. El despliegue se realiza unicamente en una red controlada de VirtualBox durante la practica y la presentacion. Esta decision reduce riesgos, permite ejecutar pruebas sin afectar terceros y facilita la documentacion ordenada de cada paso. Por tanto, las vulnerabilidades presentes deben entenderse como recursos didacticos incorporados para demostrar el proceso de auditoria, no como errores accidentales de un sistema destinado a produccion.</w:t>
+        <w:t>La seguridad de aplicaciónes web busca proteger la confidencialidad, integridad y disponibilidad de los datos procesados por un sistema. OWASP identifica categorias de riesgo como control de acceso roto, fallas criptograficas e inyeccion, las cuales son relevantes para sistemas que gestiónan usuarios, autenticación y operaciones comerciales.</w:t>
       </w:r>
     </w:p>
     <w:p>
@@ -635,15 +651,7 @@
           <w:rFonts w:ascii="Times New Roman" w:hAnsi="Times New Roman"/>
           <w:sz w:val="24"/>
         </w:rPr>
-        <w:t>La documentacion presentada se organiza siguiendo un formato academico cercano a APA 7: margenes de 2.54 cm, tipografia Times New Roman, tamano 12 para el cuerpo del texto, titulos jerarquicos, tablas y figuras numeradas, y referencias bibliograficas al final. Las capturas integradas provienen del despliegue real y de las pruebas ejecutadas sobre el laboratorio, por lo que sirven como evidencia de que el sistema fue instalado, ejecutado, accedido desde Kali, analizado con Nmap y Nessus, y probado manualmente para validar las fallas prediseñadas.</w:t>
-      </w:r>
-    </w:p>
-    <w:p>
-      <w:pPr>
-        <w:pStyle w:val="Heading1"/>
-      </w:pPr>
-      <w:r>
-        <w:t>Fundamentacion teorica</w:t>
+        <w:t>Las políticas de contraseñas son un componente esencial de la autenticación. NIST SP 800-63B recomienda controles orientados a longitud adecuada, proteccion contra secretos comprometidos y limitacion de intentos fallidos. En el proyecto, estas recomendaciónes se traducen en controles propuestos para el sistema web y el servidor.</w:t>
       </w:r>
     </w:p>
     <w:p>
@@ -655,7 +663,7 @@
           <w:rFonts w:ascii="Times New Roman" w:hAnsi="Times New Roman"/>
           <w:sz w:val="24"/>
         </w:rPr>
-        <w:t>La seguridad de aplicaciones web busca proteger la confidencialidad, integridad y disponibilidad de los datos procesados por un sistema. OWASP identifica categorias de riesgo como control de acceso roto, fallas criptograficas e inyeccion, las cuales son relevantes para sistemas que gestionan usuarios, autenticacion y operaciones comerciales.</w:t>
+        <w:t>Nmap es una herramienta de exploracion de red que permite identificar hosts, puertos abiertos, servicios y versiones. Nessus Essentials, por su parte, permite realizar evaluaciones de vulnerabilidades sobre hosts y servicios, generando hallazgos con severidad y recomendaciónes.</w:t>
       </w:r>
     </w:p>
     <w:p>
@@ -667,31 +675,7 @@
           <w:rFonts w:ascii="Times New Roman" w:hAnsi="Times New Roman"/>
           <w:sz w:val="24"/>
         </w:rPr>
-        <w:t>Las politicas de contrasenas son un componente esencial de la autenticacion. NIST SP 800-63B recomienda controles orientados a longitud adecuada, proteccion contra secretos comprometidos y limitacion de intentos fallidos. En el proyecto, estas recomendaciones se traducen en controles propuestos para el sistema web y el servidor.</w:t>
-      </w:r>
-    </w:p>
-    <w:p>
-      <w:pPr>
-        <w:jc w:val="both"/>
-      </w:pPr>
-      <w:r>
-        <w:rPr>
-          <w:rFonts w:ascii="Times New Roman" w:hAnsi="Times New Roman"/>
-          <w:sz w:val="24"/>
-        </w:rPr>
-        <w:t>Nmap es una herramienta de exploracion de red que permite identificar hosts, puertos abiertos, servicios y versiones. Nessus Essentials, por su parte, permite realizar evaluaciones de vulnerabilidades sobre hosts y servicios, generando hallazgos con severidad y recomendaciones.</w:t>
-      </w:r>
-    </w:p>
-    <w:p>
-      <w:pPr>
-        <w:jc w:val="both"/>
-      </w:pPr>
-      <w:r>
-        <w:rPr>
-          <w:rFonts w:ascii="Times New Roman" w:hAnsi="Times New Roman"/>
-          <w:sz w:val="24"/>
-        </w:rPr>
-        <w:t>SQLite fue seleccionado como base de datos local por su simplicidad y porque no requiere un servidor de base de datos independiente. Esta decision es adecuada para un laboratorio academico y para un sistema pequeño, siempre que no se presente como arquitectura final de produccion.</w:t>
+        <w:t>SQLite fue seleccionado como base de datos local por su simplicidad y porque no requiere un servidor de base de datos independiente. Esta decision es adecuada para un laboratorio académico y para un sistema pequeño, siempre que no se presente como arquitectura final de producción.</w:t>
       </w:r>
     </w:p>
     <w:p>
@@ -719,7 +703,7 @@
           <w:rFonts w:ascii="Times New Roman" w:hAnsi="Times New Roman"/>
           <w:sz w:val="24"/>
         </w:rPr>
-        <w:t>Realizar una auditoria de seguridad a un sistema web de ventas desplegado sobre Fedora 39, identificando vulnerabilidades, amenazas y riesgos, y proponiendo controles de seguridad enfocados en autenticacion, contrasenas y proteccion del servidor.</w:t>
+        <w:t>Realizar una auditoría de seguridad a un sistema web de ventas desplegado sobre Fedora 39, identificando vulnerabilidades, amenazas y riesgos, y proponiendo controles de seguridad enfocados en autenticación, contraseñas y proteccion del servidor.</w:t>
       </w:r>
     </w:p>
     <w:p>
@@ -727,7 +711,7 @@
         <w:pStyle w:val="Heading2"/>
       </w:pPr>
       <w:r>
-        <w:t>Objetivos especificos</w:t>
+        <w:t>Objetivos específicos</w:t>
       </w:r>
     </w:p>
     <w:p>
@@ -763,7 +747,7 @@
           <w:rFonts w:ascii="Times New Roman" w:hAnsi="Times New Roman"/>
           <w:sz w:val="24"/>
         </w:rPr>
-        <w:t>Ejecutar analisis de red y servicios con Nmap.</w:t>
+        <w:t>Ejecutar análisis de red y servicios con Nmap.</w:t>
       </w:r>
     </w:p>
     <w:p>
@@ -775,7 +759,7 @@
           <w:rFonts w:ascii="Times New Roman" w:hAnsi="Times New Roman"/>
           <w:sz w:val="24"/>
         </w:rPr>
-        <w:t>Ejecutar analisis de vulnerabilidades con Nessus Essentials.</w:t>
+        <w:t>Ejecutar análisis de vulnerabilidades con Nessus Essentials.</w:t>
       </w:r>
     </w:p>
     <w:p>
@@ -811,7 +795,7 @@
           <w:rFonts w:ascii="Times New Roman" w:hAnsi="Times New Roman"/>
           <w:sz w:val="24"/>
         </w:rPr>
-        <w:t>Proponer politicas de contrasenas y controles de seguridad aplicables al sistema y servidor.</w:t>
+        <w:t>Proponer políticas de contraseñas y controles de seguridad aplicables al sistema y servidor.</w:t>
       </w:r>
     </w:p>
     <w:p>
@@ -831,7 +815,7 @@
           <w:rFonts w:ascii="Times New Roman" w:hAnsi="Times New Roman"/>
           <w:sz w:val="24"/>
         </w:rPr>
-        <w:t>El alcance incluye el codigo fuente del sistema de ventas, la base de datos SQLite local, el servidor Fedora 39 utilizado en la demostracion, el puerto de aplicacion Flask, la autenticacion del sistema y los controles administrativos propuestos. No incluye explotacion ofensiva fuera del laboratorio, publicacion permanente en internet ni tratamiento de datos reales de clientes.</w:t>
+        <w:t>El alcance incluye el código fuente del sistema de ventas, la base de datos SQLite local, el servidor Fedora 39 utilizado en la demostracion, el puerto de aplicación Flask, la autenticación del sistema y los controles administrativos propuestos. No incluye explotacion ofensiva fuera del laboratorio, publicación permanente en internet ni tratamiento de datos reales de clientes.</w:t>
       </w:r>
     </w:p>
     <w:p>
@@ -851,7 +835,7 @@
           <w:rFonts w:ascii="Times New Roman" w:hAnsi="Times New Roman"/>
           <w:sz w:val="24"/>
         </w:rPr>
-        <w:t>El documento fue preparado con criterios basicos de presentacion academica: hoja tamano carta, margenes de 2.54 cm, tipo de letra Times New Roman, tamano 12 para el cuerpo del texto, titulos jerarquicos, tablas numeradas, figuras numeradas y bibliografia al final del documento.</w:t>
+        <w:t>El documento fue preparado con criterios básicos de presentacion académica: hoja tamaño carta, margenes de 2.54 cm, tipo de letra Times New Roman, tamaño 12 para el cuerpo del texto, títulos jerarquicos, tablas numeradas, figuras numeradas y bibliografia al final del documento.</w:t>
       </w:r>
     </w:p>
     <w:p>
@@ -863,7 +847,7 @@
           <w:rFonts w:ascii="Times New Roman" w:hAnsi="Times New Roman"/>
           <w:sz w:val="24"/>
         </w:rPr>
-        <w:t>Para completar el formato en Microsoft Word, se recomienda actualizar el indice general desde Referencias &gt; Tabla de contenido, generar el indice de tablas y figuras desde Referencias &gt; Insertar tabla de ilustraciones, y registrar las fuentes desde Referencias &gt; Insertar cita si el docente exige bibliografia automatica.</w:t>
+        <w:t>Para completar el formato en Microsoft Word, se recomienda actualizar el índice general desde Referencias &gt; Tabla de contenido, generar el índice de tablas y figuras desde Referencias &gt; Insertar tabla de ilustraciones, y registrar las fuentes desde Referencias &gt; Insertar cita si el docente exige bibliografia automatica.</w:t>
       </w:r>
     </w:p>
     <w:p>
@@ -871,7 +855,7 @@
         <w:pStyle w:val="Heading1"/>
       </w:pPr>
       <w:r>
-        <w:t>Descripcion del sistema de ventas</w:t>
+        <w:t>Descripción del sistema de ventas</w:t>
       </w:r>
     </w:p>
     <w:p>
@@ -883,7 +867,7 @@
           <w:rFonts w:ascii="Times New Roman" w:hAnsi="Times New Roman"/>
           <w:sz w:val="24"/>
         </w:rPr>
-        <w:t>El sistema de ventas permite iniciar sesion, visualizar un panel principal, registrar productos, registrar clientes, registrar ventas, consultar reportes y buscar productos. La interfaz fue fortalecida con tarjetas de productos, imagenes locales, SKU, categorias, alertas de inventario y una pantalla de reportes.</w:t>
+        <w:t>El sistema de ventas permite iniciar sesión, visualizar un panel principal, registrar productos, registrar clientes, registrar ventas, consultar reportes y buscar productos. La interfaz fue fortalecida con tarjetas de productos, imagenes locales, SKU, categorias, alertas de inventario y una pantalla de reportes.</w:t>
       </w:r>
     </w:p>
     <w:p>
@@ -895,7 +879,7 @@
           <w:rFonts w:ascii="Times New Roman" w:hAnsi="Times New Roman"/>
           <w:sz w:val="24"/>
         </w:rPr>
-        <w:t>La aplicacion utiliza Flask como framework web, SQLite como base de datos local y archivos estaticos para estilos e imagenes. El repositorio oficial del proyecto se encuentra en GitHub para facilitar el despliegue y la trazabilidad de cambios.</w:t>
+        <w:t>La aplicación utiliza Flask como framework web, SQLite como base de datos local y archivos estaticos para estilos e imagenes. El repositorio oficial del proyecto se encuentra en GitHub para facilitar el despliegue y la trazabilidad de cambios.</w:t>
       </w:r>
     </w:p>
     <w:p>
@@ -915,7 +899,7 @@
           <w:rFonts w:ascii="Times New Roman" w:hAnsi="Times New Roman"/>
           <w:sz w:val="24"/>
         </w:rPr>
-        <w:t>El servicio web fue desarrollado como una aplicacion monolitica simple en Flask. El archivo principal app.py define la configuracion de la aplicacion, la conexion a SQLite, la inicializacion de tablas, las rutas web y la carga de plantillas HTML.</w:t>
+        <w:t>El servicio web fue desarrollado como una aplicación monolitica simple en Flask. El archivo principal app.py define la configuracion de la aplicación, la conexion a SQLite, la inicializacion de tablas, las rutas web y la carga de plantillas HTML.</w:t>
       </w:r>
     </w:p>
     <w:tbl>
@@ -984,7 +968,7 @@
                 <w:b/>
                 <w:sz w:val="18"/>
               </w:rPr>
-              <w:t>Modulo</w:t>
+              <w:t>Módulo</w:t>
             </w:r>
           </w:p>
         </w:tc>
@@ -1011,7 +995,7 @@
                 <w:b/>
                 <w:sz w:val="18"/>
               </w:rPr>
-              <w:t>Descripcion</w:t>
+              <w:t>Descripción</w:t>
             </w:r>
           </w:p>
         </w:tc>
@@ -1063,7 +1047,7 @@
                 <w:b w:val="0"/>
                 <w:sz w:val="18"/>
               </w:rPr>
-              <w:t>Autenticacion</w:t>
+              <w:t>Autenticación</w:t>
             </w:r>
           </w:p>
         </w:tc>
@@ -1525,7 +1509,7 @@
                 <w:b w:val="0"/>
                 <w:sz w:val="18"/>
               </w:rPr>
-              <w:t>Busqueda</w:t>
+              <w:t>Búsqueda</w:t>
             </w:r>
           </w:p>
         </w:tc>
@@ -1550,7 +1534,7 @@
                 <w:b w:val="0"/>
                 <w:sz w:val="18"/>
               </w:rPr>
-              <w:t>Permite consultar productos por nombre o descripcion.</w:t>
+              <w:t>Permite consultar productos por nombre o descripción.</w:t>
             </w:r>
           </w:p>
         </w:tc>
@@ -1566,7 +1550,7 @@
           <w:i/>
           <w:sz w:val="20"/>
         </w:rPr>
-        <w:t>Tabla 2. Rutas principales del sistema web.</w:t>
+        <w:t>Tabla 1. Rutas principales del sistema web.</w:t>
       </w:r>
     </w:p>
     <w:tbl>
@@ -1791,7 +1775,7 @@
                 <w:b w:val="0"/>
                 <w:sz w:val="18"/>
               </w:rPr>
-              <w:t>sku, categoria, nombre, descripcion, precio, stock, imagen</w:t>
+              <w:t>sku, categoria, nombre, descripción, precio, stock, imagen</w:t>
             </w:r>
           </w:p>
         </w:tc>
@@ -1816,7 +1800,7 @@
                 <w:b w:val="0"/>
                 <w:sz w:val="18"/>
               </w:rPr>
-              <w:t>Catalogo e inventario.</w:t>
+              <w:t>Catálogo e inventario.</w:t>
             </w:r>
           </w:p>
         </w:tc>
@@ -1893,7 +1877,7 @@
                 <w:b w:val="0"/>
                 <w:sz w:val="18"/>
               </w:rPr>
-              <w:t>Datos basicos de clientes.</w:t>
+              <w:t>Datos básicos de clientes.</w:t>
             </w:r>
           </w:p>
         </w:tc>
@@ -1986,7 +1970,7 @@
           <w:i/>
           <w:sz w:val="20"/>
         </w:rPr>
-        <w:t>Tabla 3. Tablas principales de la base de datos SQLite.</w:t>
+        <w:t>Tabla 2. Tablas principales de la base de datos SQLite.</w:t>
       </w:r>
     </w:p>
     <w:p>
@@ -1998,47 +1982,14 @@
           <w:rFonts w:ascii="Times New Roman" w:hAnsi="Times New Roman"/>
           <w:sz w:val="24"/>
         </w:rPr>
-        <w:t>Desde el punto de vista de auditoria, el sistema incluye vulnerabilidades intencionales: credenciales debiles, contrasenas en texto plano, SQL injection en login y busqueda, XSS reflejado, XSS almacenado, ausencia de CSRF, clave de sesion debil y modo debug activo. Estas fallas permiten justificar tecnicamente los controles propuestos.</w:t>
+        <w:t>Desde el punto de vista de auditoría, el sistema incluye vulnerabilidades intencionales: credenciales débiles, contraseñas en texto plano, SQL injection en login y búsqueda, XSS reflejado, XSS almacenado, ausencia de CSRF, clave de sesión débil y modo debug activo. Estas fallas permiten justificar técnicamente los controles propuestos.</w:t>
       </w:r>
     </w:p>
     <w:p>
       <w:pPr>
         <w:jc w:val="center"/>
       </w:pPr>
-      <w:r>
-        <w:drawing>
-          <wp:inline xmlns:a="http://schemas.openxmlformats.org/drawingml/2006/main" xmlns:pic="http://schemas.openxmlformats.org/drawingml/2006/picture">
-            <wp:extent cx="5303520" cy="3494266"/>
-            <wp:docPr id="1" name="Picture 1"/>
-            <wp:cNvGraphicFramePr>
-              <a:graphicFrameLocks noChangeAspect="1"/>
-            </wp:cNvGraphicFramePr>
-            <a:graphic>
-              <a:graphicData uri="http://schemas.openxmlformats.org/drawingml/2006/picture">
-                <pic:pic>
-                  <pic:nvPicPr>
-                    <pic:cNvPr id="0" name="figura-01-login.png"/>
-                    <pic:cNvPicPr/>
-                  </pic:nvPicPr>
-                  <pic:blipFill>
-                    <a:blip r:embed="rId9"/>
-                    <a:stretch>
-                      <a:fillRect/>
-                    </a:stretch>
-                  </pic:blipFill>
-                  <pic:spPr>
-                    <a:xfrm>
-                      <a:off x="0" y="0"/>
-                      <a:ext cx="5303520" cy="3494266"/>
-                    </a:xfrm>
-                    <a:prstGeom prst="rect"/>
-                  </pic:spPr>
-                </pic:pic>
-              </a:graphicData>
-            </a:graphic>
-          </wp:inline>
-        </w:drawing>
-      </w:r>
+      <w:r/>
     </w:p>
     <w:p>
       <w:pPr>
@@ -2050,47 +2001,14 @@
           <w:i/>
           <w:sz w:val="20"/>
         </w:rPr>
-        <w:t>Figura 1. Pantalla de inicio de sesion.</w:t>
+        <w:t>Figura 1. Pantalla de inicio de sesión.</w:t>
       </w:r>
     </w:p>
     <w:p>
       <w:pPr>
         <w:jc w:val="center"/>
       </w:pPr>
-      <w:r>
-        <w:drawing>
-          <wp:inline xmlns:a="http://schemas.openxmlformats.org/drawingml/2006/main" xmlns:pic="http://schemas.openxmlformats.org/drawingml/2006/picture">
-            <wp:extent cx="5303520" cy="3746630"/>
-            <wp:docPr id="2" name="Picture 2"/>
-            <wp:cNvGraphicFramePr>
-              <a:graphicFrameLocks noChangeAspect="1"/>
-            </wp:cNvGraphicFramePr>
-            <a:graphic>
-              <a:graphicData uri="http://schemas.openxmlformats.org/drawingml/2006/picture">
-                <pic:pic>
-                  <pic:nvPicPr>
-                    <pic:cNvPr id="0" name="figura-02-dashboard.png"/>
-                    <pic:cNvPicPr/>
-                  </pic:nvPicPr>
-                  <pic:blipFill>
-                    <a:blip r:embed="rId10"/>
-                    <a:stretch>
-                      <a:fillRect/>
-                    </a:stretch>
-                  </pic:blipFill>
-                  <pic:spPr>
-                    <a:xfrm>
-                      <a:off x="0" y="0"/>
-                      <a:ext cx="5303520" cy="3746630"/>
-                    </a:xfrm>
-                    <a:prstGeom prst="rect"/>
-                  </pic:spPr>
-                </pic:pic>
-              </a:graphicData>
-            </a:graphic>
-          </wp:inline>
-        </w:drawing>
-      </w:r>
+      <w:r/>
     </w:p>
     <w:p>
       <w:pPr>
@@ -2109,40 +2027,7 @@
       <w:pPr>
         <w:jc w:val="center"/>
       </w:pPr>
-      <w:r>
-        <w:drawing>
-          <wp:inline xmlns:a="http://schemas.openxmlformats.org/drawingml/2006/main" xmlns:pic="http://schemas.openxmlformats.org/drawingml/2006/picture">
-            <wp:extent cx="5303520" cy="5272460"/>
-            <wp:docPr id="3" name="Picture 3"/>
-            <wp:cNvGraphicFramePr>
-              <a:graphicFrameLocks noChangeAspect="1"/>
-            </wp:cNvGraphicFramePr>
-            <a:graphic>
-              <a:graphicData uri="http://schemas.openxmlformats.org/drawingml/2006/picture">
-                <pic:pic>
-                  <pic:nvPicPr>
-                    <pic:cNvPr id="0" name="figura-03-productos.png"/>
-                    <pic:cNvPicPr/>
-                  </pic:nvPicPr>
-                  <pic:blipFill>
-                    <a:blip r:embed="rId11"/>
-                    <a:stretch>
-                      <a:fillRect/>
-                    </a:stretch>
-                  </pic:blipFill>
-                  <pic:spPr>
-                    <a:xfrm>
-                      <a:off x="0" y="0"/>
-                      <a:ext cx="5303520" cy="5272460"/>
-                    </a:xfrm>
-                    <a:prstGeom prst="rect"/>
-                  </pic:spPr>
-                </pic:pic>
-              </a:graphicData>
-            </a:graphic>
-          </wp:inline>
-        </w:drawing>
-      </w:r>
+      <w:r/>
     </w:p>
     <w:p>
       <w:pPr>
@@ -2154,47 +2039,14 @@
           <w:i/>
           <w:sz w:val="20"/>
         </w:rPr>
-        <w:t>Figura 3. Catalogo de productos.</w:t>
+        <w:t>Figura 3. Catálogo de productos.</w:t>
       </w:r>
     </w:p>
     <w:p>
       <w:pPr>
         <w:jc w:val="center"/>
       </w:pPr>
-      <w:r>
-        <w:drawing>
-          <wp:inline xmlns:a="http://schemas.openxmlformats.org/drawingml/2006/main" xmlns:pic="http://schemas.openxmlformats.org/drawingml/2006/picture">
-            <wp:extent cx="5303520" cy="3494266"/>
-            <wp:docPr id="4" name="Picture 4"/>
-            <wp:cNvGraphicFramePr>
-              <a:graphicFrameLocks noChangeAspect="1"/>
-            </wp:cNvGraphicFramePr>
-            <a:graphic>
-              <a:graphicData uri="http://schemas.openxmlformats.org/drawingml/2006/picture">
-                <pic:pic>
-                  <pic:nvPicPr>
-                    <pic:cNvPr id="0" name="figura-04-reportes.png"/>
-                    <pic:cNvPicPr/>
-                  </pic:nvPicPr>
-                  <pic:blipFill>
-                    <a:blip r:embed="rId12"/>
-                    <a:stretch>
-                      <a:fillRect/>
-                    </a:stretch>
-                  </pic:blipFill>
-                  <pic:spPr>
-                    <a:xfrm>
-                      <a:off x="0" y="0"/>
-                      <a:ext cx="5303520" cy="3494266"/>
-                    </a:xfrm>
-                    <a:prstGeom prst="rect"/>
-                  </pic:spPr>
-                </pic:pic>
-              </a:graphicData>
-            </a:graphic>
-          </wp:inline>
-        </w:drawing>
-      </w:r>
+      <w:r/>
     </w:p>
     <w:p>
       <w:pPr>
@@ -2206,7 +2058,7 @@
           <w:i/>
           <w:sz w:val="20"/>
         </w:rPr>
-        <w:t>Figura 4. Modulo de reportes.</w:t>
+        <w:t>Figura 4. Módulo de reportes.</w:t>
       </w:r>
     </w:p>
     <w:p>
@@ -2334,7 +2186,7 @@
                 <w:b w:val="0"/>
                 <w:sz w:val="18"/>
               </w:rPr>
-              <w:t>Creacion de maquina virtual Fedora 39 para laboratorio controlado.</w:t>
+              <w:t>Creacion de máquina virtual Fedora 39 para laboratorio controlado.</w:t>
             </w:r>
           </w:p>
         </w:tc>
@@ -2542,7 +2394,7 @@
                 <w:b w:val="0"/>
                 <w:sz w:val="18"/>
               </w:rPr>
-              <w:t>Control de versiones, respaldo de codigo y evidencia de entrega.</w:t>
+              <w:t>Control de versiones, respaldo de código y evidencia de entrega.</w:t>
             </w:r>
           </w:p>
         </w:tc>
@@ -2646,7 +2498,7 @@
                 <w:b w:val="0"/>
                 <w:sz w:val="18"/>
               </w:rPr>
-              <w:t>Analisis de vulnerabilidades y generacion de reporte tecnico.</w:t>
+              <w:t>Análisis de vulnerabilidades y generacion de reporte técnico.</w:t>
             </w:r>
           </w:p>
         </w:tc>
@@ -2714,7 +2566,7 @@
           <w:i/>
           <w:sz w:val="20"/>
         </w:rPr>
-        <w:t>Tabla 1. Herramientas utilizadas en el proyecto.</w:t>
+        <w:t>Tabla 3. Herramientas utilizadas en el proyecto.</w:t>
       </w:r>
     </w:p>
     <w:p>
@@ -2734,7 +2586,7 @@
           <w:rFonts w:ascii="Times New Roman" w:hAnsi="Times New Roman"/>
           <w:sz w:val="24"/>
         </w:rPr>
-        <w:t>El despliegue recomendado se realiza en VirtualBox con Fedora 39 y adaptador de red en modo puente. Este modo permite que el servidor obtenga una direccion IP visible dentro de la red local, facilitando las pruebas desde Nmap y Nessus.</w:t>
+        <w:t>El despliegue recomendado se realiza en VirtualBox con Fedora 39 y adaptador de red en modo puente. Este modo permite que el servidor obtenga una dirección IP visible dentro de la red local, facilitando las pruebas desde Nmap y Nessus.</w:t>
       </w:r>
     </w:p>
     <w:p>
@@ -2746,7 +2598,7 @@
           <w:rFonts w:ascii="Times New Roman" w:hAnsi="Times New Roman"/>
           <w:sz w:val="24"/>
         </w:rPr>
-        <w:t>Crear una maquina virtual en VirtualBox e instalar Fedora 39.</w:t>
+        <w:t>Crear una máquina virtual en VirtualBox e instalar Fedora 39.</w:t>
       </w:r>
     </w:p>
     <w:p>
@@ -2830,7 +2682,7 @@
           <w:rFonts w:ascii="Times New Roman" w:hAnsi="Times New Roman"/>
           <w:sz w:val="24"/>
         </w:rPr>
-        <w:t>Abrir temporalmente el puerto 5000/tcp en firewalld si se requiere acceso desde otra maquina.</w:t>
+        <w:t>Abrir temporalmente el puerto 5000/tcp en firewalld si se requiere acceso desde otra máquina.</w:t>
       </w:r>
     </w:p>
     <w:p>
@@ -2954,7 +2806,7 @@
           <w:rFonts w:ascii="Times New Roman" w:hAnsi="Times New Roman"/>
           <w:sz w:val="24"/>
         </w:rPr>
-        <w:t>El servicio web se ejecuta en http://IP_DEL_SERVIDOR:5000. Para la presentacion, el servidor debe permanecer activo unicamente durante la demostracion. Al finalizar, se recomienda detener Flask con Ctrl + C o apagar la maquina virtual.</w:t>
+        <w:t>El servicio web se ejecuta en http://IP_DEL_SERVIDOR:5000. Para la presentacion, el servidor debe permanecer activo únicamente durante la demostracion. Al finalizar, se recomienda detener Flask con Ctrl + C o apagar la máquina virtual.</w:t>
       </w:r>
     </w:p>
     <w:p>
@@ -2966,7 +2818,7 @@
           <w:rFonts w:ascii="Times New Roman" w:hAnsi="Times New Roman"/>
           <w:sz w:val="24"/>
         </w:rPr>
-        <w:t>Credenciales de prueba: usuario admin y contrasena admin123. Estas credenciales son intencionalmente debiles para demostrar la necesidad de politicas de contrasenas.</w:t>
+        <w:t>Credenciales de prueba: usuario admin y contrasena admin123. Estas credenciales son intencionalmente débiles para demostrar la necesidad de políticas de contraseñas.</w:t>
       </w:r>
     </w:p>
     <w:p>
@@ -2974,7 +2826,7 @@
         <w:pStyle w:val="Heading1"/>
       </w:pPr>
       <w:r>
-        <w:t>Evidencias del despliegue y auditoria</w:t>
+        <w:t>Evidencias del despliegue y auditoría</w:t>
       </w:r>
     </w:p>
     <w:p>
@@ -2986,7 +2838,7 @@
           <w:rFonts w:ascii="Times New Roman" w:hAnsi="Times New Roman"/>
           <w:sz w:val="24"/>
         </w:rPr>
-        <w:t>Las siguientes evidencias fueron obtenidas durante la ejecucion del laboratorio. Su objetivo es demostrar que el sistema no solo existe como codigo fuente, sino que fue desplegado en Fedora 39, accedido desde Kali Linux y analizado con herramientas de auditoria. La secuencia de capturas permite reconstruir el proceso completo: configuracion de red, ejecucion del servicio, acceso al sistema, reconocimiento con Nmap, validacion con Nessus y pruebas manuales de fallas prediseñadas.</w:t>
+        <w:t>Las siguientes evidencias fueron obtenidas durante la ejecucion del laboratorio. Su objetivo es demostrar que el sistema no solo existe como código fuente, sino que fue desplegado en Fedora 39, accedido desde Kali Linux y analizado con herramientas de auditoría. La secuencia de capturas permite reconstruir el proceso completo: configuracion de red, ejecucion del servicio, acceso al sistema, reconocimiento con Nmap, válidación con Nessus y pruebas manuales de fallas prediseñadas.</w:t>
       </w:r>
     </w:p>
     <w:tbl>
@@ -3159,7 +3011,7 @@
                 <w:b w:val="0"/>
                 <w:sz w:val="18"/>
               </w:rPr>
-              <w:t>Demuestra que ambas maquinas estan en la misma red de laboratorio.</w:t>
+              <w:t>Demuestra que ambas máquinas estan en la misma red de laboratorio.</w:t>
             </w:r>
           </w:p>
         </w:tc>
@@ -3211,7 +3063,7 @@
                 <w:b w:val="0"/>
                 <w:sz w:val="18"/>
               </w:rPr>
-              <w:t>python app.py ejecutandose en Fedora</w:t>
+              <w:t>python app.py ejecutándose en Fedora</w:t>
             </w:r>
           </w:p>
         </w:tc>
@@ -3313,7 +3165,7 @@
                 <w:b w:val="0"/>
                 <w:sz w:val="18"/>
               </w:rPr>
-              <w:t>Demuestra que el sistema es accesible desde una maquina auditora externa.</w:t>
+              <w:t>Demuestra que el sistema es accesible desde una máquina auditora externa.</w:t>
             </w:r>
           </w:p>
         </w:tc>
@@ -3390,7 +3242,7 @@
                 <w:b w:val="0"/>
                 <w:sz w:val="18"/>
               </w:rPr>
-              <w:t>Demuestra la exposicion del servicio web y permite identificar tecnologia usada.</w:t>
+              <w:t>Demuestra la exposición del servicio web y permite identificar tecnología usada.</w:t>
             </w:r>
           </w:p>
         </w:tc>
@@ -3442,7 +3294,7 @@
                 <w:b w:val="0"/>
                 <w:sz w:val="18"/>
               </w:rPr>
-              <w:t>Escaneo sin autenticacion contra Fedora</w:t>
+              <w:t>Escaneo sin autenticación contra Fedora</w:t>
             </w:r>
           </w:p>
         </w:tc>
@@ -3467,7 +3319,7 @@
                 <w:b w:val="0"/>
                 <w:sz w:val="18"/>
               </w:rPr>
-              <w:t>Demuestra analisis automatizado de infraestructura y servicio HTTP.</w:t>
+              <w:t>Demuestra análisis automatizado de infraestructura y servicio HTTP.</w:t>
             </w:r>
           </w:p>
         </w:tc>
@@ -3519,7 +3371,7 @@
                 <w:b w:val="0"/>
                 <w:sz w:val="18"/>
               </w:rPr>
-              <w:t>SQL Injection, XSS y contrasenas en texto plano</w:t>
+              <w:t>SQL Injection, XSS y contraseñas en texto plano</w:t>
             </w:r>
           </w:p>
         </w:tc>
@@ -3544,7 +3396,7 @@
                 <w:b w:val="0"/>
                 <w:sz w:val="18"/>
               </w:rPr>
-              <w:t>Demuestra fallas prediseñadas propias de la aplicacion web.</w:t>
+              <w:t>Demuestra fallas prediseñadas propias de la aplicación web.</w:t>
             </w:r>
           </w:p>
         </w:tc>
@@ -3560,7 +3412,7 @@
           <w:i/>
           <w:sz w:val="20"/>
         </w:rPr>
-        <w:t>Tabla 9. Resumen de evidencias integradas al informe.</w:t>
+        <w:t>Tabla 4. Resumen de evidencias integradas al informe.</w:t>
       </w:r>
     </w:p>
     <w:p>
@@ -3580,47 +3432,14 @@
           <w:rFonts w:ascii="Times New Roman" w:hAnsi="Times New Roman"/>
           <w:sz w:val="24"/>
         </w:rPr>
-        <w:t>La evidencia muestra las interfaces de red configuradas en el laboratorio. Fedora utiliza la direccion 192.168.56.103 y Kali Linux la direccion 192.168.56.102 dentro de la red solo anfitrion. Esto confirma que ambas maquinas se encuentran en el mismo segmento de red y que Kali puede actuar como equipo auditor contra el servidor Fedora.</w:t>
+        <w:t>La evidencia muestra las interfaces de red configuradas en el laboratorio. Fedora utiliza la dirección 192.168.56.103 y Kali Linux la dirección 192.168.56.102 dentro de la red solo anfitrion. Esto confirma que ambas máquinas se encuentran en el mismo segmento de red y que Kali puede actuar como equipo auditor contra el servidor Fedora.</w:t>
       </w:r>
     </w:p>
     <w:p>
       <w:pPr>
         <w:jc w:val="center"/>
       </w:pPr>
-      <w:r>
-        <w:drawing>
-          <wp:inline xmlns:a="http://schemas.openxmlformats.org/drawingml/2006/main" xmlns:pic="http://schemas.openxmlformats.org/drawingml/2006/picture">
-            <wp:extent cx="5394960" cy="2496809"/>
-            <wp:docPr id="5" name="Picture 5"/>
-            <wp:cNvGraphicFramePr>
-              <a:graphicFrameLocks noChangeAspect="1"/>
-            </wp:cNvGraphicFramePr>
-            <a:graphic>
-              <a:graphicData uri="http://schemas.openxmlformats.org/drawingml/2006/picture">
-                <pic:pic>
-                  <pic:nvPicPr>
-                    <pic:cNvPr id="0" name="evidencia_docx_03.png"/>
-                    <pic:cNvPicPr/>
-                  </pic:nvPicPr>
-                  <pic:blipFill>
-                    <a:blip r:embed="rId13"/>
-                    <a:stretch>
-                      <a:fillRect/>
-                    </a:stretch>
-                  </pic:blipFill>
-                  <pic:spPr>
-                    <a:xfrm>
-                      <a:off x="0" y="0"/>
-                      <a:ext cx="5394960" cy="2496809"/>
-                    </a:xfrm>
-                    <a:prstGeom prst="rect"/>
-                  </pic:spPr>
-                </pic:pic>
-              </a:graphicData>
-            </a:graphic>
-          </wp:inline>
-        </w:drawing>
-      </w:r>
+      <w:r/>
     </w:p>
     <w:p>
       <w:pPr>
@@ -3644,47 +3463,14 @@
           <w:rFonts w:ascii="Times New Roman" w:hAnsi="Times New Roman"/>
           <w:sz w:val="24"/>
         </w:rPr>
-        <w:t>La captura evidencia la ejecucion de python app.py en Fedora. El servidor Flask queda escuchando en el puerto 5000 y registra solicitudes HTTP provenientes de la maquina auditora. Esta prueba demuestra que el sistema fue desplegado correctamente en el servidor Linux y que no se trata de una pagina estatica o de una simulacion.</w:t>
+        <w:t>La captura evidencia la ejecucion de python app.py en Fedora. El servidor Flask queda escuchando en el puerto 5000 y registra solicitudes HTTP provenientes de la máquina auditora. Esta prueba demuestra que el sistema fue desplegado correctamente en el servidor Linux y que no se trata de una página estatica o de una simulacion.</w:t>
       </w:r>
     </w:p>
     <w:p>
       <w:pPr>
         <w:jc w:val="center"/>
       </w:pPr>
-      <w:r>
-        <w:drawing>
-          <wp:inline xmlns:a="http://schemas.openxmlformats.org/drawingml/2006/main" xmlns:pic="http://schemas.openxmlformats.org/drawingml/2006/picture">
-            <wp:extent cx="5394960" cy="3685931"/>
-            <wp:docPr id="6" name="Picture 6"/>
-            <wp:cNvGraphicFramePr>
-              <a:graphicFrameLocks noChangeAspect="1"/>
-            </wp:cNvGraphicFramePr>
-            <a:graphic>
-              <a:graphicData uri="http://schemas.openxmlformats.org/drawingml/2006/picture">
-                <pic:pic>
-                  <pic:nvPicPr>
-                    <pic:cNvPr id="0" name="evidencia_docx_11.png"/>
-                    <pic:cNvPicPr/>
-                  </pic:nvPicPr>
-                  <pic:blipFill>
-                    <a:blip r:embed="rId14"/>
-                    <a:stretch>
-                      <a:fillRect/>
-                    </a:stretch>
-                  </pic:blipFill>
-                  <pic:spPr>
-                    <a:xfrm>
-                      <a:off x="0" y="0"/>
-                      <a:ext cx="5394960" cy="3685931"/>
-                    </a:xfrm>
-                    <a:prstGeom prst="rect"/>
-                  </pic:spPr>
-                </pic:pic>
-              </a:graphicData>
-            </a:graphic>
-          </wp:inline>
-        </w:drawing>
-      </w:r>
+      <w:r/>
     </w:p>
     <w:p>
       <w:pPr>
@@ -3696,7 +3482,7 @@
           <w:i/>
           <w:sz w:val="20"/>
         </w:rPr>
-        <w:t>Figura 6. Servicio Flask ejecutandose en Fedora.</w:t>
+        <w:t>Figura 6. Servicio Flask ejecutándose en Fedora.</w:t>
       </w:r>
     </w:p>
     <w:p>
@@ -3708,47 +3494,14 @@
           <w:rFonts w:ascii="Times New Roman" w:hAnsi="Times New Roman"/>
           <w:sz w:val="24"/>
         </w:rPr>
-        <w:t>La pantalla de login abierta desde Kali Linux demuestra que el servicio web alojado en Fedora es accesible desde una maquina externa. Esta evidencia es importante porque confirma la exposicion real del servicio dentro de la red de laboratorio y justifica el uso de herramientas de reconocimiento como Nmap y Nessus.</w:t>
+        <w:t>La pantalla de login abierta desde Kali Linux demuestra que el servicio web alojado en Fedora es accesible desde una máquina externa. Esta evidencia es importante porque confirma la exposición real del servicio dentro de la red de laboratorio y justifica el uso de herramientas de reconocimiento como Nmap y Nessus.</w:t>
       </w:r>
     </w:p>
     <w:p>
       <w:pPr>
         <w:jc w:val="center"/>
       </w:pPr>
-      <w:r>
-        <w:drawing>
-          <wp:inline xmlns:a="http://schemas.openxmlformats.org/drawingml/2006/main" xmlns:pic="http://schemas.openxmlformats.org/drawingml/2006/picture">
-            <wp:extent cx="5394960" cy="2238589"/>
-            <wp:docPr id="7" name="Picture 7"/>
-            <wp:cNvGraphicFramePr>
-              <a:graphicFrameLocks noChangeAspect="1"/>
-            </wp:cNvGraphicFramePr>
-            <a:graphic>
-              <a:graphicData uri="http://schemas.openxmlformats.org/drawingml/2006/picture">
-                <pic:pic>
-                  <pic:nvPicPr>
-                    <pic:cNvPr id="0" name="evidencia_docx_05.png"/>
-                    <pic:cNvPicPr/>
-                  </pic:nvPicPr>
-                  <pic:blipFill>
-                    <a:blip r:embed="rId15"/>
-                    <a:stretch>
-                      <a:fillRect/>
-                    </a:stretch>
-                  </pic:blipFill>
-                  <pic:spPr>
-                    <a:xfrm>
-                      <a:off x="0" y="0"/>
-                      <a:ext cx="5394960" cy="2238589"/>
-                    </a:xfrm>
-                    <a:prstGeom prst="rect"/>
-                  </pic:spPr>
-                </pic:pic>
-              </a:graphicData>
-            </a:graphic>
-          </wp:inline>
-        </w:drawing>
-      </w:r>
+      <w:r/>
     </w:p>
     <w:p>
       <w:pPr>
@@ -3780,47 +3533,14 @@
           <w:rFonts w:ascii="Times New Roman" w:hAnsi="Times New Roman"/>
           <w:sz w:val="24"/>
         </w:rPr>
-        <w:t>El panel principal muestra metricas del sistema de ventas, productos destacados y alertas de inventario. Esta captura prueba que el inicio de sesion fue exitoso y que Kali no solo accede a la pantalla inicial, sino tambien al contenido interno del sistema autenticado.</w:t>
+        <w:t>El panel principal muestra metricas del sistema de ventas, productos destacados y alertas de inventario. Esta captura prueba que el inicio de sesión fue exitoso y que Kali no solo accede a la pantalla inicial, sino también al contenido interno del sistema autenticado.</w:t>
       </w:r>
     </w:p>
     <w:p>
       <w:pPr>
         <w:jc w:val="center"/>
       </w:pPr>
-      <w:r>
-        <w:drawing>
-          <wp:inline xmlns:a="http://schemas.openxmlformats.org/drawingml/2006/main" xmlns:pic="http://schemas.openxmlformats.org/drawingml/2006/picture">
-            <wp:extent cx="5394960" cy="2725412"/>
-            <wp:docPr id="8" name="Picture 8"/>
-            <wp:cNvGraphicFramePr>
-              <a:graphicFrameLocks noChangeAspect="1"/>
-            </wp:cNvGraphicFramePr>
-            <a:graphic>
-              <a:graphicData uri="http://schemas.openxmlformats.org/drawingml/2006/picture">
-                <pic:pic>
-                  <pic:nvPicPr>
-                    <pic:cNvPr id="0" name="evidencia_docx_01.png"/>
-                    <pic:cNvPicPr/>
-                  </pic:nvPicPr>
-                  <pic:blipFill>
-                    <a:blip r:embed="rId16"/>
-                    <a:stretch>
-                      <a:fillRect/>
-                    </a:stretch>
-                  </pic:blipFill>
-                  <pic:spPr>
-                    <a:xfrm>
-                      <a:off x="0" y="0"/>
-                      <a:ext cx="5394960" cy="2725412"/>
-                    </a:xfrm>
-                    <a:prstGeom prst="rect"/>
-                  </pic:spPr>
-                </pic:pic>
-              </a:graphicData>
-            </a:graphic>
-          </wp:inline>
-        </w:drawing>
-      </w:r>
+      <w:r/>
     </w:p>
     <w:p>
       <w:pPr>
@@ -3844,47 +3564,14 @@
           <w:rFonts w:ascii="Times New Roman" w:hAnsi="Times New Roman"/>
           <w:sz w:val="24"/>
         </w:rPr>
-        <w:t>El modulo de clientes permite registrar y listar informacion basica. En el contexto de auditoria, este modulo representa un activo de informacion porque procesa datos de clientes y requiere controles de acceso, validacion de entradas y proteccion contra acciones no autorizadas.</w:t>
+        <w:t>El módulo de clientes permite registrar y listar información basica. En el contexto de auditoría, este módulo representa un activo de información porque procesa datos de clientes y requiere controles de acceso, válidación de entradas y proteccion contra acciones no autorizadas.</w:t>
       </w:r>
     </w:p>
     <w:p>
       <w:pPr>
         <w:jc w:val="center"/>
       </w:pPr>
-      <w:r>
-        <w:drawing>
-          <wp:inline xmlns:a="http://schemas.openxmlformats.org/drawingml/2006/main" xmlns:pic="http://schemas.openxmlformats.org/drawingml/2006/picture">
-            <wp:extent cx="5394960" cy="2306395"/>
-            <wp:docPr id="9" name="Picture 9"/>
-            <wp:cNvGraphicFramePr>
-              <a:graphicFrameLocks noChangeAspect="1"/>
-            </wp:cNvGraphicFramePr>
-            <a:graphic>
-              <a:graphicData uri="http://schemas.openxmlformats.org/drawingml/2006/picture">
-                <pic:pic>
-                  <pic:nvPicPr>
-                    <pic:cNvPr id="0" name="evidencia_docx_06.png"/>
-                    <pic:cNvPicPr/>
-                  </pic:nvPicPr>
-                  <pic:blipFill>
-                    <a:blip r:embed="rId17"/>
-                    <a:stretch>
-                      <a:fillRect/>
-                    </a:stretch>
-                  </pic:blipFill>
-                  <pic:spPr>
-                    <a:xfrm>
-                      <a:off x="0" y="0"/>
-                      <a:ext cx="5394960" cy="2306395"/>
-                    </a:xfrm>
-                    <a:prstGeom prst="rect"/>
-                  </pic:spPr>
-                </pic:pic>
-              </a:graphicData>
-            </a:graphic>
-          </wp:inline>
-        </w:drawing>
-      </w:r>
+      <w:r/>
     </w:p>
     <w:p>
       <w:pPr>
@@ -3896,7 +3583,7 @@
           <w:i/>
           <w:sz w:val="20"/>
         </w:rPr>
-        <w:t>Figura 9. Modulo de clientes.</w:t>
+        <w:t>Figura 9. Módulo de clientes.</w:t>
       </w:r>
     </w:p>
     <w:p>
@@ -3908,47 +3595,14 @@
           <w:rFonts w:ascii="Times New Roman" w:hAnsi="Times New Roman"/>
           <w:sz w:val="24"/>
         </w:rPr>
-        <w:t>La busqueda de productos permite consultar registros del catalogo. Este punto es relevante porque la entrada del usuario se utiliza en consultas y en la respuesta HTML, por lo que se convierte en una zona de prueba para SQL Injection y XSS reflejado.</w:t>
+        <w:t>La búsqueda de productos permite consultar registros del catálogo. Este punto es relevante porque la entrada del usuario se utiliza en consultas y en la respuesta HTML, por lo que se convierte en una zona de prueba para SQL Injection y XSS reflejado.</w:t>
       </w:r>
     </w:p>
     <w:p>
       <w:pPr>
         <w:jc w:val="center"/>
       </w:pPr>
-      <w:r>
-        <w:drawing>
-          <wp:inline xmlns:a="http://schemas.openxmlformats.org/drawingml/2006/main" xmlns:pic="http://schemas.openxmlformats.org/drawingml/2006/picture">
-            <wp:extent cx="5394960" cy="2757335"/>
-            <wp:docPr id="10" name="Picture 10"/>
-            <wp:cNvGraphicFramePr>
-              <a:graphicFrameLocks noChangeAspect="1"/>
-            </wp:cNvGraphicFramePr>
-            <a:graphic>
-              <a:graphicData uri="http://schemas.openxmlformats.org/drawingml/2006/picture">
-                <pic:pic>
-                  <pic:nvPicPr>
-                    <pic:cNvPr id="0" name="evidencia_docx_02.png"/>
-                    <pic:cNvPicPr/>
-                  </pic:nvPicPr>
-                  <pic:blipFill>
-                    <a:blip r:embed="rId18"/>
-                    <a:stretch>
-                      <a:fillRect/>
-                    </a:stretch>
-                  </pic:blipFill>
-                  <pic:spPr>
-                    <a:xfrm>
-                      <a:off x="0" y="0"/>
-                      <a:ext cx="5394960" cy="2757335"/>
-                    </a:xfrm>
-                    <a:prstGeom prst="rect"/>
-                  </pic:spPr>
-                </pic:pic>
-              </a:graphicData>
-            </a:graphic>
-          </wp:inline>
-        </w:drawing>
-      </w:r>
+      <w:r/>
     </w:p>
     <w:p>
       <w:pPr>
@@ -3960,7 +3614,7 @@
           <w:i/>
           <w:sz w:val="20"/>
         </w:rPr>
-        <w:t>Figura 10. Busqueda de productos.</w:t>
+        <w:t>Figura 10. Búsqueda de productos.</w:t>
       </w:r>
     </w:p>
     <w:p>
@@ -3972,47 +3626,14 @@
           <w:rFonts w:ascii="Times New Roman" w:hAnsi="Times New Roman"/>
           <w:sz w:val="24"/>
         </w:rPr>
-        <w:t>El modulo de reportes presenta ventas por producto y control de stock. Esta evidencia muestra que el sistema cuenta con funcionalidad administrativa suficiente para justificar controles de acceso, integridad de datos y respaldo de informacion.</w:t>
+        <w:t>El módulo de reportes presenta ventas por producto y control de stock. Esta evidencia muestra que el sistema cuenta con funcionalidad administrativa suficiente para justificar controles de acceso, integridad de datos y respaldo de información.</w:t>
       </w:r>
     </w:p>
     <w:p>
       <w:pPr>
         <w:jc w:val="center"/>
       </w:pPr>
-      <w:r>
-        <w:drawing>
-          <wp:inline xmlns:a="http://schemas.openxmlformats.org/drawingml/2006/main" xmlns:pic="http://schemas.openxmlformats.org/drawingml/2006/picture">
-            <wp:extent cx="5394960" cy="2737383"/>
-            <wp:docPr id="11" name="Picture 11"/>
-            <wp:cNvGraphicFramePr>
-              <a:graphicFrameLocks noChangeAspect="1"/>
-            </wp:cNvGraphicFramePr>
-            <a:graphic>
-              <a:graphicData uri="http://schemas.openxmlformats.org/drawingml/2006/picture">
-                <pic:pic>
-                  <pic:nvPicPr>
-                    <pic:cNvPr id="0" name="evidencia_docx_12.png"/>
-                    <pic:cNvPicPr/>
-                  </pic:nvPicPr>
-                  <pic:blipFill>
-                    <a:blip r:embed="rId19"/>
-                    <a:stretch>
-                      <a:fillRect/>
-                    </a:stretch>
-                  </pic:blipFill>
-                  <pic:spPr>
-                    <a:xfrm>
-                      <a:off x="0" y="0"/>
-                      <a:ext cx="5394960" cy="2737383"/>
-                    </a:xfrm>
-                    <a:prstGeom prst="rect"/>
-                  </pic:spPr>
-                </pic:pic>
-              </a:graphicData>
-            </a:graphic>
-          </wp:inline>
-        </w:drawing>
-      </w:r>
+      <w:r/>
     </w:p>
     <w:p>
       <w:pPr>
@@ -4024,15 +3645,15 @@
           <w:i/>
           <w:sz w:val="20"/>
         </w:rPr>
-        <w:t>Figura 11. Modulo de reportes.</w:t>
+        <w:t>Figura 11. Módulo de reportes.</w:t>
       </w:r>
     </w:p>
     <w:p>
       <w:pPr>
-        <w:pStyle w:val="Heading2"/>
+        <w:pStyle w:val="Heading1"/>
       </w:pPr>
       <w:r>
-        <w:t>Evidencias del analisis con Nmap</w:t>
+        <w:t>Análisis con Nmap</w:t>
       </w:r>
     </w:p>
     <w:p>
@@ -4044,7 +3665,7 @@
           <w:rFonts w:ascii="Times New Roman" w:hAnsi="Times New Roman"/>
           <w:sz w:val="24"/>
         </w:rPr>
-        <w:t>El analisis con Nmap fue ejecutado desde Kali Linux hacia la direccion IP del servidor Fedora. Los resultados permiten identificar puertos abiertos, servicios, tecnologia del servidor web y rutas HTTP detectadas. En este caso, Nmap confirma que el sistema web esta publicado en el puerto 5000/TCP mediante Werkzeug/Python, lo cual corresponde al servidor de desarrollo utilizado por Flask.</w:t>
+        <w:t>El análisis con Nmap se ejecutó desde Kali Linux hacia la IP del servidor Fedora. La finalidad fue confirmar qué servicios estaban abiertos y comprobar que el sistema de ventas realmente estaba publicado en la red de laboratorio.</w:t>
       </w:r>
     </w:p>
     <w:p>
@@ -4056,47 +3677,62 @@
           <w:rFonts w:ascii="Times New Roman" w:hAnsi="Times New Roman"/>
           <w:sz w:val="24"/>
         </w:rPr>
-        <w:t>La captura muestra el resultado de un escaneo Nmap con deteccion de version. Se observa el puerto 5000/TCP abierto, el servicio HTTP Werkzeug httpd 3.1.8 y Python 3.12.0. Tambien se identifica la ruta /login, lo que confirma que el puerto corresponde al sistema web de ventas.</w:t>
+        <w:t>nmap -sV -p 5000 192.168.56.103</w:t>
+      </w:r>
+    </w:p>
+    <w:p>
+      <w:pPr>
+        <w:jc w:val="both"/>
+      </w:pPr>
+      <w:r>
+        <w:rPr>
+          <w:rFonts w:ascii="Times New Roman" w:hAnsi="Times New Roman"/>
+          <w:sz w:val="24"/>
+        </w:rPr>
+        <w:t>nmap -A 192.168.56.103</w:t>
+      </w:r>
+    </w:p>
+    <w:p>
+      <w:pPr>
+        <w:jc w:val="both"/>
+      </w:pPr>
+      <w:r>
+        <w:rPr>
+          <w:rFonts w:ascii="Times New Roman" w:hAnsi="Times New Roman"/>
+          <w:sz w:val="24"/>
+        </w:rPr>
+        <w:t>nmap -p- 192.168.56.103</w:t>
+      </w:r>
+    </w:p>
+    <w:p>
+      <w:pPr>
+        <w:jc w:val="both"/>
+      </w:pPr>
+      <w:r>
+        <w:rPr>
+          <w:rFonts w:ascii="Times New Roman" w:hAnsi="Times New Roman"/>
+          <w:sz w:val="24"/>
+        </w:rPr>
+        <w:t>El hallazgo más importante fue el puerto 5000/TCP abierto con un servicio HTTP Werkzeug/Python. Eso corresponde a la aplicación Flask del sistema de ventas. También apareció el puerto 5355/TCP, relacionado con LLMNR, un servicio de resolución de nombres local. Nmap no explota vulnerabilidades por sí solo en este caso, pero ayuda a descubrir qué está expuesto y por dónde podría empezar un atacante.</w:t>
+      </w:r>
+    </w:p>
+    <w:p>
+      <w:pPr>
+        <w:jc w:val="both"/>
+      </w:pPr>
+      <w:r>
+        <w:rPr>
+          <w:rFonts w:ascii="Times New Roman" w:hAnsi="Times New Roman"/>
+          <w:sz w:val="24"/>
+        </w:rPr>
+        <w:t>La captura muestra el resultado de un escaneo Nmap con detección de version. Se observa el puerto 5000/TCP abierto, el servicio HTTP Werkzeug httpd 3.1.8 y Python 3.12.0. También se identifica la ruta /login, lo que confirma que el puerto corresponde al sistema web de ventas.</w:t>
       </w:r>
     </w:p>
     <w:p>
       <w:pPr>
         <w:jc w:val="center"/>
       </w:pPr>
-      <w:r>
-        <w:drawing>
-          <wp:inline xmlns:a="http://schemas.openxmlformats.org/drawingml/2006/main" xmlns:pic="http://schemas.openxmlformats.org/drawingml/2006/picture">
-            <wp:extent cx="5394960" cy="3068384"/>
-            <wp:docPr id="12" name="Picture 12"/>
-            <wp:cNvGraphicFramePr>
-              <a:graphicFrameLocks noChangeAspect="1"/>
-            </wp:cNvGraphicFramePr>
-            <a:graphic>
-              <a:graphicData uri="http://schemas.openxmlformats.org/drawingml/2006/picture">
-                <pic:pic>
-                  <pic:nvPicPr>
-                    <pic:cNvPr id="0" name="evidencia_docx_07.png"/>
-                    <pic:cNvPicPr/>
-                  </pic:nvPicPr>
-                  <pic:blipFill>
-                    <a:blip r:embed="rId20"/>
-                    <a:stretch>
-                      <a:fillRect/>
-                    </a:stretch>
-                  </pic:blipFill>
-                  <pic:spPr>
-                    <a:xfrm>
-                      <a:off x="0" y="0"/>
-                      <a:ext cx="5394960" cy="3068384"/>
-                    </a:xfrm>
-                    <a:prstGeom prst="rect"/>
-                  </pic:spPr>
-                </pic:pic>
-              </a:graphicData>
-            </a:graphic>
-          </wp:inline>
-        </w:drawing>
-      </w:r>
+      <w:r/>
     </w:p>
     <w:p>
       <w:pPr>
@@ -4108,7 +3744,7 @@
           <w:i/>
           <w:sz w:val="20"/>
         </w:rPr>
-        <w:t>Figura 12. Resultado de Nmap con deteccion de servicio.</w:t>
+        <w:t>Figura 12. Resultado de Nmap con detección de servicio.</w:t>
       </w:r>
     </w:p>
     <w:p>
@@ -4120,47 +3756,14 @@
           <w:rFonts w:ascii="Times New Roman" w:hAnsi="Times New Roman"/>
           <w:sz w:val="24"/>
         </w:rPr>
-        <w:t>Este escaneo muestra puertos abiertos adicionales, entre ellos 5000/TCP y 5355/TCP. El puerto 5000 corresponde al sistema web Flask, mientras que el puerto 5355 se relaciona con LLMNR, un servicio de resolucion de nombres local del sistema operativo.</w:t>
+        <w:t>Este escaneo muestra puertos abiertos adicionales, entre ellos 5000/TCP y 5355/TCP. El puerto 5000 corresponde al sistema web Flask, mientras que el puerto 5355 se relaciona con LLMNR, un servicio de resolución de nombres local del sistema operativo.</w:t>
       </w:r>
     </w:p>
     <w:p>
       <w:pPr>
         <w:jc w:val="center"/>
       </w:pPr>
-      <w:r>
-        <w:drawing>
-          <wp:inline xmlns:a="http://schemas.openxmlformats.org/drawingml/2006/main" xmlns:pic="http://schemas.openxmlformats.org/drawingml/2006/picture">
-            <wp:extent cx="5394960" cy="3226732"/>
-            <wp:docPr id="13" name="Picture 13"/>
-            <wp:cNvGraphicFramePr>
-              <a:graphicFrameLocks noChangeAspect="1"/>
-            </wp:cNvGraphicFramePr>
-            <a:graphic>
-              <a:graphicData uri="http://schemas.openxmlformats.org/drawingml/2006/picture">
-                <pic:pic>
-                  <pic:nvPicPr>
-                    <pic:cNvPr id="0" name="evidencia_docx_09.png"/>
-                    <pic:cNvPicPr/>
-                  </pic:nvPicPr>
-                  <pic:blipFill>
-                    <a:blip r:embed="rId21"/>
-                    <a:stretch>
-                      <a:fillRect/>
-                    </a:stretch>
-                  </pic:blipFill>
-                  <pic:spPr>
-                    <a:xfrm>
-                      <a:off x="0" y="0"/>
-                      <a:ext cx="5394960" cy="3226732"/>
-                    </a:xfrm>
-                    <a:prstGeom prst="rect"/>
-                  </pic:spPr>
-                </pic:pic>
-              </a:graphicData>
-            </a:graphic>
-          </wp:inline>
-        </w:drawing>
-      </w:r>
+      <w:r/>
     </w:p>
     <w:p>
       <w:pPr>
@@ -4184,47 +3787,14 @@
           <w:rFonts w:ascii="Times New Roman" w:hAnsi="Times New Roman"/>
           <w:sz w:val="24"/>
         </w:rPr>
-        <w:t>Desde Fedora se ejecuto una validacion local de puertos y procesos. La evidencia confirma que el puerto 5000 esta asociado al proceso python que ejecuta el sistema web, mientras que el puerto 5355 corresponde a systemd-resolved. Esta comparacion fortalece el resultado de Nmap porque relaciona el hallazgo externo con el proceso real del servidor.</w:t>
+        <w:t>Desde Fedora se ejecuto una válidación local de puertos y procesos. La evidencia confirma que el puerto 5000 esta asociado al proceso python que ejecuta el sistema web, mientras que el puerto 5355 corresponde a systemd-resolved. Esta comparacion fortalece el resultado de Nmap porque relaciona el hallazgo externo con el proceso real del servidor.</w:t>
       </w:r>
     </w:p>
     <w:p>
       <w:pPr>
         <w:jc w:val="center"/>
       </w:pPr>
-      <w:r>
-        <w:drawing>
-          <wp:inline xmlns:a="http://schemas.openxmlformats.org/drawingml/2006/main" xmlns:pic="http://schemas.openxmlformats.org/drawingml/2006/picture">
-            <wp:extent cx="5394960" cy="2189564"/>
-            <wp:docPr id="14" name="Picture 14"/>
-            <wp:cNvGraphicFramePr>
-              <a:graphicFrameLocks noChangeAspect="1"/>
-            </wp:cNvGraphicFramePr>
-            <a:graphic>
-              <a:graphicData uri="http://schemas.openxmlformats.org/drawingml/2006/picture">
-                <pic:pic>
-                  <pic:nvPicPr>
-                    <pic:cNvPr id="0" name="evidencia_docx_14.png"/>
-                    <pic:cNvPicPr/>
-                  </pic:nvPicPr>
-                  <pic:blipFill>
-                    <a:blip r:embed="rId22"/>
-                    <a:stretch>
-                      <a:fillRect/>
-                    </a:stretch>
-                  </pic:blipFill>
-                  <pic:spPr>
-                    <a:xfrm>
-                      <a:off x="0" y="0"/>
-                      <a:ext cx="5394960" cy="2189564"/>
-                    </a:xfrm>
-                    <a:prstGeom prst="rect"/>
-                  </pic:spPr>
-                </pic:pic>
-              </a:graphicData>
-            </a:graphic>
-          </wp:inline>
-        </w:drawing>
-      </w:r>
+      <w:r/>
     </w:p>
     <w:p>
       <w:pPr>
@@ -4247,11 +3817,12 @@
         <w:tblLook w:firstColumn="1" w:firstRow="1" w:lastColumn="0" w:lastRow="0" w:noHBand="0" w:noVBand="1" w:val="04A0"/>
       </w:tblPr>
       <w:tblGrid>
-        <w:gridCol w:w="1872"/>
-        <w:gridCol w:w="1872"/>
-        <w:gridCol w:w="1872"/>
-        <w:gridCol w:w="1872"/>
-        <w:gridCol w:w="1872"/>
+        <w:gridCol w:w="1560"/>
+        <w:gridCol w:w="1560"/>
+        <w:gridCol w:w="1560"/>
+        <w:gridCol w:w="1560"/>
+        <w:gridCol w:w="1560"/>
+        <w:gridCol w:w="1560"/>
       </w:tblGrid>
       <w:tr>
         <w:trPr>
@@ -4259,7 +3830,7 @@
         </w:trPr>
         <w:tc>
           <w:tcPr>
-            <w:tcW w:type="dxa" w:w="1872"/>
+            <w:tcW w:type="dxa" w:w="1560"/>
             <w:vAlign w:val="center"/>
             <w:shd w:fill="E8EEF5"/>
           </w:tcPr>
@@ -4286,7 +3857,7 @@
         </w:tc>
         <w:tc>
           <w:tcPr>
-            <w:tcW w:type="dxa" w:w="1872"/>
+            <w:tcW w:type="dxa" w:w="1560"/>
             <w:vAlign w:val="center"/>
             <w:shd w:fill="E8EEF5"/>
           </w:tcPr>
@@ -4313,7 +3884,7 @@
         </w:tc>
         <w:tc>
           <w:tcPr>
-            <w:tcW w:type="dxa" w:w="1872"/>
+            <w:tcW w:type="dxa" w:w="1560"/>
             <w:vAlign w:val="center"/>
             <w:shd w:fill="E8EEF5"/>
           </w:tcPr>
@@ -4334,13 +3905,13 @@
                 <w:b/>
                 <w:sz w:val="18"/>
               </w:rPr>
-              <w:t>Servicio detectado</w:t>
-            </w:r>
-          </w:p>
-        </w:tc>
-        <w:tc>
-          <w:tcPr>
-            <w:tcW w:type="dxa" w:w="1872"/>
+              <w:t>Servicio</w:t>
+            </w:r>
+          </w:p>
+        </w:tc>
+        <w:tc>
+          <w:tcPr>
+            <w:tcW w:type="dxa" w:w="1560"/>
             <w:vAlign w:val="center"/>
             <w:shd w:fill="E8EEF5"/>
           </w:tcPr>
@@ -4361,13 +3932,13 @@
                 <w:b/>
                 <w:sz w:val="18"/>
               </w:rPr>
-              <w:t>Descripcion</w:t>
-            </w:r>
-          </w:p>
-        </w:tc>
-        <w:tc>
-          <w:tcPr>
-            <w:tcW w:type="dxa" w:w="1872"/>
+              <w:t>Qué significa</w:t>
+            </w:r>
+          </w:p>
+        </w:tc>
+        <w:tc>
+          <w:tcPr>
+            <w:tcW w:type="dxa" w:w="1560"/>
             <w:vAlign w:val="center"/>
             <w:shd w:fill="E8EEF5"/>
           </w:tcPr>
@@ -4388,7 +3959,34 @@
                 <w:b/>
                 <w:sz w:val="18"/>
               </w:rPr>
-              <w:t>Recomendacion</w:t>
+              <w:t>Cómo podría aprovecharse</w:t>
+            </w:r>
+          </w:p>
+        </w:tc>
+        <w:tc>
+          <w:tcPr>
+            <w:tcW w:type="dxa" w:w="1560"/>
+            <w:vAlign w:val="center"/>
+            <w:shd w:fill="E8EEF5"/>
+          </w:tcPr>
+          <w:p>
+            <w:pPr>
+              <w:jc w:val="left"/>
+            </w:pPr>
+            <w:r>
+              <w:rPr>
+                <w:rFonts w:ascii="Times New Roman" w:hAnsi="Times New Roman"/>
+                <w:b/>
+                <w:sz w:val="18"/>
+              </w:rPr>
+            </w:r>
+            <w:r>
+              <w:rPr>
+                <w:rFonts w:ascii="Times New Roman" w:hAnsi="Times New Roman"/>
+                <w:b/>
+                <w:sz w:val="18"/>
+              </w:rPr>
+              <w:t>Control recomendado</w:t>
             </w:r>
           </w:p>
         </w:tc>
@@ -4396,7 +3994,7 @@
       <w:tr>
         <w:tc>
           <w:tcPr>
-            <w:tcW w:type="dxa" w:w="1872"/>
+            <w:tcW w:type="dxa" w:w="1560"/>
             <w:vAlign w:val="center"/>
           </w:tcPr>
           <w:p>
@@ -4421,7 +4019,7 @@
         </w:tc>
         <w:tc>
           <w:tcPr>
-            <w:tcW w:type="dxa" w:w="1872"/>
+            <w:tcW w:type="dxa" w:w="1560"/>
             <w:vAlign w:val="center"/>
           </w:tcPr>
           <w:p>
@@ -4446,7 +4044,7 @@
         </w:tc>
         <w:tc>
           <w:tcPr>
-            <w:tcW w:type="dxa" w:w="1872"/>
+            <w:tcW w:type="dxa" w:w="1560"/>
             <w:vAlign w:val="center"/>
           </w:tcPr>
           <w:p>
@@ -4471,7 +4069,7 @@
         </w:tc>
         <w:tc>
           <w:tcPr>
-            <w:tcW w:type="dxa" w:w="1872"/>
+            <w:tcW w:type="dxa" w:w="1560"/>
             <w:vAlign w:val="center"/>
           </w:tcPr>
           <w:p>
@@ -4490,13 +4088,13 @@
                 <w:b w:val="0"/>
                 <w:sz w:val="18"/>
               </w:rPr>
-              <w:t>Servicio web del sistema de ventas Flask.</w:t>
-            </w:r>
-          </w:p>
-        </w:tc>
-        <w:tc>
-          <w:tcPr>
-            <w:tcW w:type="dxa" w:w="1872"/>
+              <w:t>Es el sistema web de ventas publicado en Flask.</w:t>
+            </w:r>
+          </w:p>
+        </w:tc>
+        <w:tc>
+          <w:tcPr>
+            <w:tcW w:type="dxa" w:w="1560"/>
             <w:vAlign w:val="center"/>
           </w:tcPr>
           <w:p>
@@ -4515,7 +4113,32 @@
                 <w:b w:val="0"/>
                 <w:sz w:val="18"/>
               </w:rPr>
-              <w:t>No usar servidor de desarrollo en produccion; controlar firewall.</w:t>
+              <w:t>Un atacante sabría dónde está la aplicación y qué tecnología usa para buscar fallas específicas.</w:t>
+            </w:r>
+          </w:p>
+        </w:tc>
+        <w:tc>
+          <w:tcPr>
+            <w:tcW w:type="dxa" w:w="1560"/>
+            <w:vAlign w:val="center"/>
+          </w:tcPr>
+          <w:p>
+            <w:pPr>
+              <w:jc w:val="left"/>
+            </w:pPr>
+            <w:r>
+              <w:rPr>
+                <w:rFonts w:ascii="Times New Roman" w:hAnsi="Times New Roman"/>
+                <w:sz w:val="18"/>
+              </w:rPr>
+            </w:r>
+            <w:r>
+              <w:rPr>
+                <w:rFonts w:ascii="Times New Roman" w:hAnsi="Times New Roman"/>
+                <w:b w:val="0"/>
+                <w:sz w:val="18"/>
+              </w:rPr>
+              <w:t>Mantener el puerto abierto solo durante la práctica y usar un servidor WSGI en un entorno real.</w:t>
             </w:r>
           </w:p>
         </w:tc>
@@ -4523,7 +4146,7 @@
       <w:tr>
         <w:tc>
           <w:tcPr>
-            <w:tcW w:type="dxa" w:w="1872"/>
+            <w:tcW w:type="dxa" w:w="1560"/>
             <w:vAlign w:val="center"/>
           </w:tcPr>
           <w:p>
@@ -4548,7 +4171,7 @@
         </w:tc>
         <w:tc>
           <w:tcPr>
-            <w:tcW w:type="dxa" w:w="1872"/>
+            <w:tcW w:type="dxa" w:w="1560"/>
             <w:vAlign w:val="center"/>
           </w:tcPr>
           <w:p>
@@ -4573,7 +4196,7 @@
         </w:tc>
         <w:tc>
           <w:tcPr>
-            <w:tcW w:type="dxa" w:w="1872"/>
+            <w:tcW w:type="dxa" w:w="1560"/>
             <w:vAlign w:val="center"/>
           </w:tcPr>
           <w:p>
@@ -4598,7 +4221,7 @@
         </w:tc>
         <w:tc>
           <w:tcPr>
-            <w:tcW w:type="dxa" w:w="1872"/>
+            <w:tcW w:type="dxa" w:w="1560"/>
             <w:vAlign w:val="center"/>
           </w:tcPr>
           <w:p>
@@ -4617,13 +4240,13 @@
                 <w:b w:val="0"/>
                 <w:sz w:val="18"/>
               </w:rPr>
-              <w:t>Servicio de resolucion de nombres local del sistema operativo.</w:t>
-            </w:r>
-          </w:p>
-        </w:tc>
-        <w:tc>
-          <w:tcPr>
-            <w:tcW w:type="dxa" w:w="1872"/>
+              <w:t>Servicio de resolución de nombres local del sistema operativo.</w:t>
+            </w:r>
+          </w:p>
+        </w:tc>
+        <w:tc>
+          <w:tcPr>
+            <w:tcW w:type="dxa" w:w="1560"/>
             <w:vAlign w:val="center"/>
           </w:tcPr>
           <w:p>
@@ -4642,7 +4265,32 @@
                 <w:b w:val="0"/>
                 <w:sz w:val="18"/>
               </w:rPr>
-              <w:t>Deshabilitar si no es necesario para reducir superficie de ataque.</w:t>
+              <w:t>Puede facilitar reconocimiento interno o ataques de suplantación en redes mal configuradas.</w:t>
+            </w:r>
+          </w:p>
+        </w:tc>
+        <w:tc>
+          <w:tcPr>
+            <w:tcW w:type="dxa" w:w="1560"/>
+            <w:vAlign w:val="center"/>
+          </w:tcPr>
+          <w:p>
+            <w:pPr>
+              <w:jc w:val="left"/>
+            </w:pPr>
+            <w:r>
+              <w:rPr>
+                <w:rFonts w:ascii="Times New Roman" w:hAnsi="Times New Roman"/>
+                <w:sz w:val="18"/>
+              </w:rPr>
+            </w:r>
+            <w:r>
+              <w:rPr>
+                <w:rFonts w:ascii="Times New Roman" w:hAnsi="Times New Roman"/>
+                <w:b w:val="0"/>
+                <w:sz w:val="18"/>
+              </w:rPr>
+              <w:t>Deshabilitar LLMNR si no es necesario para el laboratorio.</w:t>
             </w:r>
           </w:p>
         </w:tc>
@@ -4650,7 +4298,7 @@
       <w:tr>
         <w:tc>
           <w:tcPr>
-            <w:tcW w:type="dxa" w:w="1872"/>
+            <w:tcW w:type="dxa" w:w="1560"/>
             <w:vAlign w:val="center"/>
           </w:tcPr>
           <w:p>
@@ -4675,7 +4323,7 @@
         </w:tc>
         <w:tc>
           <w:tcPr>
-            <w:tcW w:type="dxa" w:w="1872"/>
+            <w:tcW w:type="dxa" w:w="1560"/>
             <w:vAlign w:val="center"/>
           </w:tcPr>
           <w:p>
@@ -4700,7 +4348,7 @@
         </w:tc>
         <w:tc>
           <w:tcPr>
-            <w:tcW w:type="dxa" w:w="1872"/>
+            <w:tcW w:type="dxa" w:w="1560"/>
             <w:vAlign w:val="center"/>
           </w:tcPr>
           <w:p>
@@ -4725,7 +4373,7 @@
         </w:tc>
         <w:tc>
           <w:tcPr>
-            <w:tcW w:type="dxa" w:w="1872"/>
+            <w:tcW w:type="dxa" w:w="1560"/>
             <w:vAlign w:val="center"/>
           </w:tcPr>
           <w:p>
@@ -4744,13 +4392,13 @@
                 <w:b w:val="0"/>
                 <w:sz w:val="18"/>
               </w:rPr>
-              <w:t>El sistema redirige al formulario de autenticacion.</w:t>
-            </w:r>
-          </w:p>
-        </w:tc>
-        <w:tc>
-          <w:tcPr>
-            <w:tcW w:type="dxa" w:w="1872"/>
+              <w:t>El sistema redirige al formulario de autenticación.</w:t>
+            </w:r>
+          </w:p>
+        </w:tc>
+        <w:tc>
+          <w:tcPr>
+            <w:tcW w:type="dxa" w:w="1560"/>
             <w:vAlign w:val="center"/>
           </w:tcPr>
           <w:p>
@@ -4769,7 +4417,32 @@
                 <w:b w:val="0"/>
                 <w:sz w:val="18"/>
               </w:rPr>
-              <w:t>Mantener autenticacion y revisar controles de login.</w:t>
+              <w:t>Permite ubicar el punto principal de ataque contra credenciales y autenticación.</w:t>
+            </w:r>
+          </w:p>
+        </w:tc>
+        <w:tc>
+          <w:tcPr>
+            <w:tcW w:type="dxa" w:w="1560"/>
+            <w:vAlign w:val="center"/>
+          </w:tcPr>
+          <w:p>
+            <w:pPr>
+              <w:jc w:val="left"/>
+            </w:pPr>
+            <w:r>
+              <w:rPr>
+                <w:rFonts w:ascii="Times New Roman" w:hAnsi="Times New Roman"/>
+                <w:sz w:val="18"/>
+              </w:rPr>
+            </w:r>
+            <w:r>
+              <w:rPr>
+                <w:rFonts w:ascii="Times New Roman" w:hAnsi="Times New Roman"/>
+                <w:b w:val="0"/>
+                <w:sz w:val="18"/>
+              </w:rPr>
+              <w:t>Endurecer el login con bloqueo por intentos, válidaciónes y registro de eventos.</w:t>
             </w:r>
           </w:p>
         </w:tc>
@@ -4777,7 +4450,7 @@
       <w:tr>
         <w:tc>
           <w:tcPr>
-            <w:tcW w:type="dxa" w:w="1872"/>
+            <w:tcW w:type="dxa" w:w="1560"/>
             <w:vAlign w:val="center"/>
           </w:tcPr>
           <w:p>
@@ -4802,7 +4475,7 @@
         </w:tc>
         <w:tc>
           <w:tcPr>
-            <w:tcW w:type="dxa" w:w="1872"/>
+            <w:tcW w:type="dxa" w:w="1560"/>
             <w:vAlign w:val="center"/>
           </w:tcPr>
           <w:p>
@@ -4821,13 +4494,13 @@
                 <w:b w:val="0"/>
                 <w:sz w:val="18"/>
               </w:rPr>
-              <w:t>Titulo web</w:t>
-            </w:r>
-          </w:p>
-        </w:tc>
-        <w:tc>
-          <w:tcPr>
-            <w:tcW w:type="dxa" w:w="1872"/>
+              <w:t>Título web</w:t>
+            </w:r>
+          </w:p>
+        </w:tc>
+        <w:tc>
+          <w:tcPr>
+            <w:tcW w:type="dxa" w:w="1560"/>
             <w:vAlign w:val="center"/>
           </w:tcPr>
           <w:p>
@@ -4846,13 +4519,13 @@
                 <w:b w:val="0"/>
                 <w:sz w:val="18"/>
               </w:rPr>
-              <w:t>Aplicacion Flask</w:t>
-            </w:r>
-          </w:p>
-        </w:tc>
-        <w:tc>
-          <w:tcPr>
-            <w:tcW w:type="dxa" w:w="1872"/>
+              <w:t>Aplicación Flask</w:t>
+            </w:r>
+          </w:p>
+        </w:tc>
+        <w:tc>
+          <w:tcPr>
+            <w:tcW w:type="dxa" w:w="1560"/>
             <w:vAlign w:val="center"/>
           </w:tcPr>
           <w:p>
@@ -4871,13 +4544,13 @@
                 <w:b w:val="0"/>
                 <w:sz w:val="18"/>
               </w:rPr>
-              <w:t>Nmap identifico el titulo de la pagina del sistema.</w:t>
-            </w:r>
-          </w:p>
-        </w:tc>
-        <w:tc>
-          <w:tcPr>
-            <w:tcW w:type="dxa" w:w="1872"/>
+              <w:t>Nmap identificó el título de la página.</w:t>
+            </w:r>
+          </w:p>
+        </w:tc>
+        <w:tc>
+          <w:tcPr>
+            <w:tcW w:type="dxa" w:w="1560"/>
             <w:vAlign w:val="center"/>
           </w:tcPr>
           <w:p>
@@ -4896,7 +4569,32 @@
                 <w:b w:val="0"/>
                 <w:sz w:val="18"/>
               </w:rPr>
-              <w:t>Evitar exposicion innecesaria de tecnologia o entorno.</w:t>
+              <w:t>Revela información útil para perfilar el sistema durante la fase de reconocimiento.</w:t>
+            </w:r>
+          </w:p>
+        </w:tc>
+        <w:tc>
+          <w:tcPr>
+            <w:tcW w:type="dxa" w:w="1560"/>
+            <w:vAlign w:val="center"/>
+          </w:tcPr>
+          <w:p>
+            <w:pPr>
+              <w:jc w:val="left"/>
+            </w:pPr>
+            <w:r>
+              <w:rPr>
+                <w:rFonts w:ascii="Times New Roman" w:hAnsi="Times New Roman"/>
+                <w:sz w:val="18"/>
+              </w:rPr>
+            </w:r>
+            <w:r>
+              <w:rPr>
+                <w:rFonts w:ascii="Times New Roman" w:hAnsi="Times New Roman"/>
+                <w:b w:val="0"/>
+                <w:sz w:val="18"/>
+              </w:rPr>
+              <w:t>Evitar información innecesaria sobre tecnología o entorno.</w:t>
             </w:r>
           </w:p>
         </w:tc>
@@ -4912,15 +4610,15 @@
           <w:i/>
           <w:sz w:val="20"/>
         </w:rPr>
-        <w:t>Tabla 10. Interpretacion de puertos y servicios detectados con Nmap.</w:t>
+        <w:t>Tabla 5. Interpretación de puertos y servicios detectados con Nmap.</w:t>
       </w:r>
     </w:p>
     <w:p>
       <w:pPr>
-        <w:pStyle w:val="Heading2"/>
+        <w:pStyle w:val="Heading1"/>
       </w:pPr>
       <w:r>
-        <w:t>Evidencia del analisis con Nessus</w:t>
+        <w:t>Análisis con Nessus</w:t>
       </w:r>
     </w:p>
     <w:p>
@@ -4932,7 +4630,7 @@
           <w:rFonts w:ascii="Times New Roman" w:hAnsi="Times New Roman"/>
           <w:sz w:val="24"/>
         </w:rPr>
-        <w:t>El escaneo con Nessus fue ejecutado sin autenticacion contra la IP del servidor Fedora. Este enfoque permite evaluar la superficie visible del servidor y del servicio web expuesto. Debido a que el sistema cuenta con login, las vulnerabilidades internas de la aplicacion fueron verificadas mediante pruebas manuales autenticadas, mientras que Nessus se utilizo para identificar configuraciones y hallazgos externos.</w:t>
+        <w:t>El escaneo con Nessus se ejecutó sin autenticación contra el servidor Fedora. Esto significa que Nessus revisó lo que cualquier equipo de la red podía ver desde afuera: servicios abiertos, respuestas HTTP, detección de tecnologías y configuraciones generales. Las fallas internas de la aplicación, como SQL Injection o XSS dentro del sistema, se comprobaron aparte mediante pruebas manuales.</w:t>
       </w:r>
     </w:p>
     <w:p>
@@ -4944,47 +4642,14 @@
           <w:rFonts w:ascii="Times New Roman" w:hAnsi="Times New Roman"/>
           <w:sz w:val="24"/>
         </w:rPr>
-        <w:t>La captura muestra hallazgos informativos y de baja severidad generados por Nessus, como deteccion HTTP, deteccion Python remota, informacion de sistema operativo, cookies expiradas y divulgacion de timestamp ICMP. Aunque no todos los hallazgos son criticos, sirven como evidencia de que el servidor fue escaneado y que el servicio web fue reconocido por una herramienta automatizada.</w:t>
+        <w:t>La captura muestra hallazgos informativos y de baja severidad generados por Nessus, como detección HTTP, detección remota de Python, información del sistema operativo, cookies expiradas y divulgación de timestamp ICMP. Aunque no todos los hallazgos son críticos, sirven para entender qué información entrega el servidor cuando alguien lo analiza desde la red.</w:t>
       </w:r>
     </w:p>
     <w:p>
       <w:pPr>
         <w:jc w:val="center"/>
       </w:pPr>
-      <w:r>
-        <w:drawing>
-          <wp:inline xmlns:a="http://schemas.openxmlformats.org/drawingml/2006/main" xmlns:pic="http://schemas.openxmlformats.org/drawingml/2006/picture">
-            <wp:extent cx="5394960" cy="2869577"/>
-            <wp:docPr id="15" name="Picture 15"/>
-            <wp:cNvGraphicFramePr>
-              <a:graphicFrameLocks noChangeAspect="1"/>
-            </wp:cNvGraphicFramePr>
-            <a:graphic>
-              <a:graphicData uri="http://schemas.openxmlformats.org/drawingml/2006/picture">
-                <pic:pic>
-                  <pic:nvPicPr>
-                    <pic:cNvPr id="0" name="evidencia_docx_18.png"/>
-                    <pic:cNvPicPr/>
-                  </pic:nvPicPr>
-                  <pic:blipFill>
-                    <a:blip r:embed="rId23"/>
-                    <a:stretch>
-                      <a:fillRect/>
-                    </a:stretch>
-                  </pic:blipFill>
-                  <pic:spPr>
-                    <a:xfrm>
-                      <a:off x="0" y="0"/>
-                      <a:ext cx="5394960" cy="2869577"/>
-                    </a:xfrm>
-                    <a:prstGeom prst="rect"/>
-                  </pic:spPr>
-                </pic:pic>
-              </a:graphicData>
-            </a:graphic>
-          </wp:inline>
-        </w:drawing>
-      </w:r>
+      <w:r/>
     </w:p>
     <w:p>
       <w:pPr>
@@ -4996,15 +4661,818 @@
           <w:i/>
           <w:sz w:val="20"/>
         </w:rPr>
-        <w:t>Figura 15. Resultado de Nessus sin autenticacion.</w:t>
+        <w:t>Figura 15. Resultado de Nessus sin autenticación.</w:t>
+      </w:r>
+    </w:p>
+    <w:tbl>
+      <w:tblPr>
+        <w:tblStyle w:val="TableGrid"/>
+        <w:tblW w:type="auto" w:w="0"/>
+        <w:jc w:val="center"/>
+        <w:tblLook w:firstColumn="1" w:firstRow="1" w:lastColumn="0" w:lastRow="0" w:noHBand="0" w:noVBand="1" w:val="04A0"/>
+      </w:tblPr>
+      <w:tblGrid>
+        <w:gridCol w:w="1872"/>
+        <w:gridCol w:w="1872"/>
+        <w:gridCol w:w="1872"/>
+        <w:gridCol w:w="1872"/>
+        <w:gridCol w:w="1872"/>
+      </w:tblGrid>
+      <w:tr>
+        <w:trPr>
+          <w:tblHeader w:val="true"/>
+        </w:trPr>
+        <w:tc>
+          <w:tcPr>
+            <w:tcW w:type="dxa" w:w="1872"/>
+            <w:vAlign w:val="center"/>
+            <w:shd w:fill="E8EEF5"/>
+          </w:tcPr>
+          <w:p>
+            <w:pPr>
+              <w:jc w:val="left"/>
+            </w:pPr>
+            <w:r>
+              <w:rPr>
+                <w:rFonts w:ascii="Times New Roman" w:hAnsi="Times New Roman"/>
+                <w:b/>
+                <w:sz w:val="18"/>
+              </w:rPr>
+            </w:r>
+            <w:r>
+              <w:rPr>
+                <w:rFonts w:ascii="Times New Roman" w:hAnsi="Times New Roman"/>
+                <w:b/>
+                <w:sz w:val="18"/>
+              </w:rPr>
+              <w:t>Hallazgo de Nessus</w:t>
+            </w:r>
+          </w:p>
+        </w:tc>
+        <w:tc>
+          <w:tcPr>
+            <w:tcW w:type="dxa" w:w="1872"/>
+            <w:vAlign w:val="center"/>
+            <w:shd w:fill="E8EEF5"/>
+          </w:tcPr>
+          <w:p>
+            <w:pPr>
+              <w:jc w:val="left"/>
+            </w:pPr>
+            <w:r>
+              <w:rPr>
+                <w:rFonts w:ascii="Times New Roman" w:hAnsi="Times New Roman"/>
+                <w:b/>
+                <w:sz w:val="18"/>
+              </w:rPr>
+            </w:r>
+            <w:r>
+              <w:rPr>
+                <w:rFonts w:ascii="Times New Roman" w:hAnsi="Times New Roman"/>
+                <w:b/>
+                <w:sz w:val="18"/>
+              </w:rPr>
+              <w:t>Nivel</w:t>
+            </w:r>
+          </w:p>
+        </w:tc>
+        <w:tc>
+          <w:tcPr>
+            <w:tcW w:type="dxa" w:w="1872"/>
+            <w:vAlign w:val="center"/>
+            <w:shd w:fill="E8EEF5"/>
+          </w:tcPr>
+          <w:p>
+            <w:pPr>
+              <w:jc w:val="left"/>
+            </w:pPr>
+            <w:r>
+              <w:rPr>
+                <w:rFonts w:ascii="Times New Roman" w:hAnsi="Times New Roman"/>
+                <w:b/>
+                <w:sz w:val="18"/>
+              </w:rPr>
+            </w:r>
+            <w:r>
+              <w:rPr>
+                <w:rFonts w:ascii="Times New Roman" w:hAnsi="Times New Roman"/>
+                <w:b/>
+                <w:sz w:val="18"/>
+              </w:rPr>
+              <w:t>Qué indica</w:t>
+            </w:r>
+          </w:p>
+        </w:tc>
+        <w:tc>
+          <w:tcPr>
+            <w:tcW w:type="dxa" w:w="1872"/>
+            <w:vAlign w:val="center"/>
+            <w:shd w:fill="E8EEF5"/>
+          </w:tcPr>
+          <w:p>
+            <w:pPr>
+              <w:jc w:val="left"/>
+            </w:pPr>
+            <w:r>
+              <w:rPr>
+                <w:rFonts w:ascii="Times New Roman" w:hAnsi="Times New Roman"/>
+                <w:b/>
+                <w:sz w:val="18"/>
+              </w:rPr>
+            </w:r>
+            <w:r>
+              <w:rPr>
+                <w:rFonts w:ascii="Times New Roman" w:hAnsi="Times New Roman"/>
+                <w:b/>
+                <w:sz w:val="18"/>
+              </w:rPr>
+              <w:t>Cómo podría aprovecharse</w:t>
+            </w:r>
+          </w:p>
+        </w:tc>
+        <w:tc>
+          <w:tcPr>
+            <w:tcW w:type="dxa" w:w="1872"/>
+            <w:vAlign w:val="center"/>
+            <w:shd w:fill="E8EEF5"/>
+          </w:tcPr>
+          <w:p>
+            <w:pPr>
+              <w:jc w:val="left"/>
+            </w:pPr>
+            <w:r>
+              <w:rPr>
+                <w:rFonts w:ascii="Times New Roman" w:hAnsi="Times New Roman"/>
+                <w:b/>
+                <w:sz w:val="18"/>
+              </w:rPr>
+            </w:r>
+            <w:r>
+              <w:rPr>
+                <w:rFonts w:ascii="Times New Roman" w:hAnsi="Times New Roman"/>
+                <w:b/>
+                <w:sz w:val="18"/>
+              </w:rPr>
+              <w:t>Control recomendado</w:t>
+            </w:r>
+          </w:p>
+        </w:tc>
+      </w:tr>
+      <w:tr>
+        <w:tc>
+          <w:tcPr>
+            <w:tcW w:type="dxa" w:w="1872"/>
+            <w:vAlign w:val="center"/>
+          </w:tcPr>
+          <w:p>
+            <w:pPr>
+              <w:jc w:val="left"/>
+            </w:pPr>
+            <w:r>
+              <w:rPr>
+                <w:rFonts w:ascii="Times New Roman" w:hAnsi="Times New Roman"/>
+                <w:sz w:val="18"/>
+              </w:rPr>
+            </w:r>
+            <w:r>
+              <w:rPr>
+                <w:rFonts w:ascii="Times New Roman" w:hAnsi="Times New Roman"/>
+                <w:b w:val="0"/>
+                <w:sz w:val="18"/>
+              </w:rPr>
+              <w:t>HTTP (Multiple Issues)</w:t>
+            </w:r>
+          </w:p>
+        </w:tc>
+        <w:tc>
+          <w:tcPr>
+            <w:tcW w:type="dxa" w:w="1872"/>
+            <w:vAlign w:val="center"/>
+          </w:tcPr>
+          <w:p>
+            <w:pPr>
+              <w:jc w:val="left"/>
+            </w:pPr>
+            <w:r>
+              <w:rPr>
+                <w:rFonts w:ascii="Times New Roman" w:hAnsi="Times New Roman"/>
+                <w:sz w:val="18"/>
+              </w:rPr>
+            </w:r>
+            <w:r>
+              <w:rPr>
+                <w:rFonts w:ascii="Times New Roman" w:hAnsi="Times New Roman"/>
+                <w:b w:val="0"/>
+                <w:sz w:val="18"/>
+              </w:rPr>
+              <w:t>Informativo</w:t>
+            </w:r>
+          </w:p>
+        </w:tc>
+        <w:tc>
+          <w:tcPr>
+            <w:tcW w:type="dxa" w:w="1872"/>
+            <w:vAlign w:val="center"/>
+          </w:tcPr>
+          <w:p>
+            <w:pPr>
+              <w:jc w:val="left"/>
+            </w:pPr>
+            <w:r>
+              <w:rPr>
+                <w:rFonts w:ascii="Times New Roman" w:hAnsi="Times New Roman"/>
+                <w:sz w:val="18"/>
+              </w:rPr>
+            </w:r>
+            <w:r>
+              <w:rPr>
+                <w:rFonts w:ascii="Times New Roman" w:hAnsi="Times New Roman"/>
+                <w:b w:val="0"/>
+                <w:sz w:val="18"/>
+              </w:rPr>
+              <w:t>Nessus agrupó observaciones del servicio HTTP expuesto.</w:t>
+            </w:r>
+          </w:p>
+        </w:tc>
+        <w:tc>
+          <w:tcPr>
+            <w:tcW w:type="dxa" w:w="1872"/>
+            <w:vAlign w:val="center"/>
+          </w:tcPr>
+          <w:p>
+            <w:pPr>
+              <w:jc w:val="left"/>
+            </w:pPr>
+            <w:r>
+              <w:rPr>
+                <w:rFonts w:ascii="Times New Roman" w:hAnsi="Times New Roman"/>
+                <w:sz w:val="18"/>
+              </w:rPr>
+            </w:r>
+            <w:r>
+              <w:rPr>
+                <w:rFonts w:ascii="Times New Roman" w:hAnsi="Times New Roman"/>
+                <w:b w:val="0"/>
+                <w:sz w:val="18"/>
+              </w:rPr>
+              <w:t>Puede orientar a un atacante sobre configuraciones web débiles o puntos que requieren revisión.</w:t>
+            </w:r>
+          </w:p>
+        </w:tc>
+        <w:tc>
+          <w:tcPr>
+            <w:tcW w:type="dxa" w:w="1872"/>
+            <w:vAlign w:val="center"/>
+          </w:tcPr>
+          <w:p>
+            <w:pPr>
+              <w:jc w:val="left"/>
+            </w:pPr>
+            <w:r>
+              <w:rPr>
+                <w:rFonts w:ascii="Times New Roman" w:hAnsi="Times New Roman"/>
+                <w:sz w:val="18"/>
+              </w:rPr>
+            </w:r>
+            <w:r>
+              <w:rPr>
+                <w:rFonts w:ascii="Times New Roman" w:hAnsi="Times New Roman"/>
+                <w:b w:val="0"/>
+                <w:sz w:val="18"/>
+              </w:rPr>
+              <w:t>Revisar cabeceras HTTP, cookies, métodos permitidos y configuración del servidor.</w:t>
+            </w:r>
+          </w:p>
+        </w:tc>
+      </w:tr>
+      <w:tr>
+        <w:tc>
+          <w:tcPr>
+            <w:tcW w:type="dxa" w:w="1872"/>
+            <w:vAlign w:val="center"/>
+          </w:tcPr>
+          <w:p>
+            <w:pPr>
+              <w:jc w:val="left"/>
+            </w:pPr>
+            <w:r>
+              <w:rPr>
+                <w:rFonts w:ascii="Times New Roman" w:hAnsi="Times New Roman"/>
+                <w:sz w:val="18"/>
+              </w:rPr>
+            </w:r>
+            <w:r>
+              <w:rPr>
+                <w:rFonts w:ascii="Times New Roman" w:hAnsi="Times New Roman"/>
+                <w:b w:val="0"/>
+                <w:sz w:val="18"/>
+              </w:rPr>
+              <w:t>Python Remote HTTP Detection</w:t>
+            </w:r>
+          </w:p>
+        </w:tc>
+        <w:tc>
+          <w:tcPr>
+            <w:tcW w:type="dxa" w:w="1872"/>
+            <w:vAlign w:val="center"/>
+          </w:tcPr>
+          <w:p>
+            <w:pPr>
+              <w:jc w:val="left"/>
+            </w:pPr>
+            <w:r>
+              <w:rPr>
+                <w:rFonts w:ascii="Times New Roman" w:hAnsi="Times New Roman"/>
+                <w:sz w:val="18"/>
+              </w:rPr>
+            </w:r>
+            <w:r>
+              <w:rPr>
+                <w:rFonts w:ascii="Times New Roman" w:hAnsi="Times New Roman"/>
+                <w:b w:val="0"/>
+                <w:sz w:val="18"/>
+              </w:rPr>
+              <w:t>Informativo</w:t>
+            </w:r>
+          </w:p>
+        </w:tc>
+        <w:tc>
+          <w:tcPr>
+            <w:tcW w:type="dxa" w:w="1872"/>
+            <w:vAlign w:val="center"/>
+          </w:tcPr>
+          <w:p>
+            <w:pPr>
+              <w:jc w:val="left"/>
+            </w:pPr>
+            <w:r>
+              <w:rPr>
+                <w:rFonts w:ascii="Times New Roman" w:hAnsi="Times New Roman"/>
+                <w:sz w:val="18"/>
+              </w:rPr>
+            </w:r>
+            <w:r>
+              <w:rPr>
+                <w:rFonts w:ascii="Times New Roman" w:hAnsi="Times New Roman"/>
+                <w:b w:val="0"/>
+                <w:sz w:val="18"/>
+              </w:rPr>
+              <w:t>Detectó que el servicio web está relacionado con Python.</w:t>
+            </w:r>
+          </w:p>
+        </w:tc>
+        <w:tc>
+          <w:tcPr>
+            <w:tcW w:type="dxa" w:w="1872"/>
+            <w:vAlign w:val="center"/>
+          </w:tcPr>
+          <w:p>
+            <w:pPr>
+              <w:jc w:val="left"/>
+            </w:pPr>
+            <w:r>
+              <w:rPr>
+                <w:rFonts w:ascii="Times New Roman" w:hAnsi="Times New Roman"/>
+                <w:sz w:val="18"/>
+              </w:rPr>
+            </w:r>
+            <w:r>
+              <w:rPr>
+                <w:rFonts w:ascii="Times New Roman" w:hAnsi="Times New Roman"/>
+                <w:b w:val="0"/>
+                <w:sz w:val="18"/>
+              </w:rPr>
+              <w:t>La tecnología detectada permite buscar vulnerabilidades o malas prácticas propias del stack Python/Flask.</w:t>
+            </w:r>
+          </w:p>
+        </w:tc>
+        <w:tc>
+          <w:tcPr>
+            <w:tcW w:type="dxa" w:w="1872"/>
+            <w:vAlign w:val="center"/>
+          </w:tcPr>
+          <w:p>
+            <w:pPr>
+              <w:jc w:val="left"/>
+            </w:pPr>
+            <w:r>
+              <w:rPr>
+                <w:rFonts w:ascii="Times New Roman" w:hAnsi="Times New Roman"/>
+                <w:sz w:val="18"/>
+              </w:rPr>
+            </w:r>
+            <w:r>
+              <w:rPr>
+                <w:rFonts w:ascii="Times New Roman" w:hAnsi="Times New Roman"/>
+                <w:b w:val="0"/>
+                <w:sz w:val="18"/>
+              </w:rPr>
+              <w:t>Ocultar información innecesaria y usar configuración de despliegue adecuada.</w:t>
+            </w:r>
+          </w:p>
+        </w:tc>
+      </w:tr>
+      <w:tr>
+        <w:tc>
+          <w:tcPr>
+            <w:tcW w:type="dxa" w:w="1872"/>
+            <w:vAlign w:val="center"/>
+          </w:tcPr>
+          <w:p>
+            <w:pPr>
+              <w:jc w:val="left"/>
+            </w:pPr>
+            <w:r>
+              <w:rPr>
+                <w:rFonts w:ascii="Times New Roman" w:hAnsi="Times New Roman"/>
+                <w:sz w:val="18"/>
+              </w:rPr>
+            </w:r>
+            <w:r>
+              <w:rPr>
+                <w:rFonts w:ascii="Times New Roman" w:hAnsi="Times New Roman"/>
+                <w:b w:val="0"/>
+                <w:sz w:val="18"/>
+              </w:rPr>
+              <w:t>Web Application Cookies Are Expired</w:t>
+            </w:r>
+          </w:p>
+        </w:tc>
+        <w:tc>
+          <w:tcPr>
+            <w:tcW w:type="dxa" w:w="1872"/>
+            <w:vAlign w:val="center"/>
+          </w:tcPr>
+          <w:p>
+            <w:pPr>
+              <w:jc w:val="left"/>
+            </w:pPr>
+            <w:r>
+              <w:rPr>
+                <w:rFonts w:ascii="Times New Roman" w:hAnsi="Times New Roman"/>
+                <w:sz w:val="18"/>
+              </w:rPr>
+            </w:r>
+            <w:r>
+              <w:rPr>
+                <w:rFonts w:ascii="Times New Roman" w:hAnsi="Times New Roman"/>
+                <w:b w:val="0"/>
+                <w:sz w:val="18"/>
+              </w:rPr>
+              <w:t>Informativo</w:t>
+            </w:r>
+          </w:p>
+        </w:tc>
+        <w:tc>
+          <w:tcPr>
+            <w:tcW w:type="dxa" w:w="1872"/>
+            <w:vAlign w:val="center"/>
+          </w:tcPr>
+          <w:p>
+            <w:pPr>
+              <w:jc w:val="left"/>
+            </w:pPr>
+            <w:r>
+              <w:rPr>
+                <w:rFonts w:ascii="Times New Roman" w:hAnsi="Times New Roman"/>
+                <w:sz w:val="18"/>
+              </w:rPr>
+            </w:r>
+            <w:r>
+              <w:rPr>
+                <w:rFonts w:ascii="Times New Roman" w:hAnsi="Times New Roman"/>
+                <w:b w:val="0"/>
+                <w:sz w:val="18"/>
+              </w:rPr>
+              <w:t>Se observaron cookies con expiración o manejo débil.</w:t>
+            </w:r>
+          </w:p>
+        </w:tc>
+        <w:tc>
+          <w:tcPr>
+            <w:tcW w:type="dxa" w:w="1872"/>
+            <w:vAlign w:val="center"/>
+          </w:tcPr>
+          <w:p>
+            <w:pPr>
+              <w:jc w:val="left"/>
+            </w:pPr>
+            <w:r>
+              <w:rPr>
+                <w:rFonts w:ascii="Times New Roman" w:hAnsi="Times New Roman"/>
+                <w:sz w:val="18"/>
+              </w:rPr>
+            </w:r>
+            <w:r>
+              <w:rPr>
+                <w:rFonts w:ascii="Times New Roman" w:hAnsi="Times New Roman"/>
+                <w:b w:val="0"/>
+                <w:sz w:val="18"/>
+              </w:rPr>
+              <w:t>Un manejo incorrecto de cookies puede afectar sesiónes y autenticación si se combina con otras fallas.</w:t>
+            </w:r>
+          </w:p>
+        </w:tc>
+        <w:tc>
+          <w:tcPr>
+            <w:tcW w:type="dxa" w:w="1872"/>
+            <w:vAlign w:val="center"/>
+          </w:tcPr>
+          <w:p>
+            <w:pPr>
+              <w:jc w:val="left"/>
+            </w:pPr>
+            <w:r>
+              <w:rPr>
+                <w:rFonts w:ascii="Times New Roman" w:hAnsi="Times New Roman"/>
+                <w:sz w:val="18"/>
+              </w:rPr>
+            </w:r>
+            <w:r>
+              <w:rPr>
+                <w:rFonts w:ascii="Times New Roman" w:hAnsi="Times New Roman"/>
+                <w:b w:val="0"/>
+                <w:sz w:val="18"/>
+              </w:rPr>
+              <w:t>Configurar expiración, HttpOnly, SameSite y Secure cuando corresponda.</w:t>
+            </w:r>
+          </w:p>
+        </w:tc>
+      </w:tr>
+      <w:tr>
+        <w:tc>
+          <w:tcPr>
+            <w:tcW w:type="dxa" w:w="1872"/>
+            <w:vAlign w:val="center"/>
+          </w:tcPr>
+          <w:p>
+            <w:pPr>
+              <w:jc w:val="left"/>
+            </w:pPr>
+            <w:r>
+              <w:rPr>
+                <w:rFonts w:ascii="Times New Roman" w:hAnsi="Times New Roman"/>
+                <w:sz w:val="18"/>
+              </w:rPr>
+            </w:r>
+            <w:r>
+              <w:rPr>
+                <w:rFonts w:ascii="Times New Roman" w:hAnsi="Times New Roman"/>
+                <w:b w:val="0"/>
+                <w:sz w:val="18"/>
+              </w:rPr>
+              <w:t>ICMP Timestamp Request Remote Date Disclosure</w:t>
+            </w:r>
+          </w:p>
+        </w:tc>
+        <w:tc>
+          <w:tcPr>
+            <w:tcW w:type="dxa" w:w="1872"/>
+            <w:vAlign w:val="center"/>
+          </w:tcPr>
+          <w:p>
+            <w:pPr>
+              <w:jc w:val="left"/>
+            </w:pPr>
+            <w:r>
+              <w:rPr>
+                <w:rFonts w:ascii="Times New Roman" w:hAnsi="Times New Roman"/>
+                <w:sz w:val="18"/>
+              </w:rPr>
+            </w:r>
+            <w:r>
+              <w:rPr>
+                <w:rFonts w:ascii="Times New Roman" w:hAnsi="Times New Roman"/>
+                <w:b w:val="0"/>
+                <w:sz w:val="18"/>
+              </w:rPr>
+              <w:t>Bajo</w:t>
+            </w:r>
+          </w:p>
+        </w:tc>
+        <w:tc>
+          <w:tcPr>
+            <w:tcW w:type="dxa" w:w="1872"/>
+            <w:vAlign w:val="center"/>
+          </w:tcPr>
+          <w:p>
+            <w:pPr>
+              <w:jc w:val="left"/>
+            </w:pPr>
+            <w:r>
+              <w:rPr>
+                <w:rFonts w:ascii="Times New Roman" w:hAnsi="Times New Roman"/>
+                <w:sz w:val="18"/>
+              </w:rPr>
+            </w:r>
+            <w:r>
+              <w:rPr>
+                <w:rFonts w:ascii="Times New Roman" w:hAnsi="Times New Roman"/>
+                <w:b w:val="0"/>
+                <w:sz w:val="18"/>
+              </w:rPr>
+              <w:t>El servidor responde solicitudes ICMP timestamp.</w:t>
+            </w:r>
+          </w:p>
+        </w:tc>
+        <w:tc>
+          <w:tcPr>
+            <w:tcW w:type="dxa" w:w="1872"/>
+            <w:vAlign w:val="center"/>
+          </w:tcPr>
+          <w:p>
+            <w:pPr>
+              <w:jc w:val="left"/>
+            </w:pPr>
+            <w:r>
+              <w:rPr>
+                <w:rFonts w:ascii="Times New Roman" w:hAnsi="Times New Roman"/>
+                <w:sz w:val="18"/>
+              </w:rPr>
+            </w:r>
+            <w:r>
+              <w:rPr>
+                <w:rFonts w:ascii="Times New Roman" w:hAnsi="Times New Roman"/>
+                <w:b w:val="0"/>
+                <w:sz w:val="18"/>
+              </w:rPr>
+              <w:t>Puede ayudar a conocer información de tiempo del host y apoyar tareas de reconocimiento.</w:t>
+            </w:r>
+          </w:p>
+        </w:tc>
+        <w:tc>
+          <w:tcPr>
+            <w:tcW w:type="dxa" w:w="1872"/>
+            <w:vAlign w:val="center"/>
+          </w:tcPr>
+          <w:p>
+            <w:pPr>
+              <w:jc w:val="left"/>
+            </w:pPr>
+            <w:r>
+              <w:rPr>
+                <w:rFonts w:ascii="Times New Roman" w:hAnsi="Times New Roman"/>
+                <w:sz w:val="18"/>
+              </w:rPr>
+            </w:r>
+            <w:r>
+              <w:rPr>
+                <w:rFonts w:ascii="Times New Roman" w:hAnsi="Times New Roman"/>
+                <w:b w:val="0"/>
+                <w:sz w:val="18"/>
+              </w:rPr>
+              <w:t>Filtrar o deshabilitar respuestas ICMP timestamp si no son necesarias.</w:t>
+            </w:r>
+          </w:p>
+        </w:tc>
+      </w:tr>
+      <w:tr>
+        <w:tc>
+          <w:tcPr>
+            <w:tcW w:type="dxa" w:w="1872"/>
+            <w:vAlign w:val="center"/>
+          </w:tcPr>
+          <w:p>
+            <w:pPr>
+              <w:jc w:val="left"/>
+            </w:pPr>
+            <w:r>
+              <w:rPr>
+                <w:rFonts w:ascii="Times New Roman" w:hAnsi="Times New Roman"/>
+                <w:sz w:val="18"/>
+              </w:rPr>
+            </w:r>
+            <w:r>
+              <w:rPr>
+                <w:rFonts w:ascii="Times New Roman" w:hAnsi="Times New Roman"/>
+                <w:b w:val="0"/>
+                <w:sz w:val="18"/>
+              </w:rPr>
+              <w:t>Service / OS Detection</w:t>
+            </w:r>
+          </w:p>
+        </w:tc>
+        <w:tc>
+          <w:tcPr>
+            <w:tcW w:type="dxa" w:w="1872"/>
+            <w:vAlign w:val="center"/>
+          </w:tcPr>
+          <w:p>
+            <w:pPr>
+              <w:jc w:val="left"/>
+            </w:pPr>
+            <w:r>
+              <w:rPr>
+                <w:rFonts w:ascii="Times New Roman" w:hAnsi="Times New Roman"/>
+                <w:sz w:val="18"/>
+              </w:rPr>
+            </w:r>
+            <w:r>
+              <w:rPr>
+                <w:rFonts w:ascii="Times New Roman" w:hAnsi="Times New Roman"/>
+                <w:b w:val="0"/>
+                <w:sz w:val="18"/>
+              </w:rPr>
+              <w:t>Informativo</w:t>
+            </w:r>
+          </w:p>
+        </w:tc>
+        <w:tc>
+          <w:tcPr>
+            <w:tcW w:type="dxa" w:w="1872"/>
+            <w:vAlign w:val="center"/>
+          </w:tcPr>
+          <w:p>
+            <w:pPr>
+              <w:jc w:val="left"/>
+            </w:pPr>
+            <w:r>
+              <w:rPr>
+                <w:rFonts w:ascii="Times New Roman" w:hAnsi="Times New Roman"/>
+                <w:sz w:val="18"/>
+              </w:rPr>
+            </w:r>
+            <w:r>
+              <w:rPr>
+                <w:rFonts w:ascii="Times New Roman" w:hAnsi="Times New Roman"/>
+                <w:b w:val="0"/>
+                <w:sz w:val="18"/>
+              </w:rPr>
+              <w:t>Nessus identificó servicios y huellas del sistema.</w:t>
+            </w:r>
+          </w:p>
+        </w:tc>
+        <w:tc>
+          <w:tcPr>
+            <w:tcW w:type="dxa" w:w="1872"/>
+            <w:vAlign w:val="center"/>
+          </w:tcPr>
+          <w:p>
+            <w:pPr>
+              <w:jc w:val="left"/>
+            </w:pPr>
+            <w:r>
+              <w:rPr>
+                <w:rFonts w:ascii="Times New Roman" w:hAnsi="Times New Roman"/>
+                <w:sz w:val="18"/>
+              </w:rPr>
+            </w:r>
+            <w:r>
+              <w:rPr>
+                <w:rFonts w:ascii="Times New Roman" w:hAnsi="Times New Roman"/>
+                <w:b w:val="0"/>
+                <w:sz w:val="18"/>
+              </w:rPr>
+              <w:t>Ayuda a perfilar el servidor antes de intentar ataques más específicos.</w:t>
+            </w:r>
+          </w:p>
+        </w:tc>
+        <w:tc>
+          <w:tcPr>
+            <w:tcW w:type="dxa" w:w="1872"/>
+            <w:vAlign w:val="center"/>
+          </w:tcPr>
+          <w:p>
+            <w:pPr>
+              <w:jc w:val="left"/>
+            </w:pPr>
+            <w:r>
+              <w:rPr>
+                <w:rFonts w:ascii="Times New Roman" w:hAnsi="Times New Roman"/>
+                <w:sz w:val="18"/>
+              </w:rPr>
+            </w:r>
+            <w:r>
+              <w:rPr>
+                <w:rFonts w:ascii="Times New Roman" w:hAnsi="Times New Roman"/>
+                <w:b w:val="0"/>
+                <w:sz w:val="18"/>
+              </w:rPr>
+              <w:t>Reducir servicios expuestos y mantener el sistema actualizado.</w:t>
+            </w:r>
+          </w:p>
+        </w:tc>
+      </w:tr>
+    </w:tbl>
+    <w:p>
+      <w:pPr>
+        <w:jc w:val="center"/>
+      </w:pPr>
+      <w:r>
+        <w:rPr>
+          <w:rFonts w:ascii="Times New Roman" w:hAnsi="Times New Roman"/>
+          <w:i/>
+          <w:sz w:val="20"/>
+        </w:rPr>
+        <w:t>Tabla 6. Interpretación de hallazgos detectados por Nessus.</w:t>
       </w:r>
     </w:p>
     <w:p>
       <w:pPr>
-        <w:pStyle w:val="Heading2"/>
+        <w:pStyle w:val="Heading1"/>
       </w:pPr>
       <w:r>
-        <w:t>Evidencias de pruebas manuales autenticadas</w:t>
+        <w:t>Pruebas manuales de vulnerabilidades prediseñadas</w:t>
       </w:r>
     </w:p>
     <w:p>
@@ -5016,7 +5484,7 @@
           <w:rFonts w:ascii="Times New Roman" w:hAnsi="Times New Roman"/>
           <w:sz w:val="24"/>
         </w:rPr>
-        <w:t>Las pruebas manuales se realizaron para validar fallas prediseñadas propias de la logica de la aplicacion. Este paso es necesario porque herramientas como Nessus pueden no detectar vulnerabilidades internas ubicadas detras del login o dependientes de formularios especificos. Por ello, las evidencias manuales complementan el escaneo automatizado.</w:t>
+        <w:t>Las pruebas manuales se realizaron para válidar fallas propias de la lógica de la aplicación. Este paso es necesario porque herramientas como Nessus no siempre detectan vulnerabilidades que están detrás del login o que dependen de formularios específicos. Aquí se comprobaron las fallas que fueron diseñadas intencionalmente para el proyecto.</w:t>
       </w:r>
     </w:p>
     <w:p>
@@ -5028,47 +5496,14 @@
           <w:rFonts w:ascii="Times New Roman" w:hAnsi="Times New Roman"/>
           <w:sz w:val="24"/>
         </w:rPr>
-        <w:t>La captura muestra el uso del payload ' OR '1'='1' -- en el formulario de inicio de sesion. Esta prueba evidencia que el login concatena directamente entradas del usuario en una consulta SQL, permitiendo el ingreso sin credenciales validas. El riesgo asociado es alto porque compromete el control de acceso principal del sistema.</w:t>
+        <w:t>La captura muestra el uso del payload ' OR '1'='1' -- en el formulario de inicio de sesión. La prueba evidencia que el login concatena entradas del usuario dentro de una consulta SQL. Si esta falla existiera en un sistema real, una persona podría ingresar sin conocer una contraseña válida.</w:t>
       </w:r>
     </w:p>
     <w:p>
       <w:pPr>
         <w:jc w:val="center"/>
       </w:pPr>
-      <w:r>
-        <w:drawing>
-          <wp:inline xmlns:a="http://schemas.openxmlformats.org/drawingml/2006/main" xmlns:pic="http://schemas.openxmlformats.org/drawingml/2006/picture">
-            <wp:extent cx="5394960" cy="2503230"/>
-            <wp:docPr id="16" name="Picture 16"/>
-            <wp:cNvGraphicFramePr>
-              <a:graphicFrameLocks noChangeAspect="1"/>
-            </wp:cNvGraphicFramePr>
-            <a:graphic>
-              <a:graphicData uri="http://schemas.openxmlformats.org/drawingml/2006/picture">
-                <pic:pic>
-                  <pic:nvPicPr>
-                    <pic:cNvPr id="0" name="evidencia_docx_10.png"/>
-                    <pic:cNvPicPr/>
-                  </pic:nvPicPr>
-                  <pic:blipFill>
-                    <a:blip r:embed="rId24"/>
-                    <a:stretch>
-                      <a:fillRect/>
-                    </a:stretch>
-                  </pic:blipFill>
-                  <pic:spPr>
-                    <a:xfrm>
-                      <a:off x="0" y="0"/>
-                      <a:ext cx="5394960" cy="2503230"/>
-                    </a:xfrm>
-                    <a:prstGeom prst="rect"/>
-                  </pic:spPr>
-                </pic:pic>
-              </a:graphicData>
-            </a:graphic>
-          </wp:inline>
-        </w:drawing>
-      </w:r>
+      <w:r/>
     </w:p>
     <w:p>
       <w:pPr>
@@ -5092,47 +5527,14 @@
           <w:rFonts w:ascii="Times New Roman" w:hAnsi="Times New Roman"/>
           <w:sz w:val="24"/>
         </w:rPr>
-        <w:t>La alerta en el navegador evidencia que la busqueda refleja entrada del usuario sin escape seguro. Esta vulnerabilidad podria permitir que un atacante ejecute JavaScript en el navegador de un usuario autenticado si logra inducirlo a visitar una URL manipulada.</w:t>
+        <w:t>La alerta en el navegador evidencia que la búsqueda refleja entrada del usuario sin escape seguro. En un caso real, esta falla podría usarse para ejecutar JavaScript en el navegador de un usuario si se le envía una URL manipulada.</w:t>
       </w:r>
     </w:p>
     <w:p>
       <w:pPr>
         <w:jc w:val="center"/>
       </w:pPr>
-      <w:r>
-        <w:drawing>
-          <wp:inline xmlns:a="http://schemas.openxmlformats.org/drawingml/2006/main" xmlns:pic="http://schemas.openxmlformats.org/drawingml/2006/picture">
-            <wp:extent cx="5394960" cy="2652287"/>
-            <wp:docPr id="17" name="Picture 17"/>
-            <wp:cNvGraphicFramePr>
-              <a:graphicFrameLocks noChangeAspect="1"/>
-            </wp:cNvGraphicFramePr>
-            <a:graphic>
-              <a:graphicData uri="http://schemas.openxmlformats.org/drawingml/2006/picture">
-                <pic:pic>
-                  <pic:nvPicPr>
-                    <pic:cNvPr id="0" name="evidencia_docx_13.png"/>
-                    <pic:cNvPicPr/>
-                  </pic:nvPicPr>
-                  <pic:blipFill>
-                    <a:blip r:embed="rId25"/>
-                    <a:stretch>
-                      <a:fillRect/>
-                    </a:stretch>
-                  </pic:blipFill>
-                  <pic:spPr>
-                    <a:xfrm>
-                      <a:off x="0" y="0"/>
-                      <a:ext cx="5394960" cy="2652287"/>
-                    </a:xfrm>
-                    <a:prstGeom prst="rect"/>
-                  </pic:spPr>
-                </pic:pic>
-              </a:graphicData>
-            </a:graphic>
-          </wp:inline>
-        </w:drawing>
-      </w:r>
+      <w:r/>
     </w:p>
     <w:p>
       <w:pPr>
@@ -5156,47 +5558,14 @@
           <w:rFonts w:ascii="Times New Roman" w:hAnsi="Times New Roman"/>
           <w:sz w:val="24"/>
         </w:rPr>
-        <w:t>En esta captura se observa el registro de un producto cuya descripcion contiene un script. La prueba representa XSS almacenado porque el contenido malicioso se guarda en la base de datos y luego se muestra nuevamente en la interfaz.</w:t>
+        <w:t>En esta captura se observa el registro de un producto cuya descripción contiene un script. La prueba representa XSS almacenado porque el contenido malicioso se guarda en la base de datos y luego vuelve a mostrarse en la interfaz.</w:t>
       </w:r>
     </w:p>
     <w:p>
       <w:pPr>
         <w:jc w:val="center"/>
       </w:pPr>
-      <w:r>
-        <w:drawing>
-          <wp:inline xmlns:a="http://schemas.openxmlformats.org/drawingml/2006/main" xmlns:pic="http://schemas.openxmlformats.org/drawingml/2006/picture">
-            <wp:extent cx="5394960" cy="5489966"/>
-            <wp:docPr id="18" name="Picture 18"/>
-            <wp:cNvGraphicFramePr>
-              <a:graphicFrameLocks noChangeAspect="1"/>
-            </wp:cNvGraphicFramePr>
-            <a:graphic>
-              <a:graphicData uri="http://schemas.openxmlformats.org/drawingml/2006/picture">
-                <pic:pic>
-                  <pic:nvPicPr>
-                    <pic:cNvPr id="0" name="evidencia_docx_16.png"/>
-                    <pic:cNvPicPr/>
-                  </pic:nvPicPr>
-                  <pic:blipFill>
-                    <a:blip r:embed="rId26"/>
-                    <a:stretch>
-                      <a:fillRect/>
-                    </a:stretch>
-                  </pic:blipFill>
-                  <pic:spPr>
-                    <a:xfrm>
-                      <a:off x="0" y="0"/>
-                      <a:ext cx="5394960" cy="5489966"/>
-                    </a:xfrm>
-                    <a:prstGeom prst="rect"/>
-                  </pic:spPr>
-                </pic:pic>
-              </a:graphicData>
-            </a:graphic>
-          </wp:inline>
-        </w:drawing>
-      </w:r>
+      <w:r/>
     </w:p>
     <w:p>
       <w:pPr>
@@ -5220,47 +5589,14 @@
           <w:rFonts w:ascii="Times New Roman" w:hAnsi="Times New Roman"/>
           <w:sz w:val="24"/>
         </w:rPr>
-        <w:t>La alerta confirma que el script almacenado en la descripcion del producto se ejecuta al visualizar el modulo correspondiente. Este hallazgo tiene mayor impacto que un XSS reflejado porque permanece en el sistema hasta que el registro sea corregido o eliminado.</w:t>
+        <w:t>La alerta confirma que el script almacenado en la descripción del producto se ejecuta al visualizar el módulo correspondiente. Este hallazgo tiene mayor impacto que un XSS reflejado porque permanece en el sistema hasta que el registro sea corregido o eliminado.</w:t>
       </w:r>
     </w:p>
     <w:p>
       <w:pPr>
         <w:jc w:val="center"/>
       </w:pPr>
-      <w:r>
-        <w:drawing>
-          <wp:inline xmlns:a="http://schemas.openxmlformats.org/drawingml/2006/main" xmlns:pic="http://schemas.openxmlformats.org/drawingml/2006/picture">
-            <wp:extent cx="5394960" cy="2676351"/>
-            <wp:docPr id="19" name="Picture 19"/>
-            <wp:cNvGraphicFramePr>
-              <a:graphicFrameLocks noChangeAspect="1"/>
-            </wp:cNvGraphicFramePr>
-            <a:graphic>
-              <a:graphicData uri="http://schemas.openxmlformats.org/drawingml/2006/picture">
-                <pic:pic>
-                  <pic:nvPicPr>
-                    <pic:cNvPr id="0" name="evidencia_docx_21.png"/>
-                    <pic:cNvPicPr/>
-                  </pic:nvPicPr>
-                  <pic:blipFill>
-                    <a:blip r:embed="rId27"/>
-                    <a:stretch>
-                      <a:fillRect/>
-                    </a:stretch>
-                  </pic:blipFill>
-                  <pic:spPr>
-                    <a:xfrm>
-                      <a:off x="0" y="0"/>
-                      <a:ext cx="5394960" cy="2676351"/>
-                    </a:xfrm>
-                    <a:prstGeom prst="rect"/>
-                  </pic:spPr>
-                </pic:pic>
-              </a:graphicData>
-            </a:graphic>
-          </wp:inline>
-        </w:drawing>
-      </w:r>
+      <w:r/>
     </w:p>
     <w:p>
       <w:pPr>
@@ -5272,7 +5608,7 @@
           <w:i/>
           <w:sz w:val="20"/>
         </w:rPr>
-        <w:t>Figura 19. Ejecucion de XSS almacenado.</w:t>
+        <w:t>Figura 19. Ejecución de XSS almacenado.</w:t>
       </w:r>
     </w:p>
     <w:p>
@@ -5284,47 +5620,14 @@
           <w:rFonts w:ascii="Times New Roman" w:hAnsi="Times New Roman"/>
           <w:sz w:val="24"/>
         </w:rPr>
-        <w:t>La consulta realizada sobre SQLite muestra usuarios y contrasenas directamente legibles, como admin123 y ventas123. Esta evidencia demuestra una falla critica de almacenamiento de credenciales, ya que cualquier exposicion de la base de datos comprometeria inmediatamente las cuentas del sistema.</w:t>
+        <w:t>La consulta realizada sobre SQLite muestra usuarios y contraseñas directamente legibles, como admin123 y ventas123. Esta evidencia demuestra una falla crítica de almacenamiento de credenciales: si alguien obtiene la base de datos, también obtiene las contraseñas.</w:t>
       </w:r>
     </w:p>
     <w:p>
       <w:pPr>
         <w:jc w:val="center"/>
       </w:pPr>
-      <w:r>
-        <w:drawing>
-          <wp:inline xmlns:a="http://schemas.openxmlformats.org/drawingml/2006/main" xmlns:pic="http://schemas.openxmlformats.org/drawingml/2006/picture">
-            <wp:extent cx="5394960" cy="2808946"/>
-            <wp:docPr id="20" name="Picture 20"/>
-            <wp:cNvGraphicFramePr>
-              <a:graphicFrameLocks noChangeAspect="1"/>
-            </wp:cNvGraphicFramePr>
-            <a:graphic>
-              <a:graphicData uri="http://schemas.openxmlformats.org/drawingml/2006/picture">
-                <pic:pic>
-                  <pic:nvPicPr>
-                    <pic:cNvPr id="0" name="evidencia_docx_08.png"/>
-                    <pic:cNvPicPr/>
-                  </pic:nvPicPr>
-                  <pic:blipFill>
-                    <a:blip r:embed="rId28"/>
-                    <a:stretch>
-                      <a:fillRect/>
-                    </a:stretch>
-                  </pic:blipFill>
-                  <pic:spPr>
-                    <a:xfrm>
-                      <a:off x="0" y="0"/>
-                      <a:ext cx="5394960" cy="2808946"/>
-                    </a:xfrm>
-                    <a:prstGeom prst="rect"/>
-                  </pic:spPr>
-                </pic:pic>
-              </a:graphicData>
-            </a:graphic>
-          </wp:inline>
-        </w:drawing>
-      </w:r>
+      <w:r/>
     </w:p>
     <w:p>
       <w:pPr>
@@ -5336,7 +5639,7 @@
           <w:i/>
           <w:sz w:val="20"/>
         </w:rPr>
-        <w:t>Figura 20. Contrasenas almacenadas en texto plano.</w:t>
+        <w:t>Figura 20. Contraseñas almacenadas en texto plano.</w:t>
       </w:r>
     </w:p>
     <w:tbl>
@@ -5487,7 +5790,7 @@
                 <w:b w:val="0"/>
                 <w:sz w:val="18"/>
               </w:rPr>
-              <w:t>Credenciales debiles</w:t>
+              <w:t>Credenciales débiles</w:t>
             </w:r>
           </w:p>
         </w:tc>
@@ -5562,7 +5865,7 @@
                 <w:b w:val="0"/>
                 <w:sz w:val="18"/>
               </w:rPr>
-              <w:t>Aplicar politica de contrasenas y bloqueo por intentos fallidos.</w:t>
+              <w:t>Aplicar política de contraseñas y bloqueo por intentos fallidos.</w:t>
             </w:r>
           </w:p>
         </w:tc>
@@ -5664,7 +5967,7 @@
                 <w:b w:val="0"/>
                 <w:sz w:val="18"/>
               </w:rPr>
-              <w:t>Usar consultas parametrizadas y validacion de entradas.</w:t>
+              <w:t>Usar consultas parametrizadas y válidación de entradas.</w:t>
             </w:r>
           </w:p>
         </w:tc>
@@ -5716,7 +6019,7 @@
                 <w:b w:val="0"/>
                 <w:sz w:val="18"/>
               </w:rPr>
-              <w:t>Parametro q de busqueda ejecuta JavaScript</w:t>
+              <w:t>Parámetro q de búsqueda ejecuta JavaScript</w:t>
             </w:r>
           </w:p>
         </w:tc>
@@ -5818,7 +6121,7 @@
                 <w:b w:val="0"/>
                 <w:sz w:val="18"/>
               </w:rPr>
-              <w:t>Descripcion de producto almacena script</w:t>
+              <w:t>Descripción de producto almacena script</w:t>
             </w:r>
           </w:p>
         </w:tc>
@@ -5895,7 +6198,7 @@
                 <w:b w:val="0"/>
                 <w:sz w:val="18"/>
               </w:rPr>
-              <w:t>Contrasenas en texto plano</w:t>
+              <w:t>Contraseñas en texto plano</w:t>
             </w:r>
           </w:p>
         </w:tc>
@@ -5970,7 +6273,7 @@
                 <w:b w:val="0"/>
                 <w:sz w:val="18"/>
               </w:rPr>
-              <w:t>Guardar contrasenas con hash seguro como bcrypt o argon2.</w:t>
+              <w:t>Guardar contraseñas con hash seguro como bcrypt o argon2.</w:t>
             </w:r>
           </w:p>
         </w:tc>
@@ -6088,179 +6391,7 @@
           <w:i/>
           <w:sz w:val="20"/>
         </w:rPr>
-        <w:t>Tabla 11. Relacion entre fallas prediseñadas, evidencia y control propuesto.</w:t>
-      </w:r>
-    </w:p>
-    <w:p>
-      <w:pPr>
-        <w:pStyle w:val="Heading1"/>
-      </w:pPr>
-      <w:r>
-        <w:t>Analisis con Nmap</w:t>
-      </w:r>
-    </w:p>
-    <w:p>
-      <w:pPr>
-        <w:jc w:val="both"/>
-      </w:pPr>
-      <w:r>
-        <w:rPr>
-          <w:rFonts w:ascii="Times New Roman" w:hAnsi="Times New Roman"/>
-          <w:sz w:val="24"/>
-        </w:rPr>
-        <w:t>Nmap se utilizo desde Kali Linux para identificar puertos abiertos, servicios expuestos, versiones y rutas HTTP visibles en el servidor Fedora 39. El objetivo principal fue comprobar que el sistema web de ventas se encontraba publicado en el puerto 5000/TCP y que podia ser reconocido desde una maquina auditora externa.</w:t>
-      </w:r>
-    </w:p>
-    <w:p>
-      <w:pPr>
-        <w:jc w:val="both"/>
-      </w:pPr>
-      <w:r>
-        <w:rPr>
-          <w:rFonts w:ascii="Times New Roman" w:hAnsi="Times New Roman"/>
-          <w:sz w:val="24"/>
-        </w:rPr>
-        <w:t>nmap -sV -p 5000 IP_DEL_SERVIDOR</w:t>
-      </w:r>
-    </w:p>
-    <w:p>
-      <w:pPr>
-        <w:jc w:val="both"/>
-      </w:pPr>
-      <w:r>
-        <w:rPr>
-          <w:rFonts w:ascii="Times New Roman" w:hAnsi="Times New Roman"/>
-          <w:sz w:val="24"/>
-        </w:rPr>
-        <w:t>nmap -A IP_DEL_SERVIDOR</w:t>
-      </w:r>
-    </w:p>
-    <w:p>
-      <w:pPr>
-        <w:jc w:val="both"/>
-      </w:pPr>
-      <w:r>
-        <w:rPr>
-          <w:rFonts w:ascii="Times New Roman" w:hAnsi="Times New Roman"/>
-          <w:sz w:val="24"/>
-        </w:rPr>
-        <w:t>nmap -p- IP_DEL_SERVIDOR</w:t>
-      </w:r>
-    </w:p>
-    <w:p>
-      <w:pPr>
-        <w:jc w:val="both"/>
-      </w:pPr>
-      <w:r>
-        <w:rPr>
-          <w:rFonts w:ascii="Times New Roman" w:hAnsi="Times New Roman"/>
-          <w:sz w:val="24"/>
-        </w:rPr>
-        <w:t>En las evidencias obtenidas se observa que Nmap detecto el puerto 5000/TCP abierto, ejecutando HTTP mediante Werkzeug httpd 3.1.8 sobre Python 3.12.0. Tambien se identifico la ruta /login y el titulo de la pagina de ingreso del sistema. En un escaneo adicional aparecio el puerto 5355/TCP, asociado a LLMNR. Posteriormente, desde Fedora se valido con herramientas locales que el puerto 5000 pertenecia al proceso python y que el puerto 5355 correspondia a systemd-resolved.</w:t>
-      </w:r>
-    </w:p>
-    <w:p>
-      <w:pPr>
-        <w:jc w:val="both"/>
-      </w:pPr>
-      <w:r>
-        <w:rPr>
-          <w:rFonts w:ascii="Times New Roman" w:hAnsi="Times New Roman"/>
-          <w:sz w:val="24"/>
-        </w:rPr>
-        <w:t>La interpretacion de estos resultados indica que el activo principal expuesto es el servicio web Flask. Aunque el uso del servidor de desarrollo Werkzeug es aceptable para un laboratorio academico temporal, no es recomendable para produccion. Por ello, el control propuesto consiste en mantener el servicio solo durante la presentacion, cerrar el puerto al finalizar y, en un entorno real, utilizar un servidor WSGI como Gunicorn o uWSGI detras de Nginx o Apache.</w:t>
-      </w:r>
-    </w:p>
-    <w:p>
-      <w:pPr>
-        <w:pStyle w:val="Heading1"/>
-      </w:pPr>
-      <w:r>
-        <w:t>Analisis con Nessus</w:t>
-      </w:r>
-    </w:p>
-    <w:p>
-      <w:pPr>
-        <w:jc w:val="both"/>
-      </w:pPr>
-      <w:r>
-        <w:rPr>
-          <w:rFonts w:ascii="Times New Roman" w:hAnsi="Times New Roman"/>
-          <w:sz w:val="24"/>
-        </w:rPr>
-        <w:t>Nessus Essentials se utilizo para ejecutar un escaneo Basic Network Scan contra la direccion IP del servidor Fedora. El escaneo fue realizado sin autenticacion, por lo que su alcance principal fue la superficie visible del servidor: puertos abiertos, servicios HTTP, deteccion de sistema, configuraciones generales y hallazgos informativos o de baja severidad.</w:t>
-      </w:r>
-    </w:p>
-    <w:p>
-      <w:pPr>
-        <w:pStyle w:val="ListNumber"/>
-      </w:pPr>
-      <w:r>
-        <w:rPr>
-          <w:rFonts w:ascii="Times New Roman" w:hAnsi="Times New Roman"/>
-          <w:sz w:val="24"/>
-        </w:rPr>
-        <w:t>Crear un nuevo Basic Network Scan.</w:t>
-      </w:r>
-    </w:p>
-    <w:p>
-      <w:pPr>
-        <w:pStyle w:val="ListNumber"/>
-      </w:pPr>
-      <w:r>
-        <w:rPr>
-          <w:rFonts w:ascii="Times New Roman" w:hAnsi="Times New Roman"/>
-          <w:sz w:val="24"/>
-        </w:rPr>
-        <w:t>Definir como objetivo la IP del servidor Fedora.</w:t>
-      </w:r>
-    </w:p>
-    <w:p>
-      <w:pPr>
-        <w:pStyle w:val="ListNumber"/>
-      </w:pPr>
-      <w:r>
-        <w:rPr>
-          <w:rFonts w:ascii="Times New Roman" w:hAnsi="Times New Roman"/>
-          <w:sz w:val="24"/>
-        </w:rPr>
-        <w:t>Ejecutar el escaneo durante la presentacion o antes de ella.</w:t>
-      </w:r>
-    </w:p>
-    <w:p>
-      <w:pPr>
-        <w:pStyle w:val="ListNumber"/>
-      </w:pPr>
-      <w:r>
-        <w:rPr>
-          <w:rFonts w:ascii="Times New Roman" w:hAnsi="Times New Roman"/>
-          <w:sz w:val="24"/>
-        </w:rPr>
-        <w:t>Exportar el reporte en PDF o HTML.</w:t>
-      </w:r>
-    </w:p>
-    <w:p>
-      <w:pPr>
-        <w:pStyle w:val="ListNumber"/>
-      </w:pPr>
-      <w:r>
-        <w:rPr>
-          <w:rFonts w:ascii="Times New Roman" w:hAnsi="Times New Roman"/>
-          <w:sz w:val="24"/>
-        </w:rPr>
-        <w:t>Incluir capturas del resumen de hallazgos y de las vulnerabilidades mas relevantes.</w:t>
-      </w:r>
-    </w:p>
-    <w:p>
-      <w:pPr>
-        <w:jc w:val="both"/>
-      </w:pPr>
-      <w:r>
-        <w:rPr>
-          <w:rFonts w:ascii="Times New Roman" w:hAnsi="Times New Roman"/>
-          <w:sz w:val="24"/>
-        </w:rPr>
-        <w:t>El resultado observado incluyo detecciones como HTTP Multiple Issues, Python Remote HTTP Detection, OS Identification, Service Detection, Web Application Cookies Are Expired e ICMP Timestamp Request Remote Date Disclosure. Estos hallazgos son utiles para demostrar que Nessus reconocio el servicio web y el entorno del servidor. Sin embargo, vulnerabilidades internas como SQL Injection, XSS y contrasenas en texto plano no dependen unicamente de la configuracion del servidor, por lo que fueron comprobadas mediante pruebas manuales autenticadas.</w:t>
+        <w:t>Tabla 7. Relación entre fallas prediseñadas, evidencia y control propuesto.</w:t>
       </w:r>
     </w:p>
     <w:p>
@@ -6337,7 +6468,7 @@
                 <w:b/>
                 <w:sz w:val="18"/>
               </w:rPr>
-              <w:t>Descripcion</w:t>
+              <w:t>Descripción</w:t>
             </w:r>
           </w:p>
         </w:tc>
@@ -6416,7 +6547,7 @@
                 <w:b w:val="0"/>
                 <w:sz w:val="18"/>
               </w:rPr>
-              <w:t>Aplicacion Flask de ventas.</w:t>
+              <w:t>Aplicación Flask de ventas.</w:t>
             </w:r>
           </w:p>
         </w:tc>
@@ -6441,7 +6572,7 @@
                 <w:b w:val="0"/>
                 <w:sz w:val="18"/>
               </w:rPr>
-              <w:t>Gestiona acceso, productos, clientes y ventas.</w:t>
+              <w:t>Gestióna acceso, productos, clientes y ventas.</w:t>
             </w:r>
           </w:p>
         </w:tc>
@@ -6493,7 +6624,7 @@
                 <w:b w:val="0"/>
                 <w:sz w:val="18"/>
               </w:rPr>
-              <w:t>Archivo ventas.db generado por la aplicacion.</w:t>
+              <w:t>Archivo ventas.db generado por la aplicación.</w:t>
             </w:r>
           </w:p>
         </w:tc>
@@ -6647,7 +6778,7 @@
                 <w:b w:val="0"/>
                 <w:sz w:val="18"/>
               </w:rPr>
-              <w:t>Codigo fuente y documentacion.</w:t>
+              <w:t>Código fuente y documentacion.</w:t>
             </w:r>
           </w:p>
         </w:tc>
@@ -6688,7 +6819,7 @@
           <w:i/>
           <w:sz w:val="20"/>
         </w:rPr>
-        <w:t>Tabla 4. Activos evaluados.</w:t>
+        <w:t>Tabla 8. Activos evaluados.</w:t>
       </w:r>
     </w:p>
     <w:p>
@@ -6765,7 +6896,7 @@
                 <w:b/>
                 <w:sz w:val="18"/>
               </w:rPr>
-              <w:t>Descripcion</w:t>
+              <w:t>Descripción</w:t>
             </w:r>
           </w:p>
         </w:tc>
@@ -6844,7 +6975,7 @@
                 <w:b w:val="0"/>
                 <w:sz w:val="18"/>
               </w:rPr>
-              <w:t>Ingreso al sistema mediante credenciales debiles o bypass.</w:t>
+              <w:t>Ingreso al sistema mediante credenciales débiles o bypass.</w:t>
             </w:r>
           </w:p>
         </w:tc>
@@ -7127,7 +7258,7 @@
                 <w:b w:val="0"/>
                 <w:sz w:val="18"/>
               </w:rPr>
-              <w:t>Exposicion de informacion</w:t>
+              <w:t>Exposición de información</w:t>
             </w:r>
           </w:p>
         </w:tc>
@@ -7177,7 +7308,7 @@
                 <w:b w:val="0"/>
                 <w:sz w:val="18"/>
               </w:rPr>
-              <w:t>Aplicacion Flask</w:t>
+              <w:t>Aplicación Flask</w:t>
             </w:r>
           </w:p>
         </w:tc>
@@ -7193,7 +7324,7 @@
           <w:i/>
           <w:sz w:val="20"/>
         </w:rPr>
-        <w:t>Tabla 5. Amenazas del sistema web y servidor.</w:t>
+        <w:t>Tabla 9. Amenazas del sistema web y servidor.</w:t>
       </w:r>
     </w:p>
     <w:p>
@@ -7352,7 +7483,7 @@
                 <w:b w:val="0"/>
                 <w:sz w:val="18"/>
               </w:rPr>
-              <w:t>Credenciales debiles</w:t>
+              <w:t>Credenciales débiles</w:t>
             </w:r>
           </w:p>
         </w:tc>
@@ -7454,7 +7585,7 @@
                 <w:b w:val="0"/>
                 <w:sz w:val="18"/>
               </w:rPr>
-              <w:t>Contrasenas en texto plano</w:t>
+              <w:t>Contraseñas en texto plano</w:t>
             </w:r>
           </w:p>
         </w:tc>
@@ -7504,7 +7635,7 @@
                 <w:b w:val="0"/>
                 <w:sz w:val="18"/>
               </w:rPr>
-              <w:t>Exposicion de credenciales</w:t>
+              <w:t>Exposición de credenciales</w:t>
             </w:r>
           </w:p>
         </w:tc>
@@ -7606,7 +7737,7 @@
                 <w:b w:val="0"/>
                 <w:sz w:val="18"/>
               </w:rPr>
-              <w:t>Bypass o exposicion de datos</w:t>
+              <w:t>Bypass o exposición de datos</w:t>
             </w:r>
           </w:p>
         </w:tc>
@@ -7733,7 +7864,7 @@
                 <w:b w:val="0"/>
                 <w:sz w:val="18"/>
               </w:rPr>
-              <w:t>Parametro q sin escape seguro.</w:t>
+              <w:t>Parámetro q sin escape seguro.</w:t>
             </w:r>
           </w:p>
         </w:tc>
@@ -7785,7 +7916,7 @@
                 <w:b w:val="0"/>
                 <w:sz w:val="18"/>
               </w:rPr>
-              <w:t>Descripcion de productos</w:t>
+              <w:t>Descripción de productos</w:t>
             </w:r>
           </w:p>
         </w:tc>
@@ -7835,7 +7966,7 @@
                 <w:b w:val="0"/>
                 <w:sz w:val="18"/>
               </w:rPr>
-              <w:t>Uso de descripcion con HTML no sanitizado.</w:t>
+              <w:t>Uso de descripción con HTML no sanitizado.</w:t>
             </w:r>
           </w:p>
         </w:tc>
@@ -7912,7 +8043,7 @@
                 <w:b w:val="0"/>
                 <w:sz w:val="18"/>
               </w:rPr>
-              <w:t>Exposicion tecnica</w:t>
+              <w:t>Exposición técnica</w:t>
             </w:r>
           </w:p>
         </w:tc>
@@ -7953,7 +8084,7 @@
           <w:i/>
           <w:sz w:val="20"/>
         </w:rPr>
-        <w:t>Tabla 6. Vulnerabilidades identificadas.</w:t>
+        <w:t>Tabla 10. Vulnerabilidades identificadas.</w:t>
       </w:r>
     </w:p>
     <w:p>
@@ -7961,7 +8092,7 @@
         <w:pStyle w:val="Heading1"/>
       </w:pPr>
       <w:r>
-        <w:t>Tabla de analisis de riesgos</w:t>
+        <w:t>Tabla de análisis de riesgos</w:t>
       </w:r>
     </w:p>
     <w:p>
@@ -8258,7 +8389,7 @@
                 <w:b w:val="0"/>
                 <w:sz w:val="18"/>
               </w:rPr>
-              <w:t>Credenciales debiles y contrasenas predecibles</w:t>
+              <w:t>Credenciales débiles y contraseñas predecibles</w:t>
             </w:r>
           </w:p>
         </w:tc>
@@ -8358,7 +8489,7 @@
                 <w:b w:val="0"/>
                 <w:sz w:val="18"/>
               </w:rPr>
-              <w:t>Politica de contrasenas, bloqueo por intentos fallidos y revision de usuarios.</w:t>
+              <w:t>Política de contraseñas, bloqueo por intentos fallidos y revision de usuarios.</w:t>
             </w:r>
           </w:p>
         </w:tc>
@@ -8410,7 +8541,7 @@
                 <w:b w:val="0"/>
                 <w:sz w:val="18"/>
               </w:rPr>
-              <w:t>Ingreso sin autenticacion valida</w:t>
+              <w:t>Ingreso sin autenticación válida</w:t>
             </w:r>
           </w:p>
         </w:tc>
@@ -8535,7 +8666,7 @@
                 <w:b w:val="0"/>
                 <w:sz w:val="18"/>
               </w:rPr>
-              <w:t>Consultas parametrizadas, validacion de entradas y pruebas de seguridad.</w:t>
+              <w:t>Consultas parametrizadas, válidación de entradas y pruebas de seguridad.</w:t>
             </w:r>
           </w:p>
         </w:tc>
@@ -8587,7 +8718,7 @@
                 <w:b w:val="0"/>
                 <w:sz w:val="18"/>
               </w:rPr>
-              <w:t>Robo de sesion o ejecucion de scripts</w:t>
+              <w:t>Robo de sesión o ejecucion de scripts</w:t>
             </w:r>
           </w:p>
         </w:tc>
@@ -8612,7 +8743,7 @@
                 <w:b w:val="0"/>
                 <w:sz w:val="18"/>
               </w:rPr>
-              <w:t>XSS reflejado en busqueda</w:t>
+              <w:t>XSS reflejado en búsqueda</w:t>
             </w:r>
           </w:p>
         </w:tc>
@@ -8789,7 +8920,7 @@
                 <w:b w:val="0"/>
                 <w:sz w:val="18"/>
               </w:rPr>
-              <w:t>XSS almacenado en descripcion de productos</w:t>
+              <w:t>XSS almacenado en descripción de productos</w:t>
             </w:r>
           </w:p>
         </w:tc>
@@ -8889,7 +9020,7 @@
                 <w:b w:val="0"/>
                 <w:sz w:val="18"/>
               </w:rPr>
-              <w:t>No usar contenido de usuario como seguro, sanitizar y validar campos.</w:t>
+              <w:t>No usar contenido de usuario como seguro, sanitizar y válidar campos.</w:t>
             </w:r>
           </w:p>
         </w:tc>
@@ -8941,7 +9072,7 @@
                 <w:b w:val="0"/>
                 <w:sz w:val="18"/>
               </w:rPr>
-              <w:t>Exposicion de credenciales</w:t>
+              <w:t>Exposición de credenciales</w:t>
             </w:r>
           </w:p>
         </w:tc>
@@ -8966,7 +9097,7 @@
                 <w:b w:val="0"/>
                 <w:sz w:val="18"/>
               </w:rPr>
-              <w:t>Contrasenas almacenadas en texto plano</w:t>
+              <w:t>Contraseñas almacenadas en texto plano</w:t>
             </w:r>
           </w:p>
         </w:tc>
@@ -9295,7 +9426,7 @@
                 <w:b w:val="0"/>
                 <w:sz w:val="18"/>
               </w:rPr>
-              <w:t>Resolucion de nombres innecesaria</w:t>
+              <w:t>Resolución de nombres innecesaria</w:t>
             </w:r>
           </w:p>
         </w:tc>
@@ -9447,7 +9578,7 @@
                 <w:b w:val="0"/>
                 <w:sz w:val="18"/>
               </w:rPr>
-              <w:t>Aplicacion Flask</w:t>
+              <w:t>Aplicación Flask</w:t>
             </w:r>
           </w:p>
         </w:tc>
@@ -9472,7 +9603,7 @@
                 <w:b w:val="0"/>
                 <w:sz w:val="18"/>
               </w:rPr>
-              <w:t>Exposicion de informacion tecnica</w:t>
+              <w:t>Exposición de información técnica</w:t>
             </w:r>
           </w:p>
         </w:tc>
@@ -9597,7 +9728,7 @@
                 <w:b w:val="0"/>
                 <w:sz w:val="18"/>
               </w:rPr>
-              <w:t>Desactivar debug fuera del laboratorio y usar servidor WSGI para produccion.</w:t>
+              <w:t>Desactivar debug fuera del laboratorio y usar servidor WSGI para producción.</w:t>
             </w:r>
           </w:p>
         </w:tc>
@@ -9624,7 +9755,7 @@
                 <w:b w:val="0"/>
                 <w:sz w:val="18"/>
               </w:rPr>
-              <w:t>Aplicacion Flask</w:t>
+              <w:t>Aplicación Flask</w:t>
             </w:r>
           </w:p>
         </w:tc>
@@ -9826,7 +9957,7 @@
                 <w:b w:val="0"/>
                 <w:sz w:val="18"/>
               </w:rPr>
-              <w:t>Divulgacion de informacion temporal</w:t>
+              <w:t>Divulgacion de información temporal</w:t>
             </w:r>
           </w:p>
         </w:tc>
@@ -10003,7 +10134,7 @@
                 <w:b w:val="0"/>
                 <w:sz w:val="18"/>
               </w:rPr>
-              <w:t>Debilidad en manejo de sesion</w:t>
+              <w:t>Debilidad en manejo de sesión</w:t>
             </w:r>
           </w:p>
         </w:tc>
@@ -10305,7 +10436,7 @@
                 <w:b w:val="0"/>
                 <w:sz w:val="18"/>
               </w:rPr>
-              <w:t>Implementar CSRF tokens en formularios y validar origen de solicitudes.</w:t>
+              <w:t>Implementar CSRF tokens en formularios y válidar origen de solicitudes.</w:t>
             </w:r>
           </w:p>
         </w:tc>
@@ -10659,7 +10790,7 @@
                 <w:b w:val="0"/>
                 <w:sz w:val="18"/>
               </w:rPr>
-              <w:t>Copias periodicas de la base SQLite y del codigo fuente versionado.</w:t>
+              <w:t>Copias periodicas de la base SQLite y del código fuente versionado.</w:t>
             </w:r>
           </w:p>
         </w:tc>
@@ -10675,7 +10806,7 @@
           <w:i/>
           <w:sz w:val="20"/>
         </w:rPr>
-        <w:t>Tabla 7. Matriz de analisis de riesgos.</w:t>
+        <w:t>Tabla 11. Matriz de análisis de riesgos.</w:t>
       </w:r>
     </w:p>
     <w:p>
@@ -10780,7 +10911,7 @@
                 <w:b/>
                 <w:sz w:val="18"/>
               </w:rPr>
-              <w:t>Descripcion</w:t>
+              <w:t>Descripción</w:t>
             </w:r>
           </w:p>
         </w:tc>
@@ -10834,7 +10965,7 @@
                 <w:b w:val="0"/>
                 <w:sz w:val="18"/>
               </w:rPr>
-              <w:t>Politica de contrasenas</w:t>
+              <w:t>Política de contraseñas</w:t>
             </w:r>
           </w:p>
         </w:tc>
@@ -10936,7 +11067,7 @@
                 <w:b w:val="0"/>
                 <w:sz w:val="18"/>
               </w:rPr>
-              <w:t>Hash de contrasenas</w:t>
+              <w:t>Hash de contraseñas</w:t>
             </w:r>
           </w:p>
         </w:tc>
@@ -11088,7 +11219,7 @@
                 <w:b w:val="0"/>
                 <w:sz w:val="18"/>
               </w:rPr>
-              <w:t>Evita SQL injection en login y busqueda.</w:t>
+              <w:t>Evita SQL injection en login y búsqueda.</w:t>
             </w:r>
           </w:p>
         </w:tc>
@@ -11537,7 +11668,7 @@
           <w:i/>
           <w:sz w:val="20"/>
         </w:rPr>
-        <w:t>Tabla 8. Controles recomendados.</w:t>
+        <w:t>Tabla 12. Controles recomendados.</w:t>
       </w:r>
     </w:p>
     <w:p>
@@ -11557,7 +11688,7 @@
           <w:rFonts w:ascii="Times New Roman" w:hAnsi="Times New Roman"/>
           <w:sz w:val="24"/>
         </w:rPr>
-        <w:t>El proyecto permite demostrar el ciclo basico de auditoria de seguridad: despliegue, reconocimiento, analisis, identificacion de riesgos y propuesta de controles.</w:t>
+        <w:t>El proyecto permite demostrar el ciclo básico de auditoría de seguridad: despliegue, reconocimiento, análisis, identificacion de riesgos y propuesta de controles.</w:t>
       </w:r>
     </w:p>
     <w:p>
@@ -11569,7 +11700,7 @@
           <w:rFonts w:ascii="Times New Roman" w:hAnsi="Times New Roman"/>
           <w:sz w:val="24"/>
         </w:rPr>
-        <w:t>El uso de Fedora 39 en VirtualBox es adecuado para mantener el alcance controlado y evitar la exposicion permanente de vulnerabilidades en internet.</w:t>
+        <w:t>El uso de Fedora 39 en VirtualBox es adecuado para mantener el alcance controlado y evitar la exposición permanente de vulnerabilidades en internet.</w:t>
       </w:r>
     </w:p>
     <w:p>
@@ -11581,7 +11712,7 @@
           <w:rFonts w:ascii="Times New Roman" w:hAnsi="Times New Roman"/>
           <w:sz w:val="24"/>
         </w:rPr>
-        <w:t>Las vulnerabilidades intencionales permiten evidenciar riesgos comunes en sistemas web, especialmente autenticacion debil, SQL injection, XSS y almacenamiento inseguro de contrasenas.</w:t>
+        <w:t>Las vulnerabilidades intencionales permiten evidenciar riesgos comunes en sistemas web, especialmente autenticación débil, SQL injection, XSS y almacenamiento inseguro de contraseñas.</w:t>
       </w:r>
     </w:p>
     <w:p>
@@ -11593,7 +11724,7 @@
           <w:rFonts w:ascii="Times New Roman" w:hAnsi="Times New Roman"/>
           <w:sz w:val="24"/>
         </w:rPr>
-        <w:t>Nmap y Nessus complementan el analisis al identificar servicios expuestos, configuraciones inseguras y posibles vulnerabilidades del entorno.</w:t>
+        <w:t>Nmap y Nessus complementan el análisis al identificar servicios expuestos, configuraciones inseguras y posibles vulnerabilidades del entorno.</w:t>
       </w:r>
     </w:p>
     <w:p>
@@ -11605,7 +11736,7 @@
           <w:rFonts w:ascii="Times New Roman" w:hAnsi="Times New Roman"/>
           <w:sz w:val="24"/>
         </w:rPr>
-        <w:t>La aplicacion requiere controles correctivos antes de cualquier uso real, principalmente hash de contrasenas, consultas parametrizadas, proteccion CSRF, desactivacion de debug y configuracion segura del servidor.</w:t>
+        <w:t>La aplicación requiere controles correctivos antes de cualquier uso real, principalmente hash de contraseñas, consultas parametrizadas, proteccion CSRF, desactivacion de debug y configuracion segura del servidor.</w:t>
       </w:r>
     </w:p>
     <w:p>
